--- a/docs/MAPS-Landing-Page-Content-Brief-Revised.docx
+++ b/docs/MAPS-Landing-Page-Content-Brief-Revised.docx
@@ -48,7 +48,7 @@
           <w:color w:val="0F766E"/>
           <w:sz w:val="32"/>
         </w:rPr>
-        <w:t>Medical Advance Portfolio Scientific</w:t>
+        <w:t>Medical Advanced Portfolio Solution</w:t>
       </w:r>
     </w:p>
     <w:p>
@@ -103,23 +103,11 @@
       </w:r>
     </w:p>
     <w:p>
-      <w:r>
-        <w:rPr>
-          <w:rFonts w:ascii="Calibri" w:hAnsi="Calibri"/>
-          <w:b/>
-          <w:color w:val="0F172A"/>
-          <w:sz w:val="22"/>
-        </w:rPr>
-        <w:t>Brand:</w:t>
-      </w:r>
-      <w:r>
-        <w:rPr>
-          <w:rFonts w:ascii="Calibri" w:hAnsi="Calibri"/>
-          <w:b w:val="0"/>
-          <w:color w:val="0F172A"/>
-          <w:sz w:val="22"/>
-        </w:rPr>
-        <w:t xml:space="preserve"> MAPS</w:t>
+      <w:pPr>
+        <w:pStyle w:val="Heading1"/>
+      </w:pPr>
+      <w:r>
+        <w:t>Brand</w:t>
       </w:r>
     </w:p>
     <w:p>
@@ -130,7 +118,7 @@
           <w:color w:val="0F172A"/>
           <w:sz w:val="22"/>
         </w:rPr>
-        <w:t>Kepanjangan:</w:t>
+        <w:t>Nama brand:</w:t>
       </w:r>
       <w:r>
         <w:rPr>
@@ -139,7 +127,7 @@
           <w:color w:val="0F172A"/>
           <w:sz w:val="22"/>
         </w:rPr>
-        <w:t xml:space="preserve"> Medical Advance Portfolio Scientific</w:t>
+        <w:t xml:space="preserve"> MAPS</w:t>
       </w:r>
     </w:p>
     <w:p>
@@ -150,7 +138,7 @@
           <w:color w:val="0F172A"/>
           <w:sz w:val="22"/>
         </w:rPr>
-        <w:t>Tagline:</w:t>
+        <w:t>Kepanjangan:</w:t>
       </w:r>
       <w:r>
         <w:rPr>
@@ -159,7 +147,7 @@
           <w:color w:val="0F172A"/>
           <w:sz w:val="22"/>
         </w:rPr>
-        <w:t xml:space="preserve"> Doctor-Led Digital Marketing for Healthcare Growth</w:t>
+        <w:t xml:space="preserve"> Medical Advanced Portfolio Solution</w:t>
       </w:r>
     </w:p>
     <w:p>
@@ -170,6 +158,46 @@
           <w:color w:val="0F172A"/>
           <w:sz w:val="22"/>
         </w:rPr>
+        <w:t>Tagline:</w:t>
+      </w:r>
+      <w:r>
+        <w:rPr>
+          <w:rFonts w:ascii="Calibri" w:hAnsi="Calibri"/>
+          <w:b w:val="0"/>
+          <w:color w:val="0F172A"/>
+          <w:sz w:val="22"/>
+        </w:rPr>
+        <w:t xml:space="preserve"> Doctor-Led Digital Marketing for Healthcare Growth</w:t>
+      </w:r>
+    </w:p>
+    <w:p>
+      <w:r>
+        <w:rPr>
+          <w:rFonts w:ascii="Calibri" w:hAnsi="Calibri"/>
+          <w:b/>
+          <w:color w:val="0F172A"/>
+          <w:sz w:val="22"/>
+        </w:rPr>
+        <w:t>Sapaan calon klien:</w:t>
+      </w:r>
+      <w:r>
+        <w:rPr>
+          <w:rFonts w:ascii="Calibri" w:hAnsi="Calibri"/>
+          <w:b w:val="0"/>
+          <w:color w:val="0F172A"/>
+          <w:sz w:val="22"/>
+        </w:rPr>
+        <w:t xml:space="preserve"> MAPSY</w:t>
+      </w:r>
+    </w:p>
+    <w:p>
+      <w:r>
+        <w:rPr>
+          <w:rFonts w:ascii="Calibri" w:hAnsi="Calibri"/>
+          <w:b/>
+          <w:color w:val="0F172A"/>
+          <w:sz w:val="22"/>
+        </w:rPr>
         <w:t>Positioning:</w:t>
       </w:r>
       <w:r>
@@ -179,7 +207,7 @@
           <w:color w:val="0F172A"/>
           <w:sz w:val="22"/>
         </w:rPr>
-        <w:t xml:space="preserve"> Agency transformasi digital marketing untuk klinik dan bisnis healthcare - dipimpin dokter, dibantu AI, dan divalidasi dengan clinical reasoning.</w:t>
+        <w:t xml:space="preserve"> MAPS membantu klinik, apotek, lab, healthtech, brand kesehatan, farmasi, medical device, dan bisnis healthcare membangun digital presence yang lebih profesional, edukatif, scientific, dan terukur.</w:t>
       </w:r>
     </w:p>
     <w:p>
@@ -187,7 +215,7 @@
         <w:pStyle w:val="Heading1"/>
       </w:pPr>
       <w:r>
-        <w:t>Navigasi</w:t>
+        <w:t>Navigasi Ringkas</w:t>
       </w:r>
     </w:p>
     <w:p>
@@ -201,7 +229,7 @@
           <w:color w:val="0F172A"/>
           <w:sz w:val="22"/>
         </w:rPr>
-        <w:t>Masalah</w:t>
+        <w:t>Layanan</w:t>
       </w:r>
     </w:p>
     <w:p>
@@ -215,7 +243,7 @@
           <w:color w:val="0F172A"/>
           <w:sz w:val="22"/>
         </w:rPr>
-        <w:t>Noise Digital</w:t>
+        <w:t>Cara Kerja</w:t>
       </w:r>
     </w:p>
     <w:p>
@@ -229,7 +257,7 @@
           <w:color w:val="0F172A"/>
           <w:sz w:val="22"/>
         </w:rPr>
-        <w:t>Kenalan MAPS</w:t>
+        <w:t>Portfolio</w:t>
       </w:r>
     </w:p>
     <w:p>
@@ -243,7 +271,7 @@
           <w:color w:val="0F172A"/>
           <w:sz w:val="22"/>
         </w:rPr>
-        <w:t>Doctor-Led</w:t>
+        <w:t>Untuk Siapa</w:t>
       </w:r>
     </w:p>
     <w:p>
@@ -257,7 +285,7 @@
           <w:color w:val="0F172A"/>
           <w:sz w:val="22"/>
         </w:rPr>
-        <w:t>Solusi</w:t>
+        <w:t>Webinar</w:t>
       </w:r>
     </w:p>
     <w:p>
@@ -271,7 +299,206 @@
           <w:color w:val="0F172A"/>
           <w:sz w:val="22"/>
         </w:rPr>
-        <w:t>CARE</w:t>
+        <w:t>FAQ</w:t>
+      </w:r>
+    </w:p>
+    <w:p>
+      <w:r>
+        <w:rPr>
+          <w:rFonts w:ascii="Calibri" w:hAnsi="Calibri"/>
+          <w:b/>
+          <w:color w:val="0F172A"/>
+          <w:sz w:val="22"/>
+        </w:rPr>
+        <w:t>CTA Navbar:</w:t>
+      </w:r>
+      <w:r>
+        <w:rPr>
+          <w:rFonts w:ascii="Calibri" w:hAnsi="Calibri"/>
+          <w:b w:val="0"/>
+          <w:color w:val="0F172A"/>
+          <w:sz w:val="22"/>
+        </w:rPr>
+        <w:t xml:space="preserve"> Cek Kesiapan</w:t>
+      </w:r>
+    </w:p>
+    <w:p>
+      <w:pPr>
+        <w:pStyle w:val="Heading1"/>
+      </w:pPr>
+      <w:r>
+        <w:t>1. Hero</w:t>
+      </w:r>
+    </w:p>
+    <w:p>
+      <w:r>
+        <w:rPr>
+          <w:rFonts w:ascii="Calibri" w:hAnsi="Calibri"/>
+          <w:b/>
+          <w:color w:val="0F172A"/>
+          <w:sz w:val="22"/>
+        </w:rPr>
+        <w:t>Badge:</w:t>
+      </w:r>
+      <w:r>
+        <w:rPr>
+          <w:rFonts w:ascii="Calibri" w:hAnsi="Calibri"/>
+          <w:b w:val="0"/>
+          <w:color w:val="0F172A"/>
+          <w:sz w:val="22"/>
+        </w:rPr>
+        <w:t xml:space="preserve"> Doctor-led. AI-assisted. Evidence-based.</w:t>
+      </w:r>
+    </w:p>
+    <w:p>
+      <w:r>
+        <w:rPr>
+          <w:rFonts w:ascii="Calibri" w:hAnsi="Calibri"/>
+          <w:b/>
+          <w:color w:val="0F172A"/>
+          <w:sz w:val="22"/>
+        </w:rPr>
+        <w:t>Headline:</w:t>
+      </w:r>
+      <w:r>
+        <w:rPr>
+          <w:rFonts w:ascii="Calibri" w:hAnsi="Calibri"/>
+          <w:b w:val="0"/>
+          <w:color w:val="0F172A"/>
+          <w:sz w:val="22"/>
+        </w:rPr>
+        <w:t xml:space="preserve"> Klinik Anda Sudah Bagus. Tapi Belum Terlihat Meyakinkan Secara Digital.</w:t>
+      </w:r>
+    </w:p>
+    <w:p>
+      <w:r>
+        <w:rPr>
+          <w:rFonts w:ascii="Calibri" w:hAnsi="Calibri"/>
+          <w:b/>
+          <w:color w:val="0F172A"/>
+          <w:sz w:val="22"/>
+        </w:rPr>
+        <w:t>Subheadline:</w:t>
+      </w:r>
+      <w:r>
+        <w:rPr>
+          <w:rFonts w:ascii="Calibri" w:hAnsi="Calibri"/>
+          <w:b w:val="0"/>
+          <w:color w:val="0F172A"/>
+          <w:sz w:val="22"/>
+        </w:rPr>
+        <w:t xml:space="preserve"> Calon pasien menilai layanan Anda dari Google, Instagram, website, dan cara Anda merespons kebutuhan mereka. MAPS membantu setiap titik itu terasa lebih profesional, edukatif, scientific, dan terukur.</w:t>
+      </w:r>
+    </w:p>
+    <w:p>
+      <w:r>
+        <w:rPr>
+          <w:rFonts w:ascii="Calibri" w:hAnsi="Calibri"/>
+          <w:b/>
+          <w:color w:val="0F172A"/>
+          <w:sz w:val="22"/>
+        </w:rPr>
+        <w:t>Doctor-led line:</w:t>
+      </w:r>
+      <w:r>
+        <w:rPr>
+          <w:rFonts w:ascii="Calibri" w:hAnsi="Calibri"/>
+          <w:b w:val="0"/>
+          <w:color w:val="0F172A"/>
+          <w:sz w:val="22"/>
+        </w:rPr>
+        <w:t xml:space="preserve"> Dipimpin dokter. Dipercepat AI. Divalidasi clinical reasoning. Dieksekusi seperti agency modern.</w:t>
+      </w:r>
+    </w:p>
+    <w:p>
+      <w:r>
+        <w:rPr>
+          <w:rFonts w:ascii="Calibri" w:hAnsi="Calibri"/>
+          <w:b/>
+          <w:color w:val="0F172A"/>
+          <w:sz w:val="22"/>
+        </w:rPr>
+        <w:t>CTA:</w:t>
+      </w:r>
+      <w:r>
+        <w:rPr>
+          <w:rFonts w:ascii="Calibri" w:hAnsi="Calibri"/>
+          <w:b w:val="0"/>
+          <w:color w:val="0F172A"/>
+          <w:sz w:val="22"/>
+        </w:rPr>
+        <w:t xml:space="preserve"> Audit Digital Gratis</w:t>
+      </w:r>
+    </w:p>
+    <w:p>
+      <w:r>
+        <w:rPr>
+          <w:rFonts w:ascii="Calibri" w:hAnsi="Calibri"/>
+          <w:b/>
+          <w:color w:val="0F172A"/>
+          <w:sz w:val="22"/>
+        </w:rPr>
+        <w:t>CTA Kedua:</w:t>
+      </w:r>
+      <w:r>
+        <w:rPr>
+          <w:rFonts w:ascii="Calibri" w:hAnsi="Calibri"/>
+          <w:b w:val="0"/>
+          <w:color w:val="0F172A"/>
+          <w:sz w:val="22"/>
+        </w:rPr>
+        <w:t xml:space="preserve"> Lihat Portfolio</w:t>
+      </w:r>
+    </w:p>
+    <w:p>
+      <w:r>
+        <w:rPr>
+          <w:rFonts w:ascii="Calibri" w:hAnsi="Calibri"/>
+          <w:b/>
+          <w:color w:val="0F172A"/>
+          <w:sz w:val="22"/>
+        </w:rPr>
+        <w:t>CTA WhatsApp:</w:t>
+      </w:r>
+      <w:r>
+        <w:rPr>
+          <w:rFonts w:ascii="Calibri" w:hAnsi="Calibri"/>
+          <w:b w:val="0"/>
+          <w:color w:val="0F172A"/>
+          <w:sz w:val="22"/>
+        </w:rPr>
+        <w:t xml:space="preserve"> Chat MAPS</w:t>
+      </w:r>
+    </w:p>
+    <w:p>
+      <w:r>
+        <w:rPr>
+          <w:rFonts w:ascii="Calibri" w:hAnsi="Calibri"/>
+          <w:b/>
+          <w:color w:val="0F172A"/>
+          <w:sz w:val="22"/>
+        </w:rPr>
+        <w:t>Microcopy:</w:t>
+      </w:r>
+      <w:r>
+        <w:rPr>
+          <w:rFonts w:ascii="Calibri" w:hAnsi="Calibri"/>
+          <w:b w:val="0"/>
+          <w:color w:val="0F172A"/>
+          <w:sz w:val="22"/>
+        </w:rPr>
+        <w:t xml:space="preserve"> Untuk MAPSY yang offline-nya sudah bagus, tapi online presence-nya belum bicara sekuat layanannya.</w:t>
+      </w:r>
+    </w:p>
+    <w:p>
+      <w:r>
+        <w:rPr>
+          <w:rFonts w:ascii="Calibri" w:hAnsi="Calibri"/>
+          <w:b/>
+          <w:color w:val="0F172A"/>
+          <w:sz w:val="22"/>
+        </w:rPr>
+        <w:t>Proof points:</w:t>
       </w:r>
     </w:p>
     <w:p>
@@ -285,7 +512,7 @@
           <w:color w:val="0F172A"/>
           <w:sz w:val="22"/>
         </w:rPr>
-        <w:t>Target</w:t>
+        <w:t>Doctor-led: Arah medis dijaga</w:t>
       </w:r>
     </w:p>
     <w:p>
@@ -299,7 +526,7 @@
           <w:color w:val="0F172A"/>
           <w:sz w:val="22"/>
         </w:rPr>
-        <w:t>SEO+GEO</w:t>
+        <w:t>SEO + GEO: Dicari manusia dan AI</w:t>
       </w:r>
     </w:p>
     <w:p>
@@ -313,13 +540,19 @@
           <w:color w:val="0F172A"/>
           <w:sz w:val="22"/>
         </w:rPr>
-        <w:t>Portfolio</w:t>
+        <w:t>Terukur: CTA, WA, UTM, Pixel, GA4</w:t>
       </w:r>
     </w:p>
     <w:p>
-      <w:pPr>
-        <w:pStyle w:val="ListBullet"/>
-      </w:pPr>
+      <w:r>
+        <w:rPr>
+          <w:rFonts w:ascii="Calibri" w:hAnsi="Calibri"/>
+          <w:b/>
+          <w:color w:val="0F172A"/>
+          <w:sz w:val="22"/>
+        </w:rPr>
+        <w:t>Interactive panel copy:</w:t>
+      </w:r>
       <w:r>
         <w:rPr>
           <w:rFonts w:ascii="Calibri" w:hAnsi="Calibri"/>
@@ -327,63 +560,7 @@
           <w:color w:val="0F172A"/>
           <w:sz w:val="22"/>
         </w:rPr>
-        <w:t>Webinar</w:t>
-      </w:r>
-    </w:p>
-    <w:p>
-      <w:pPr>
-        <w:pStyle w:val="ListBullet"/>
-      </w:pPr>
-      <w:r>
-        <w:rPr>
-          <w:rFonts w:ascii="Calibri" w:hAnsi="Calibri"/>
-          <w:b w:val="0"/>
-          <w:color w:val="0F172A"/>
-          <w:sz w:val="22"/>
-        </w:rPr>
-        <w:t>Measurement</w:t>
-      </w:r>
-    </w:p>
-    <w:p>
-      <w:pPr>
-        <w:pStyle w:val="ListBullet"/>
-      </w:pPr>
-      <w:r>
-        <w:rPr>
-          <w:rFonts w:ascii="Calibri" w:hAnsi="Calibri"/>
-          <w:b w:val="0"/>
-          <w:color w:val="0F172A"/>
-          <w:sz w:val="22"/>
-        </w:rPr>
-        <w:t>Alur</w:t>
-      </w:r>
-    </w:p>
-    <w:p>
-      <w:pPr>
-        <w:pStyle w:val="ListBullet"/>
-      </w:pPr>
-      <w:r>
-        <w:rPr>
-          <w:rFonts w:ascii="Calibri" w:hAnsi="Calibri"/>
-          <w:b w:val="0"/>
-          <w:color w:val="0F172A"/>
-          <w:sz w:val="22"/>
-        </w:rPr>
-        <w:t>Audit</w:t>
-      </w:r>
-    </w:p>
-    <w:p>
-      <w:pPr>
-        <w:pStyle w:val="ListBullet"/>
-      </w:pPr>
-      <w:r>
-        <w:rPr>
-          <w:rFonts w:ascii="Calibri" w:hAnsi="Calibri"/>
-          <w:b w:val="0"/>
-          <w:color w:val="0F172A"/>
-          <w:sz w:val="22"/>
-        </w:rPr>
-        <w:t>Paket</w:t>
+        <w:t xml:space="preserve"> Geser tabletnya untuk bantu membersihkan patogen digital healthcare.</w:t>
       </w:r>
     </w:p>
     <w:p>
@@ -391,7 +568,7 @@
         <w:pStyle w:val="Heading1"/>
       </w:pPr>
       <w:r>
-        <w:t>1. Hero</w:t>
+        <w:t>2. Pendahuluan Masalah</w:t>
       </w:r>
     </w:p>
     <w:p>
@@ -402,7 +579,7 @@
           <w:color w:val="0F172A"/>
           <w:sz w:val="22"/>
         </w:rPr>
-        <w:t>Badge:</w:t>
+        <w:t>Kicker:</w:t>
       </w:r>
       <w:r>
         <w:rPr>
@@ -411,7 +588,7 @@
           <w:color w:val="0F172A"/>
           <w:sz w:val="22"/>
         </w:rPr>
-        <w:t xml:space="preserve"> Doctor-led. AI-assisted. Evidence-based.</w:t>
+        <w:t xml:space="preserve"> The visibility problem</w:t>
       </w:r>
     </w:p>
     <w:p>
@@ -424,38 +601,74 @@
         </w:rPr>
         <w:t>Headline:</w:t>
       </w:r>
+      <w:r>
+        <w:rPr>
+          <w:rFonts w:ascii="Calibri" w:hAnsi="Calibri"/>
+          <w:b w:val="0"/>
+          <w:color w:val="0F172A"/>
+          <w:sz w:val="22"/>
+        </w:rPr>
+        <w:t xml:space="preserve"> Layanannya sudah dipercaya. Tapi calon pasien belum tentu menemukannya.</w:t>
+      </w:r>
     </w:p>
     <w:p>
       <w:r>
         <w:rPr>
           <w:rFonts w:ascii="Calibri" w:hAnsi="Calibri"/>
+          <w:b/>
+          <w:color w:val="0F172A"/>
+          <w:sz w:val="22"/>
+        </w:rPr>
+        <w:t>Subheadline:</w:t>
+      </w:r>
+      <w:r>
+        <w:rPr>
+          <w:rFonts w:ascii="Calibri" w:hAnsi="Calibri"/>
           <w:b w:val="0"/>
           <w:color w:val="0F172A"/>
           <w:sz w:val="22"/>
         </w:rPr>
-        <w:t>Klinik Anda</w:t>
+        <w:t xml:space="preserve"> Dokternya kompeten. Pasiennya puas. Namun kalau Google, Instagram, dan websitenya belum meyakinkan, kualitas layanan itu tidak sempat terlihat oleh orang yang sedang mencarinya.</w:t>
       </w:r>
     </w:p>
     <w:p>
       <w:r>
         <w:rPr>
           <w:rFonts w:ascii="Calibri" w:hAnsi="Calibri"/>
+          <w:b/>
+          <w:color w:val="0F172A"/>
+          <w:sz w:val="22"/>
+        </w:rPr>
+        <w:t>Trust signals:</w:t>
+      </w:r>
+      <w:r>
+        <w:rPr>
+          <w:rFonts w:ascii="Calibri" w:hAnsi="Calibri"/>
           <w:b w:val="0"/>
           <w:color w:val="0F172A"/>
           <w:sz w:val="22"/>
         </w:rPr>
-        <w:t>Sudah Bagus.</w:t>
+        <w:t xml:space="preserve"> Ditemukan. Dipahami. Dipercaya. Dihubungi. Diukur.</w:t>
       </w:r>
     </w:p>
     <w:p>
       <w:r>
         <w:rPr>
           <w:rFonts w:ascii="Calibri" w:hAnsi="Calibri"/>
+          <w:b/>
+          <w:color w:val="0F172A"/>
+          <w:sz w:val="22"/>
+        </w:rPr>
+        <w:t>Panel offline:</w:t>
+      </w:r>
+      <w:r>
+        <w:rPr>
+          <w:rFonts w:ascii="Calibri" w:hAnsi="Calibri"/>
           <w:b w:val="0"/>
           <w:color w:val="0F172A"/>
           <w:sz w:val="22"/>
         </w:rPr>
-        <w:t>Tapi belum terlihat meyakinkan secara digital.</w:t>
+        <w:t xml:space="preserve"> Layanan rapi. Dokter bagus. Pasien puas. Operasional berjalan.</w:t>
       </w:r>
     </w:p>
     <w:p>
@@ -466,7 +679,7 @@
           <w:color w:val="0F172A"/>
           <w:sz w:val="22"/>
         </w:rPr>
-        <w:t>Subheadline:</w:t>
+        <w:t>Panel online:</w:t>
       </w:r>
       <w:r>
         <w:rPr>
@@ -475,173 +688,7 @@
           <w:color w:val="0F172A"/>
           <w:sz w:val="22"/>
         </w:rPr>
-        <w:t xml:space="preserve"> MAPS membantu klinik, apotek, lab, healthtech, brand wellness, farmasi, dan bisnis healthcare membangun digital presence yang lebih profesional, edukatif, scientific, dan terukur.</w:t>
-      </w:r>
-    </w:p>
-    <w:p>
-      <w:r>
-        <w:rPr>
-          <w:rFonts w:ascii="Calibri" w:hAnsi="Calibri"/>
-          <w:b/>
-          <w:color w:val="0F172A"/>
-          <w:sz w:val="22"/>
-        </w:rPr>
-        <w:t>Doctor-led line:</w:t>
-      </w:r>
-      <w:r>
-        <w:rPr>
-          <w:rFonts w:ascii="Calibri" w:hAnsi="Calibri"/>
-          <w:b w:val="0"/>
-          <w:color w:val="0F172A"/>
-          <w:sz w:val="22"/>
-        </w:rPr>
-        <w:t xml:space="preserve"> Dipimpin dokter. Dipercepat AI. Divalidasi clinical reasoning. Dieksekusi seperti agency modern.</w:t>
-      </w:r>
-    </w:p>
-    <w:p>
-      <w:r>
-        <w:rPr>
-          <w:rFonts w:ascii="Calibri" w:hAnsi="Calibri"/>
-          <w:b/>
-          <w:color w:val="0F172A"/>
-          <w:sz w:val="22"/>
-        </w:rPr>
-        <w:t>CTA:</w:t>
-      </w:r>
-    </w:p>
-    <w:p>
-      <w:pPr>
-        <w:pStyle w:val="ListBullet"/>
-      </w:pPr>
-      <w:r>
-        <w:rPr>
-          <w:rFonts w:ascii="Calibri" w:hAnsi="Calibri"/>
-          <w:b w:val="0"/>
-          <w:color w:val="0F172A"/>
-          <w:sz w:val="22"/>
-        </w:rPr>
-        <w:t>Audit Digital Gratis</w:t>
-      </w:r>
-    </w:p>
-    <w:p>
-      <w:pPr>
-        <w:pStyle w:val="ListBullet"/>
-      </w:pPr>
-      <w:r>
-        <w:rPr>
-          <w:rFonts w:ascii="Calibri" w:hAnsi="Calibri"/>
-          <w:b w:val="0"/>
-          <w:color w:val="0F172A"/>
-          <w:sz w:val="22"/>
-        </w:rPr>
-        <w:t>Our Work Portfolio</w:t>
-      </w:r>
-    </w:p>
-    <w:p>
-      <w:pPr>
-        <w:pStyle w:val="ListBullet"/>
-      </w:pPr>
-      <w:r>
-        <w:rPr>
-          <w:rFonts w:ascii="Calibri" w:hAnsi="Calibri"/>
-          <w:b w:val="0"/>
-          <w:color w:val="0F172A"/>
-          <w:sz w:val="22"/>
-        </w:rPr>
-        <w:t>Chat WhatsApp MAPS</w:t>
-      </w:r>
-    </w:p>
-    <w:p>
-      <w:r>
-        <w:rPr>
-          <w:rFonts w:ascii="Calibri" w:hAnsi="Calibri"/>
-          <w:b/>
-          <w:color w:val="0F172A"/>
-          <w:sz w:val="22"/>
-        </w:rPr>
-        <w:t>Microcopy:</w:t>
-      </w:r>
-      <w:r>
-        <w:rPr>
-          <w:rFonts w:ascii="Calibri" w:hAnsi="Calibri"/>
-          <w:b w:val="0"/>
-          <w:color w:val="0F172A"/>
-          <w:sz w:val="22"/>
-        </w:rPr>
-        <w:t xml:space="preserve"> Untuk MAPSY yang offline-nya sudah bagus, tapi online presence-nya belum bicara sekuat layanannya.</w:t>
-      </w:r>
-    </w:p>
-    <w:p>
-      <w:r>
-        <w:rPr>
-          <w:rFonts w:ascii="Calibri" w:hAnsi="Calibri"/>
-          <w:b/>
-          <w:color w:val="0F172A"/>
-          <w:sz w:val="22"/>
-        </w:rPr>
-        <w:t>Proof points:</w:t>
-      </w:r>
-    </w:p>
-    <w:p>
-      <w:pPr>
-        <w:pStyle w:val="ListBullet"/>
-      </w:pPr>
-      <w:r>
-        <w:rPr>
-          <w:rFonts w:ascii="Calibri" w:hAnsi="Calibri"/>
-          <w:b w:val="0"/>
-          <w:color w:val="0F172A"/>
-          <w:sz w:val="22"/>
-        </w:rPr>
-        <w:t>Doctor-led: Clinical reasoning dulu</w:t>
-      </w:r>
-    </w:p>
-    <w:p>
-      <w:pPr>
-        <w:pStyle w:val="ListBullet"/>
-      </w:pPr>
-      <w:r>
-        <w:rPr>
-          <w:rFonts w:ascii="Calibri" w:hAnsi="Calibri"/>
-          <w:b w:val="0"/>
-          <w:color w:val="0F172A"/>
-          <w:sz w:val="22"/>
-        </w:rPr>
-        <w:t>SEO + GEO: Dicari manusia dan AI</w:t>
-      </w:r>
-    </w:p>
-    <w:p>
-      <w:pPr>
-        <w:pStyle w:val="ListBullet"/>
-      </w:pPr>
-      <w:r>
-        <w:rPr>
-          <w:rFonts w:ascii="Calibri" w:hAnsi="Calibri"/>
-          <w:b w:val="0"/>
-          <w:color w:val="0F172A"/>
-          <w:sz w:val="22"/>
-        </w:rPr>
-        <w:t>Measured: CTA, WA, UTM, Pixel, GA4</w:t>
-      </w:r>
-    </w:p>
-    <w:p>
-      <w:r>
-        <w:rPr>
-          <w:rFonts w:ascii="Calibri" w:hAnsi="Calibri"/>
-          <w:b/>
-          <w:color w:val="0F172A"/>
-          <w:sz w:val="22"/>
-        </w:rPr>
-        <w:t>Interactive panel copy:</w:t>
-      </w:r>
-      <w:r>
-        <w:rPr>
-          <w:rFonts w:ascii="Calibri" w:hAnsi="Calibri"/>
-          <w:b w:val="0"/>
-          <w:color w:val="0F172A"/>
-          <w:sz w:val="22"/>
-        </w:rPr>
-        <w:t xml:space="preserve"> Drag tabletnya. Bersihkan pathogen digital satu per satu.</w:t>
+        <w:t xml:space="preserve"> Belum meyakinkan. Website tipis. SEO kosong. CTA samar. Tracking belum ada.</w:t>
       </w:r>
     </w:p>
     <w:p>
@@ -649,7 +696,7 @@
         <w:pStyle w:val="Heading1"/>
       </w:pPr>
       <w:r>
-        <w:t>2. Masalah Utama</w:t>
+        <w:t>3. Masalah yang Sering Tidak Terlihat</w:t>
       </w:r>
     </w:p>
     <w:p>
@@ -669,7 +716,7 @@
           <w:color w:val="0F172A"/>
           <w:sz w:val="22"/>
         </w:rPr>
-        <w:t xml:space="preserve"> The visibility problem</w:t>
+        <w:t xml:space="preserve"> Masalah yang sering tidak terlihat</w:t>
       </w:r>
     </w:p>
     <w:p>
@@ -689,7 +736,7 @@
           <w:color w:val="0F172A"/>
           <w:sz w:val="22"/>
         </w:rPr>
-        <w:t xml:space="preserve"> Layanannya sudah dipercaya. Tapi calon pasien belum tentu menemukannya.</w:t>
+        <w:t xml:space="preserve"> Masalah digital yang diam-diam membuat calon pasien berhenti percaya.</w:t>
       </w:r>
     </w:p>
     <w:p>
@@ -709,7 +756,7 @@
           <w:color w:val="0F172A"/>
           <w:sz w:val="22"/>
         </w:rPr>
-        <w:t xml:space="preserve"> Banyak klinik punya dokter bagus, layanan bagus, dan pasien puas. Tapi calon pasien pertama kali menilai dari Google, Instagram, website, dan cara klinik menjawab kebutuhan mereka secara digital.</w:t>
+        <w:t xml:space="preserve"> Bukan hanya soal feed yang sepi. Pesan yang kabur, klaim yang lemah, dan funnel yang tidak terbaca ikut menentukan keputusan pasien.</w:t>
       </w:r>
     </w:p>
     <w:p>
@@ -720,7 +767,7 @@
           <w:color w:val="0F172A"/>
           <w:sz w:val="22"/>
         </w:rPr>
-        <w:t>Trust signals:</w:t>
+        <w:t>Card 1:</w:t>
       </w:r>
       <w:r>
         <w:rPr>
@@ -729,7 +776,7 @@
           <w:color w:val="0F172A"/>
           <w:sz w:val="22"/>
         </w:rPr>
-        <w:t xml:space="preserve"> Ditemukan. Dipahami. Dipercaya. Dihubungi. Diukur.</w:t>
+        <w:t xml:space="preserve"> Klinik bagus, tapi susah ditemukan. Google tidak rapi. Maps kurang kuat. Website belum menjawab pertanyaan pasien.</w:t>
       </w:r>
     </w:p>
     <w:p>
@@ -740,13 +787,28 @@
           <w:color w:val="0F172A"/>
           <w:sz w:val="22"/>
         </w:rPr>
-        <w:t>Offline:</w:t>
+        <w:t>Card 2:</w:t>
+      </w:r>
+      <w:r>
+        <w:rPr>
+          <w:rFonts w:ascii="Calibri" w:hAnsi="Calibri"/>
+          <w:b w:val="0"/>
+          <w:color w:val="0F172A"/>
+          <w:sz w:val="22"/>
+        </w:rPr>
+        <w:t xml:space="preserve"> Instagram hidup, strateginya belum. Posting jalan, tapi pillar, hook, CTA, dan tone edukasinya belum konsisten.</w:t>
       </w:r>
     </w:p>
     <w:p>
-      <w:pPr>
-        <w:pStyle w:val="ListBullet"/>
-      </w:pPr>
+      <w:r>
+        <w:rPr>
+          <w:rFonts w:ascii="Calibri" w:hAnsi="Calibri"/>
+          <w:b/>
+          <w:color w:val="0F172A"/>
+          <w:sz w:val="22"/>
+        </w:rPr>
+        <w:t>Card 3:</w:t>
+      </w:r>
       <w:r>
         <w:rPr>
           <w:rFonts w:ascii="Calibri" w:hAnsi="Calibri"/>
@@ -754,13 +816,19 @@
           <w:color w:val="0F172A"/>
           <w:sz w:val="22"/>
         </w:rPr>
-        <w:t>Layanan rapi</w:t>
+        <w:t xml:space="preserve"> AI cepat, tapi bisa halusinasi. Output kesehatan harus dicek ulang. Di MAPS, AI membantu; dokter mengarahkan.</w:t>
       </w:r>
     </w:p>
     <w:p>
-      <w:pPr>
-        <w:pStyle w:val="ListBullet"/>
-      </w:pPr>
+      <w:r>
+        <w:rPr>
+          <w:rFonts w:ascii="Calibri" w:hAnsi="Calibri"/>
+          <w:b/>
+          <w:color w:val="0F172A"/>
+          <w:sz w:val="22"/>
+        </w:rPr>
+        <w:t>Card 4:</w:t>
+      </w:r>
       <w:r>
         <w:rPr>
           <w:rFonts w:ascii="Calibri" w:hAnsi="Calibri"/>
@@ -768,7 +836,7 @@
           <w:color w:val="0F172A"/>
           <w:sz w:val="22"/>
         </w:rPr>
-        <w:t>Dokter bagus. Pasien puas. Operasional berjalan.</w:t>
+        <w:t xml:space="preserve"> Iklan dan CTA tidak terbaca. Klik, WhatsApp, UTM, dan lead source perlu terlihat agar keputusan tidak pakai feeling.</w:t>
       </w:r>
     </w:p>
     <w:p>
@@ -779,13 +847,28 @@
           <w:color w:val="0F172A"/>
           <w:sz w:val="22"/>
         </w:rPr>
-        <w:t>Online:</w:t>
+        <w:t>Card 5:</w:t>
+      </w:r>
+      <w:r>
+        <w:rPr>
+          <w:rFonts w:ascii="Calibri" w:hAnsi="Calibri"/>
+          <w:b w:val="0"/>
+          <w:color w:val="0F172A"/>
+          <w:sz w:val="22"/>
+        </w:rPr>
+        <w:t xml:space="preserve"> Konten terlalu jualan atau terlalu textbook. Healthcare butuh bahasa pasien: hangat, jelas, tidak menakut-nakuti, tidak overclaim.</w:t>
       </w:r>
     </w:p>
     <w:p>
-      <w:pPr>
-        <w:pStyle w:val="ListBullet"/>
-      </w:pPr>
+      <w:r>
+        <w:rPr>
+          <w:rFonts w:ascii="Calibri" w:hAnsi="Calibri"/>
+          <w:b/>
+          <w:color w:val="0F172A"/>
+          <w:sz w:val="22"/>
+        </w:rPr>
+        <w:t>Card 6:</w:t>
+      </w:r>
       <w:r>
         <w:rPr>
           <w:rFonts w:ascii="Calibri" w:hAnsi="Calibri"/>
@@ -793,21 +876,7 @@
           <w:color w:val="0F172A"/>
           <w:sz w:val="22"/>
         </w:rPr>
-        <w:t>Belum meyakinkan</w:t>
-      </w:r>
-    </w:p>
-    <w:p>
-      <w:pPr>
-        <w:pStyle w:val="ListBullet"/>
-      </w:pPr>
-      <w:r>
-        <w:rPr>
-          <w:rFonts w:ascii="Calibri" w:hAnsi="Calibri"/>
-          <w:b w:val="0"/>
-          <w:color w:val="0F172A"/>
-          <w:sz w:val="22"/>
-        </w:rPr>
-        <w:t>Website tipis. SEO kosong. CTA samar. Tracking belum ada.</w:t>
+        <w:t xml:space="preserve"> Webinar dibuat dadakan. MAPS bisa bantu tema, rundown, deck, materi promosi, dan dokter sebagai speaker.</w:t>
       </w:r>
     </w:p>
     <w:p>
@@ -815,7 +884,7 @@
         <w:pStyle w:val="Heading1"/>
       </w:pPr>
       <w:r>
-        <w:t>3. Noise Digital</w:t>
+        <w:t>4. Bridging ke MAPS</w:t>
       </w:r>
     </w:p>
     <w:p>
@@ -835,7 +904,7 @@
           <w:color w:val="0F172A"/>
           <w:sz w:val="22"/>
         </w:rPr>
-        <w:t xml:space="preserve"> Masalah yang sering tidak terlihat</w:t>
+        <w:t xml:space="preserve"> Saatnya digital menyusul</w:t>
       </w:r>
     </w:p>
     <w:p>
@@ -855,7 +924,7 @@
           <w:color w:val="0F172A"/>
           <w:sz w:val="22"/>
         </w:rPr>
-        <w:t xml:space="preserve"> Digital healthcare tidak bisa asal ramai.</w:t>
+        <w:t xml:space="preserve"> Kualitas layanan Anda sudah bekerja. Digital presence-nya harus ikut meyakinkan.</w:t>
       </w:r>
     </w:p>
     <w:p>
@@ -875,37 +944,59 @@
           <w:color w:val="0F172A"/>
           <w:sz w:val="22"/>
         </w:rPr>
-        <w:t xml:space="preserve"> Harus jelas, aman, credible, mudah dipahami, dan bisa diukur.</w:t>
+        <w:t xml:space="preserve"> Ketika calon pasien belum melihat kualitas yang sama secara online, ada jarak antara layanan yang sebenarnya bagus dan kesan pertama yang mereka terima.</w:t>
       </w:r>
     </w:p>
     <w:p>
-      <w:pPr>
-        <w:pStyle w:val="Heading2"/>
-      </w:pPr>
-      <w:r>
-        <w:t>Klinik bagus, tapi susah ditemukan</w:t>
+      <w:r>
+        <w:rPr>
+          <w:rFonts w:ascii="Calibri" w:hAnsi="Calibri"/>
+          <w:b/>
+          <w:color w:val="0F172A"/>
+          <w:sz w:val="22"/>
+        </w:rPr>
+        <w:t>Journey 1:</w:t>
+      </w:r>
+      <w:r>
+        <w:rPr>
+          <w:rFonts w:ascii="Calibri" w:hAnsi="Calibri"/>
+          <w:b w:val="0"/>
+          <w:color w:val="0F172A"/>
+          <w:sz w:val="22"/>
+        </w:rPr>
+        <w:t xml:space="preserve"> Layanan dipercaya. Kualitasnya sudah terasa offline.</w:t>
       </w:r>
     </w:p>
     <w:p>
       <w:r>
         <w:rPr>
           <w:rFonts w:ascii="Calibri" w:hAnsi="Calibri"/>
+          <w:b/>
+          <w:color w:val="0F172A"/>
+          <w:sz w:val="22"/>
+        </w:rPr>
+        <w:t>Journey 2:</w:t>
+      </w:r>
+      <w:r>
+        <w:rPr>
+          <w:rFonts w:ascii="Calibri" w:hAnsi="Calibri"/>
           <w:b w:val="0"/>
           <w:color w:val="0F172A"/>
           <w:sz w:val="22"/>
         </w:rPr>
-        <w:t>Google tidak rapi. Maps kurang kuat. Website belum menjawab pertanyaan pasien.</w:t>
+        <w:t xml:space="preserve"> Digital diperjelas. Pesan dan kanal dibuat mudah ditemukan.</w:t>
       </w:r>
     </w:p>
     <w:p>
-      <w:pPr>
-        <w:pStyle w:val="Heading2"/>
-      </w:pPr>
-      <w:r>
-        <w:t>Instagram hidup, strateginya belum</w:t>
-      </w:r>
-    </w:p>
-    <w:p>
+      <w:r>
+        <w:rPr>
+          <w:rFonts w:ascii="Calibri" w:hAnsi="Calibri"/>
+          <w:b/>
+          <w:color w:val="0F172A"/>
+          <w:sz w:val="22"/>
+        </w:rPr>
+        <w:t>Journey 3:</w:t>
+      </w:r>
       <w:r>
         <w:rPr>
           <w:rFonts w:ascii="Calibri" w:hAnsi="Calibri"/>
@@ -913,83 +1004,7 @@
           <w:color w:val="0F172A"/>
           <w:sz w:val="22"/>
         </w:rPr>
-        <w:t>Posting jalan, tapi pillar, hook, CTA, dan tone edukasinya belum konsisten.</w:t>
-      </w:r>
-    </w:p>
-    <w:p>
-      <w:pPr>
-        <w:pStyle w:val="Heading2"/>
-      </w:pPr>
-      <w:r>
-        <w:t>AI cepat, tapi bisa halusinasi</w:t>
-      </w:r>
-    </w:p>
-    <w:p>
-      <w:r>
-        <w:rPr>
-          <w:rFonts w:ascii="Calibri" w:hAnsi="Calibri"/>
-          <w:b w:val="0"/>
-          <w:color w:val="0F172A"/>
-          <w:sz w:val="22"/>
-        </w:rPr>
-        <w:t>Output kesehatan harus dicek ulang. Di MAPS, AI membantu; dokter mengarahkan.</w:t>
-      </w:r>
-    </w:p>
-    <w:p>
-      <w:pPr>
-        <w:pStyle w:val="Heading2"/>
-      </w:pPr>
-      <w:r>
-        <w:t>Iklan dan CTA tidak terbaca</w:t>
-      </w:r>
-    </w:p>
-    <w:p>
-      <w:r>
-        <w:rPr>
-          <w:rFonts w:ascii="Calibri" w:hAnsi="Calibri"/>
-          <w:b w:val="0"/>
-          <w:color w:val="0F172A"/>
-          <w:sz w:val="22"/>
-        </w:rPr>
-        <w:t>Klik, WhatsApp, UTM, dan lead source perlu terlihat agar keputusan tidak pakai feeling.</w:t>
-      </w:r>
-    </w:p>
-    <w:p>
-      <w:pPr>
-        <w:pStyle w:val="Heading2"/>
-      </w:pPr>
-      <w:r>
-        <w:t>Konten terlalu jualan atau terlalu textbook</w:t>
-      </w:r>
-    </w:p>
-    <w:p>
-      <w:r>
-        <w:rPr>
-          <w:rFonts w:ascii="Calibri" w:hAnsi="Calibri"/>
-          <w:b w:val="0"/>
-          <w:color w:val="0F172A"/>
-          <w:sz w:val="22"/>
-        </w:rPr>
-        <w:t>Healthcare butuh bahasa pasien: hangat, jelas, tidak menakut-nakuti, tidak overclaim.</w:t>
-      </w:r>
-    </w:p>
-    <w:p>
-      <w:pPr>
-        <w:pStyle w:val="Heading2"/>
-      </w:pPr>
-      <w:r>
-        <w:t>Webinar dibuat dadakan</w:t>
-      </w:r>
-    </w:p>
-    <w:p>
-      <w:r>
-        <w:rPr>
-          <w:rFonts w:ascii="Calibri" w:hAnsi="Calibri"/>
-          <w:b w:val="0"/>
-          <w:color w:val="0F172A"/>
-          <w:sz w:val="22"/>
-        </w:rPr>
-        <w:t>MAPS bisa bantu tema, rundown, deck, materi promosi, dan dokter sebagai speaker.</w:t>
+        <w:t xml:space="preserve"> Respons diukur. Klik, chat, dan minat tidak lagi ditebak.</w:t>
       </w:r>
     </w:p>
     <w:p>
@@ -997,7 +1012,7 @@
         <w:pStyle w:val="Heading1"/>
       </w:pPr>
       <w:r>
-        <w:t>4. Jembatan Menuju MAPS</w:t>
+        <w:t>5. Kenalan MAPS</w:t>
       </w:r>
     </w:p>
     <w:p>
@@ -1017,7 +1032,7 @@
           <w:color w:val="0F172A"/>
           <w:sz w:val="22"/>
         </w:rPr>
-        <w:t xml:space="preserve"> Dari masalah ke sistem yang lebih rapi</w:t>
+        <w:t xml:space="preserve"> Kenalkan, MAPS</w:t>
       </w:r>
     </w:p>
     <w:p>
@@ -1037,7 +1052,7 @@
           <w:color w:val="0F172A"/>
           <w:sz w:val="22"/>
         </w:rPr>
-        <w:t xml:space="preserve"> Digital presence healthcare tidak cukup hanya terlihat aktif.</w:t>
+        <w:t xml:space="preserve"> Partner transformasi digital yang memang dibangun untuk healthcare.</w:t>
       </w:r>
     </w:p>
     <w:p>
@@ -1057,7 +1072,7 @@
           <w:color w:val="0F172A"/>
           <w:sz w:val="22"/>
         </w:rPr>
-        <w:t xml:space="preserve"> Ia harus membantu calon pasien menemukan layanan, memahami manfaatnya, mempercayai penyedianya, lalu mengambil langkah berikutnya dengan jelas.</w:t>
+        <w:t xml:space="preserve"> Medical Advanced Portfolio Solution membantu layanan kesehatan tampil sekuat kualitas aslinya: lebih mudah ditemukan, lebih cepat dipahami, lebih layak dipercaya, dan lebih siap diukur.</w:t>
       </w:r>
     </w:p>
     <w:p>
@@ -1068,7 +1083,7 @@
           <w:color w:val="0F172A"/>
           <w:sz w:val="22"/>
         </w:rPr>
-        <w:t>Alur:</w:t>
+        <w:t>Promise 1:</w:t>
       </w:r>
       <w:r>
         <w:rPr>
@@ -1077,7 +1092,67 @@
           <w:color w:val="0F172A"/>
           <w:sz w:val="22"/>
         </w:rPr>
-        <w:t xml:space="preserve"> Ditemukan -&gt; Dipahami -&gt; Dipercaya -&gt; Dihubungi -&gt; Diukur.</w:t>
+        <w:t xml:space="preserve"> Bahasa medis diterjemahkan. Informasi klinis diubah menjadi pesan yang jelas, manusiawi, dan tetap bertanggung jawab.</w:t>
+      </w:r>
+    </w:p>
+    <w:p>
+      <w:r>
+        <w:rPr>
+          <w:rFonts w:ascii="Calibri" w:hAnsi="Calibri"/>
+          <w:b/>
+          <w:color w:val="0F172A"/>
+          <w:sz w:val="22"/>
+        </w:rPr>
+        <w:t>Promise 2:</w:t>
+      </w:r>
+      <w:r>
+        <w:rPr>
+          <w:rFonts w:ascii="Calibri" w:hAnsi="Calibri"/>
+          <w:b w:val="0"/>
+          <w:color w:val="0F172A"/>
+          <w:sz w:val="22"/>
+        </w:rPr>
+        <w:t xml:space="preserve"> Semua kanal dibuat nyambung. Website, konten, SEO, WhatsApp, dan campaign bergerak dalam satu arah yang konsisten.</w:t>
+      </w:r>
+    </w:p>
+    <w:p>
+      <w:r>
+        <w:rPr>
+          <w:rFonts w:ascii="Calibri" w:hAnsi="Calibri"/>
+          <w:b/>
+          <w:color w:val="0F172A"/>
+          <w:sz w:val="22"/>
+        </w:rPr>
+        <w:t>Promise 3:</w:t>
+      </w:r>
+      <w:r>
+        <w:rPr>
+          <w:rFonts w:ascii="Calibri" w:hAnsi="Calibri"/>
+          <w:b w:val="0"/>
+          <w:color w:val="0F172A"/>
+          <w:sz w:val="22"/>
+        </w:rPr>
+        <w:t xml:space="preserve"> Performa tidak lagi ditebak. CTA, sumber traffic, minat layanan, dan lead disiapkan agar bisa dibaca dan dioptimasi.</w:t>
+      </w:r>
+    </w:p>
+    <w:p>
+      <w:r>
+        <w:rPr>
+          <w:rFonts w:ascii="Calibri" w:hAnsi="Calibri"/>
+          <w:b/>
+          <w:color w:val="0F172A"/>
+          <w:sz w:val="22"/>
+        </w:rPr>
+        <w:t>CTA:</w:t>
+      </w:r>
+      <w:r>
+        <w:rPr>
+          <w:rFonts w:ascii="Calibri" w:hAnsi="Calibri"/>
+          <w:b w:val="0"/>
+          <w:color w:val="0F172A"/>
+          <w:sz w:val="22"/>
+        </w:rPr>
+        <w:t xml:space="preserve"> Lihat Solusi MAPS</w:t>
       </w:r>
     </w:p>
     <w:p>
@@ -1085,7 +1160,7 @@
         <w:pStyle w:val="Heading1"/>
       </w:pPr>
       <w:r>
-        <w:t>5. Kenalkan, MAPS</w:t>
+        <w:t>6. Doctor-Led, AI-Assisted</w:t>
       </w:r>
     </w:p>
     <w:p>
@@ -1105,7 +1180,7 @@
           <w:color w:val="0F172A"/>
           <w:sz w:val="22"/>
         </w:rPr>
-        <w:t xml:space="preserve"> Medical Advance Portfolio Scientific</w:t>
+        <w:t xml:space="preserve"> Doctor-led, AI-assisted</w:t>
       </w:r>
     </w:p>
     <w:p>
@@ -1125,7 +1200,7 @@
           <w:color w:val="0F172A"/>
           <w:sz w:val="22"/>
         </w:rPr>
-        <w:t xml:space="preserve"> Partner digital healthcare yang memahami marketing dan konteks medis.</w:t>
+        <w:t xml:space="preserve"> AI mempercepat kerja. Dokter menjaga arah dan batas klaim.</w:t>
       </w:r>
     </w:p>
     <w:p>
@@ -1145,7 +1220,7 @@
           <w:color w:val="0F172A"/>
           <w:sz w:val="22"/>
         </w:rPr>
-        <w:t xml:space="preserve"> MAPS menyatukan strategi, konten, website, SEO + GEO, tracking, dan sistem digital sederhana dalam satu arah yang dipimpin dokter.</w:t>
+        <w:t xml:space="preserve"> Di healthcare, satu kalimat bisa membangun trust atau membuat klaim jadi berisiko. MAPS memakai AI untuk riset awal, ide, outline, variasi copy, dan batching. Arah komunikasi tetap diperiksa manusia dengan perspektif medis.</w:t>
       </w:r>
     </w:p>
     <w:p>
@@ -1156,13 +1231,28 @@
           <w:color w:val="0F172A"/>
           <w:sz w:val="22"/>
         </w:rPr>
-        <w:t>Janji utama:</w:t>
+        <w:t>Agency biasa:</w:t>
+      </w:r>
+      <w:r>
+        <w:rPr>
+          <w:rFonts w:ascii="Calibri" w:hAnsi="Calibri"/>
+          <w:b w:val="0"/>
+          <w:color w:val="0F172A"/>
+          <w:sz w:val="22"/>
+        </w:rPr>
+        <w:t xml:space="preserve"> Posting viral. AI rewrite. Caption cantik. Website template. Tracking seadanya.</w:t>
       </w:r>
     </w:p>
     <w:p>
-      <w:pPr>
-        <w:pStyle w:val="ListBullet"/>
-      </w:pPr>
+      <w:r>
+        <w:rPr>
+          <w:rFonts w:ascii="Calibri" w:hAnsi="Calibri"/>
+          <w:b/>
+          <w:color w:val="0F172A"/>
+          <w:sz w:val="22"/>
+        </w:rPr>
+        <w:t>MAPS:</w:t>
+      </w:r>
       <w:r>
         <w:rPr>
           <w:rFonts w:ascii="Calibri" w:hAnsi="Calibri"/>
@@ -1170,35 +1260,7 @@
           <w:color w:val="0F172A"/>
           <w:sz w:val="22"/>
         </w:rPr>
-        <w:t>Pesan layanan lebih jelas dan mudah dipahami.</w:t>
-      </w:r>
-    </w:p>
-    <w:p>
-      <w:pPr>
-        <w:pStyle w:val="ListBullet"/>
-      </w:pPr>
-      <w:r>
-        <w:rPr>
-          <w:rFonts w:ascii="Calibri" w:hAnsi="Calibri"/>
-          <w:b w:val="0"/>
-          <w:color w:val="0F172A"/>
-          <w:sz w:val="22"/>
-        </w:rPr>
-        <w:t>Konten lebih credible tanpa kehilangan daya tarik.</w:t>
-      </w:r>
-    </w:p>
-    <w:p>
-      <w:pPr>
-        <w:pStyle w:val="ListBullet"/>
-      </w:pPr>
-      <w:r>
-        <w:rPr>
-          <w:rFonts w:ascii="Calibri" w:hAnsi="Calibri"/>
-          <w:b w:val="0"/>
-          <w:color w:val="0F172A"/>
-          <w:sz w:val="22"/>
-        </w:rPr>
-        <w:t>Setiap CTA dan perjalanan calon pasien lebih mudah diukur.</w:t>
+        <w:t xml:space="preserve"> Clinical reasoning. Evidence angle. Patient language. SEO + GEO. Event tracking.</w:t>
       </w:r>
     </w:p>
     <w:p>
@@ -1206,7 +1268,7 @@
         <w:pStyle w:val="Heading1"/>
       </w:pPr>
       <w:r>
-        <w:t>6. Doctor-Led, AI-Assisted</w:t>
+        <w:t>7. Solusi End-to-End</w:t>
       </w:r>
     </w:p>
     <w:p>
@@ -1217,7 +1279,7 @@
           <w:color w:val="0F172A"/>
           <w:sz w:val="22"/>
         </w:rPr>
-        <w:t>Headline:</w:t>
+        <w:t>Kicker:</w:t>
       </w:r>
       <w:r>
         <w:rPr>
@@ -1226,7 +1288,7 @@
           <w:color w:val="0F172A"/>
           <w:sz w:val="22"/>
         </w:rPr>
-        <w:t xml:space="preserve"> AI mempercepat pekerjaan. Dokter menjaga isi tetap aman.</w:t>
+        <w:t xml:space="preserve"> Solusi end-to-end</w:t>
       </w:r>
     </w:p>
     <w:p>
@@ -1237,7 +1299,7 @@
           <w:color w:val="0F172A"/>
           <w:sz w:val="22"/>
         </w:rPr>
-        <w:t>Body copy:</w:t>
+        <w:t>Headline:</w:t>
       </w:r>
       <w:r>
         <w:rPr>
@@ -1246,7 +1308,7 @@
           <w:color w:val="0F172A"/>
           <w:sz w:val="22"/>
         </w:rPr>
-        <w:t xml:space="preserve"> Di healthcare, satu kalimat bisa membangun trust atau membuat klaim jadi berisiko. MAPS memakai AI untuk riset, outline, variasi copy, dan batching. Dokter mengarahkan pesan, menjaga konteks medis, dan memvalidasi sudut pandang.</w:t>
+        <w:t xml:space="preserve"> Dari trust, konten, website, sampai tracking.</w:t>
       </w:r>
     </w:p>
     <w:p>
@@ -1257,13 +1319,28 @@
           <w:color w:val="0F172A"/>
           <w:sz w:val="22"/>
         </w:rPr>
-        <w:t>Agency biasa:</w:t>
+        <w:t>Subheadline:</w:t>
+      </w:r>
+      <w:r>
+        <w:rPr>
+          <w:rFonts w:ascii="Calibri" w:hAnsi="Calibri"/>
+          <w:b w:val="0"/>
+          <w:color w:val="0F172A"/>
+          <w:sz w:val="22"/>
+        </w:rPr>
+        <w:t xml:space="preserve"> Mulai dari yang paling perlu dirapikan, lalu kembangkan setelah respon audiens dan datanya mulai terbaca.</w:t>
       </w:r>
     </w:p>
     <w:p>
-      <w:pPr>
-        <w:pStyle w:val="ListBullet"/>
-      </w:pPr>
+      <w:r>
+        <w:rPr>
+          <w:rFonts w:ascii="Calibri" w:hAnsi="Calibri"/>
+          <w:b/>
+          <w:color w:val="0F172A"/>
+          <w:sz w:val="22"/>
+        </w:rPr>
+        <w:t>Layanan 1:</w:t>
+      </w:r>
       <w:r>
         <w:rPr>
           <w:rFonts w:ascii="Calibri" w:hAnsi="Calibri"/>
@@ -1271,13 +1348,19 @@
           <w:color w:val="0F172A"/>
           <w:sz w:val="22"/>
         </w:rPr>
-        <w:t>Posting viral</w:t>
+        <w:t xml:space="preserve"> Website Klinik yang Bikin Pasien Paham. Bukan cuma cantik. Pasien harus cepat paham layanan, lokasi, cara booking, dan alasan percaya.</w:t>
       </w:r>
     </w:p>
     <w:p>
-      <w:pPr>
-        <w:pStyle w:val="ListBullet"/>
-      </w:pPr>
+      <w:r>
+        <w:rPr>
+          <w:rFonts w:ascii="Calibri" w:hAnsi="Calibri"/>
+          <w:b/>
+          <w:color w:val="0F172A"/>
+          <w:sz w:val="22"/>
+        </w:rPr>
+        <w:t>Layanan 2:</w:t>
+      </w:r>
       <w:r>
         <w:rPr>
           <w:rFonts w:ascii="Calibri" w:hAnsi="Calibri"/>
@@ -1285,13 +1368,19 @@
           <w:color w:val="0F172A"/>
           <w:sz w:val="22"/>
         </w:rPr>
-        <w:t>AI rewrite</w:t>
+        <w:t xml:space="preserve"> Scientific Content yang Tetap Enak Dibaca. Artikel, carousel, poster, story, dan caption dibuat enak dibaca tanpa melepas konteks medisnya.</w:t>
       </w:r>
     </w:p>
     <w:p>
-      <w:pPr>
-        <w:pStyle w:val="ListBullet"/>
-      </w:pPr>
+      <w:r>
+        <w:rPr>
+          <w:rFonts w:ascii="Calibri" w:hAnsi="Calibri"/>
+          <w:b/>
+          <w:color w:val="0F172A"/>
+          <w:sz w:val="22"/>
+        </w:rPr>
+        <w:t>Layanan 3:</w:t>
+      </w:r>
       <w:r>
         <w:rPr>
           <w:rFonts w:ascii="Calibri" w:hAnsi="Calibri"/>
@@ -1299,13 +1388,19 @@
           <w:color w:val="0F172A"/>
           <w:sz w:val="22"/>
         </w:rPr>
-        <w:t>Caption cantik</w:t>
+        <w:t xml:space="preserve"> Social Media Healthcare yang Punya Arah. Tidak sekadar rajin posting. Setiap konten diberi peran: edukasi, trust, search, atau conversion.</w:t>
       </w:r>
     </w:p>
     <w:p>
-      <w:pPr>
-        <w:pStyle w:val="ListBullet"/>
-      </w:pPr>
+      <w:r>
+        <w:rPr>
+          <w:rFonts w:ascii="Calibri" w:hAnsi="Calibri"/>
+          <w:b/>
+          <w:color w:val="0F172A"/>
+          <w:sz w:val="22"/>
+        </w:rPr>
+        <w:t>Layanan 4:</w:t>
+      </w:r>
       <w:r>
         <w:rPr>
           <w:rFonts w:ascii="Calibri" w:hAnsi="Calibri"/>
@@ -1313,13 +1408,19 @@
           <w:color w:val="0F172A"/>
           <w:sz w:val="22"/>
         </w:rPr>
-        <w:t>Website template</w:t>
+        <w:t xml:space="preserve"> SEO + GEO untuk Dicari dan Direkomendasikan. Konten disusun dari pertanyaan pasien, lalu dirapikan agar mudah dibaca Google dan mesin jawaban AI.</w:t>
       </w:r>
     </w:p>
     <w:p>
-      <w:pPr>
-        <w:pStyle w:val="ListBullet"/>
-      </w:pPr>
+      <w:r>
+        <w:rPr>
+          <w:rFonts w:ascii="Calibri" w:hAnsi="Calibri"/>
+          <w:b/>
+          <w:color w:val="0F172A"/>
+          <w:sz w:val="22"/>
+        </w:rPr>
+        <w:t>Layanan 5:</w:t>
+      </w:r>
       <w:r>
         <w:rPr>
           <w:rFonts w:ascii="Calibri" w:hAnsi="Calibri"/>
@@ -1327,7 +1428,7 @@
           <w:color w:val="0F172A"/>
           <w:sz w:val="22"/>
         </w:rPr>
-        <w:t>Tracking seadanya</w:t>
+        <w:t xml:space="preserve"> Tracking Funnel Tanpa Ribet. GA4, Meta Pixel, UTM, WhatsApp click, dan lead source disiapkan supaya keputusan tidak hanya pakai feeling.</w:t>
       </w:r>
     </w:p>
     <w:p>
@@ -1338,13 +1439,28 @@
           <w:color w:val="0F172A"/>
           <w:sz w:val="22"/>
         </w:rPr>
-        <w:t>MAPS:</w:t>
+        <w:t>Layanan 6:</w:t>
+      </w:r>
+      <w:r>
+        <w:rPr>
+          <w:rFonts w:ascii="Calibri" w:hAnsi="Calibri"/>
+          <w:b w:val="0"/>
+          <w:color w:val="0F172A"/>
+          <w:sz w:val="22"/>
+        </w:rPr>
+        <w:t xml:space="preserve"> Campaign Layanan yang Tidak Asal Ramai. Angle dibuat dari kebutuhan pasien, batas klaim, dan tujuan bisnis yang realistis.</w:t>
       </w:r>
     </w:p>
     <w:p>
-      <w:pPr>
-        <w:pStyle w:val="ListBullet"/>
-      </w:pPr>
+      <w:r>
+        <w:rPr>
+          <w:rFonts w:ascii="Calibri" w:hAnsi="Calibri"/>
+          <w:b/>
+          <w:color w:val="0F172A"/>
+          <w:sz w:val="22"/>
+        </w:rPr>
+        <w:t>Layanan 7:</w:t>
+      </w:r>
       <w:r>
         <w:rPr>
           <w:rFonts w:ascii="Calibri" w:hAnsi="Calibri"/>
@@ -1352,13 +1468,19 @@
           <w:color w:val="0F172A"/>
           <w:sz w:val="22"/>
         </w:rPr>
-        <w:t>Clinical reasoning</w:t>
+        <w:t xml:space="preserve"> Scientific Deck + Webinar Engine. Dari ide sampai materi edukasi yang bisa dibawakan dokter, tim, atau narasumber acara.</w:t>
       </w:r>
     </w:p>
     <w:p>
-      <w:pPr>
-        <w:pStyle w:val="ListBullet"/>
-      </w:pPr>
+      <w:r>
+        <w:rPr>
+          <w:rFonts w:ascii="Calibri" w:hAnsi="Calibri"/>
+          <w:b/>
+          <w:color w:val="0F172A"/>
+          <w:sz w:val="22"/>
+        </w:rPr>
+        <w:t>Layanan 8:</w:t>
+      </w:r>
       <w:r>
         <w:rPr>
           <w:rFonts w:ascii="Calibri" w:hAnsi="Calibri"/>
@@ -1366,49 +1488,7 @@
           <w:color w:val="0F172A"/>
           <w:sz w:val="22"/>
         </w:rPr>
-        <w:t>Evidence angle</w:t>
-      </w:r>
-    </w:p>
-    <w:p>
-      <w:pPr>
-        <w:pStyle w:val="ListBullet"/>
-      </w:pPr>
-      <w:r>
-        <w:rPr>
-          <w:rFonts w:ascii="Calibri" w:hAnsi="Calibri"/>
-          <w:b w:val="0"/>
-          <w:color w:val="0F172A"/>
-          <w:sz w:val="22"/>
-        </w:rPr>
-        <w:t>Patient language</w:t>
-      </w:r>
-    </w:p>
-    <w:p>
-      <w:pPr>
-        <w:pStyle w:val="ListBullet"/>
-      </w:pPr>
-      <w:r>
-        <w:rPr>
-          <w:rFonts w:ascii="Calibri" w:hAnsi="Calibri"/>
-          <w:b w:val="0"/>
-          <w:color w:val="0F172A"/>
-          <w:sz w:val="22"/>
-        </w:rPr>
-        <w:t>SEO + GEO</w:t>
-      </w:r>
-    </w:p>
-    <w:p>
-      <w:pPr>
-        <w:pStyle w:val="ListBullet"/>
-      </w:pPr>
-      <w:r>
-        <w:rPr>
-          <w:rFonts w:ascii="Calibri" w:hAnsi="Calibri"/>
-          <w:b w:val="0"/>
-          <w:color w:val="0F172A"/>
-          <w:sz w:val="22"/>
-        </w:rPr>
-        <w:t>Event tracking</w:t>
+        <w:t xml:space="preserve"> Digital Operation Blueprint. Roadmap sistem klinik masa depan: registrasi, rekam medis, apotek, stok, dashboard. Status: Coming soon.</w:t>
       </w:r>
     </w:p>
     <w:p>
@@ -1416,7 +1496,7 @@
         <w:pStyle w:val="Heading1"/>
       </w:pPr>
       <w:r>
-        <w:t>7. Solusi End-to-End</w:t>
+        <w:t>8. CARE Framework</w:t>
       </w:r>
     </w:p>
     <w:p>
@@ -1427,7 +1507,7 @@
           <w:color w:val="0F172A"/>
           <w:sz w:val="22"/>
         </w:rPr>
-        <w:t>Headline:</w:t>
+        <w:t>Kicker:</w:t>
       </w:r>
       <w:r>
         <w:rPr>
@@ -1436,7 +1516,7 @@
           <w:color w:val="0F172A"/>
           <w:sz w:val="22"/>
         </w:rPr>
-        <w:t xml:space="preserve"> Dari trust, konten, website, sampai tracking.</w:t>
+        <w:t xml:space="preserve"> The MAPS way</w:t>
       </w:r>
     </w:p>
     <w:p>
@@ -1447,7 +1527,7 @@
           <w:color w:val="0F172A"/>
           <w:sz w:val="22"/>
         </w:rPr>
-        <w:t>Subheadline:</w:t>
+        <w:t>Headline:</w:t>
       </w:r>
       <w:r>
         <w:rPr>
@@ -1456,37 +1536,67 @@
           <w:color w:val="0F172A"/>
           <w:sz w:val="22"/>
         </w:rPr>
-        <w:t xml:space="preserve"> Mulai kecil. Rapi dulu. Lalu scale setelah datanya kebaca.</w:t>
+        <w:t xml:space="preserve"> Biar kreatifnya tetap punya pagar.</w:t>
       </w:r>
     </w:p>
     <w:p>
-      <w:pPr>
-        <w:pStyle w:val="Heading2"/>
-      </w:pPr>
-      <w:r>
-        <w:t>Website Klinik yang Bikin Pasien Paham</w:t>
+      <w:r>
+        <w:rPr>
+          <w:rFonts w:ascii="Calibri" w:hAnsi="Calibri"/>
+          <w:b/>
+          <w:color w:val="0F172A"/>
+          <w:sz w:val="22"/>
+        </w:rPr>
+        <w:t>Subheadline:</w:t>
+      </w:r>
+      <w:r>
+        <w:rPr>
+          <w:rFonts w:ascii="Calibri" w:hAnsi="Calibri"/>
+          <w:b w:val="0"/>
+          <w:color w:val="0F172A"/>
+          <w:sz w:val="22"/>
+        </w:rPr>
+        <w:t xml:space="preserve"> Cara MAPS menjaga konten healthcare tetap menarik, aman untuk brand, dan bisa dibaca datanya.</w:t>
       </w:r>
     </w:p>
     <w:p>
       <w:r>
         <w:rPr>
           <w:rFonts w:ascii="Calibri" w:hAnsi="Calibri"/>
+          <w:b/>
+          <w:color w:val="0F172A"/>
+          <w:sz w:val="22"/>
+        </w:rPr>
+        <w:t>C - Clinical-led:</w:t>
+      </w:r>
+      <w:r>
+        <w:rPr>
+          <w:rFonts w:ascii="Calibri" w:hAnsi="Calibri"/>
           <w:b w:val="0"/>
           <w:color w:val="0F172A"/>
           <w:sz w:val="22"/>
         </w:rPr>
-        <w:t>Bukan cuma cantik. Harus jelas, cepat, mobile-first, dan siap tracking.</w:t>
+        <w:t xml:space="preserve"> Arah komunikasi dipandu clinical reasoning, sehingga konten healthcare tidak asal klaim, tidak terlalu bombastis, dan tetap kredibel.</w:t>
       </w:r>
     </w:p>
     <w:p>
       <w:r>
         <w:rPr>
           <w:rFonts w:ascii="Calibri" w:hAnsi="Calibri"/>
+          <w:b/>
+          <w:color w:val="0F172A"/>
+          <w:sz w:val="22"/>
+        </w:rPr>
+        <w:t>A - AI-assisted:</w:t>
+      </w:r>
+      <w:r>
+        <w:rPr>
+          <w:rFonts w:ascii="Calibri" w:hAnsi="Calibri"/>
           <w:b w:val="0"/>
           <w:color w:val="0F172A"/>
           <w:sz w:val="22"/>
         </w:rPr>
-        <w:t>Service page. WhatsApp CTA. FAQ pasien. SEO lokal. GA4 + Pixel.</w:t>
+        <w:t xml:space="preserve"> AI mempercepat riset, ideasi, outline, copy, variasi konten, funnel, dan automation. Keputusan akhirnya tetap manusia dan perspektif medis.</w:t>
       </w:r>
     </w:p>
     <w:p>
@@ -1497,7 +1607,7 @@
           <w:color w:val="0F172A"/>
           <w:sz w:val="22"/>
         </w:rPr>
-        <w:t>CTA:</w:t>
+        <w:t>R - Results-tracked:</w:t>
       </w:r>
       <w:r>
         <w:rPr>
@@ -1506,18 +1616,19 @@
           <w:color w:val="0F172A"/>
           <w:sz w:val="22"/>
         </w:rPr>
-        <w:t xml:space="preserve"> Diskusi layanan ini</w:t>
+        <w:t xml:space="preserve"> MAPS tidak berhenti di output. CTA, WA click, UTM, pixel/event, GA4, dan dashboard ringan disiapkan agar performa bisa dibaca.</w:t>
       </w:r>
     </w:p>
     <w:p>
-      <w:pPr>
-        <w:pStyle w:val="Heading2"/>
-      </w:pPr>
-      <w:r>
-        <w:t>Scientific Content yang Tetap Enak Dibaca</w:t>
-      </w:r>
-    </w:p>
-    <w:p>
+      <w:r>
+        <w:rPr>
+          <w:rFonts w:ascii="Calibri" w:hAnsi="Calibri"/>
+          <w:b/>
+          <w:color w:val="0F172A"/>
+          <w:sz w:val="22"/>
+        </w:rPr>
+        <w:t>E - Evidence-based:</w:t>
+      </w:r>
       <w:r>
         <w:rPr>
           <w:rFonts w:ascii="Calibri" w:hAnsi="Calibri"/>
@@ -1525,358 +1636,7 @@
           <w:color w:val="0F172A"/>
           <w:sz w:val="22"/>
         </w:rPr>
-        <w:t>Artikel, carousel, poster, story, dan caption dengan medical review angle.</w:t>
-      </w:r>
-    </w:p>
-    <w:p>
-      <w:r>
-        <w:rPr>
-          <w:rFonts w:ascii="Calibri" w:hAnsi="Calibri"/>
-          <w:b w:val="0"/>
-          <w:color w:val="0F172A"/>
-          <w:sz w:val="22"/>
-        </w:rPr>
-        <w:t>Evidence angle. Claim check. Bahasa pasien. FAQ. Referensi.</w:t>
-      </w:r>
-    </w:p>
-    <w:p>
-      <w:r>
-        <w:rPr>
-          <w:rFonts w:ascii="Calibri" w:hAnsi="Calibri"/>
-          <w:b/>
-          <w:color w:val="0F172A"/>
-          <w:sz w:val="22"/>
-        </w:rPr>
-        <w:t>CTA:</w:t>
-      </w:r>
-      <w:r>
-        <w:rPr>
-          <w:rFonts w:ascii="Calibri" w:hAnsi="Calibri"/>
-          <w:b w:val="0"/>
-          <w:color w:val="0F172A"/>
-          <w:sz w:val="22"/>
-        </w:rPr>
-        <w:t xml:space="preserve"> Diskusi layanan ini</w:t>
-      </w:r>
-    </w:p>
-    <w:p>
-      <w:pPr>
-        <w:pStyle w:val="Heading2"/>
-      </w:pPr>
-      <w:r>
-        <w:t>Social Media Healthcare yang Punya Arah</w:t>
-      </w:r>
-    </w:p>
-    <w:p>
-      <w:r>
-        <w:rPr>
-          <w:rFonts w:ascii="Calibri" w:hAnsi="Calibri"/>
-          <w:b w:val="0"/>
-          <w:color w:val="0F172A"/>
-          <w:sz w:val="22"/>
-        </w:rPr>
-        <w:t>Tidak random. Setiap post punya fungsi: edukasi, trust, search, atau conversion.</w:t>
-      </w:r>
-    </w:p>
-    <w:p>
-      <w:r>
-        <w:rPr>
-          <w:rFonts w:ascii="Calibri" w:hAnsi="Calibri"/>
-          <w:b w:val="0"/>
-          <w:color w:val="0F172A"/>
-          <w:sz w:val="22"/>
-        </w:rPr>
-        <w:t>Pillar. Calendar. Carousel. Single image. Story. Reels script.</w:t>
-      </w:r>
-    </w:p>
-    <w:p>
-      <w:r>
-        <w:rPr>
-          <w:rFonts w:ascii="Calibri" w:hAnsi="Calibri"/>
-          <w:b/>
-          <w:color w:val="0F172A"/>
-          <w:sz w:val="22"/>
-        </w:rPr>
-        <w:t>CTA:</w:t>
-      </w:r>
-      <w:r>
-        <w:rPr>
-          <w:rFonts w:ascii="Calibri" w:hAnsi="Calibri"/>
-          <w:b w:val="0"/>
-          <w:color w:val="0F172A"/>
-          <w:sz w:val="22"/>
-        </w:rPr>
-        <w:t xml:space="preserve"> Diskusi layanan ini</w:t>
-      </w:r>
-    </w:p>
-    <w:p>
-      <w:pPr>
-        <w:pStyle w:val="Heading2"/>
-      </w:pPr>
-      <w:r>
-        <w:t>SEO + GEO untuk Dicari dan Direkomendasikan</w:t>
-      </w:r>
-    </w:p>
-    <w:p>
-      <w:r>
-        <w:rPr>
-          <w:rFonts w:ascii="Calibri" w:hAnsi="Calibri"/>
-          <w:b w:val="0"/>
-          <w:color w:val="0F172A"/>
-          <w:sz w:val="22"/>
-        </w:rPr>
-        <w:t>Konten disusun agar masuk search intent dan mudah dibaca mesin jawaban AI.</w:t>
-      </w:r>
-    </w:p>
-    <w:p>
-      <w:r>
-        <w:rPr>
-          <w:rFonts w:ascii="Calibri" w:hAnsi="Calibri"/>
-          <w:b w:val="0"/>
-          <w:color w:val="0F172A"/>
-          <w:sz w:val="22"/>
-        </w:rPr>
-        <w:t>Keyword map. Topical cluster. Schema. FAQ. Internal link.</w:t>
-      </w:r>
-    </w:p>
-    <w:p>
-      <w:r>
-        <w:rPr>
-          <w:rFonts w:ascii="Calibri" w:hAnsi="Calibri"/>
-          <w:b/>
-          <w:color w:val="0F172A"/>
-          <w:sz w:val="22"/>
-        </w:rPr>
-        <w:t>CTA:</w:t>
-      </w:r>
-      <w:r>
-        <w:rPr>
-          <w:rFonts w:ascii="Calibri" w:hAnsi="Calibri"/>
-          <w:b w:val="0"/>
-          <w:color w:val="0F172A"/>
-          <w:sz w:val="22"/>
-        </w:rPr>
-        <w:t xml:space="preserve"> Diskusi layanan ini</w:t>
-      </w:r>
-    </w:p>
-    <w:p>
-      <w:pPr>
-        <w:pStyle w:val="Heading2"/>
-      </w:pPr>
-      <w:r>
-        <w:t>Tracking Funnel Tanpa Ribet</w:t>
-      </w:r>
-    </w:p>
-    <w:p>
-      <w:r>
-        <w:rPr>
-          <w:rFonts w:ascii="Calibri" w:hAnsi="Calibri"/>
-          <w:b w:val="0"/>
-          <w:color w:val="0F172A"/>
-          <w:sz w:val="22"/>
-        </w:rPr>
-        <w:t>GA4, Meta Pixel, UTM, WhatsApp click, dan local event log siap dipantau.</w:t>
-      </w:r>
-    </w:p>
-    <w:p>
-      <w:r>
-        <w:rPr>
-          <w:rFonts w:ascii="Calibri" w:hAnsi="Calibri"/>
-          <w:b w:val="0"/>
-          <w:color w:val="0F172A"/>
-          <w:sz w:val="22"/>
-        </w:rPr>
-        <w:t>CTA event. WA click. UTM. Lead form. Looker-ready sheet.</w:t>
-      </w:r>
-    </w:p>
-    <w:p>
-      <w:r>
-        <w:rPr>
-          <w:rFonts w:ascii="Calibri" w:hAnsi="Calibri"/>
-          <w:b/>
-          <w:color w:val="0F172A"/>
-          <w:sz w:val="22"/>
-        </w:rPr>
-        <w:t>CTA:</w:t>
-      </w:r>
-      <w:r>
-        <w:rPr>
-          <w:rFonts w:ascii="Calibri" w:hAnsi="Calibri"/>
-          <w:b w:val="0"/>
-          <w:color w:val="0F172A"/>
-          <w:sz w:val="22"/>
-        </w:rPr>
-        <w:t xml:space="preserve"> Diskusi layanan ini</w:t>
-      </w:r>
-    </w:p>
-    <w:p>
-      <w:pPr>
-        <w:pStyle w:val="Heading2"/>
-      </w:pPr>
-      <w:r>
-        <w:t>Campaign Layanan yang Tidak Asal Ramai</w:t>
-      </w:r>
-    </w:p>
-    <w:p>
-      <w:r>
-        <w:rPr>
-          <w:rFonts w:ascii="Calibri" w:hAnsi="Calibri"/>
-          <w:b w:val="0"/>
-          <w:color w:val="0F172A"/>
-          <w:sz w:val="22"/>
-        </w:rPr>
-        <w:t>Angle dibuat dari kebutuhan pasien, batas klaim, dan tujuan bisnis.</w:t>
-      </w:r>
-    </w:p>
-    <w:p>
-      <w:r>
-        <w:rPr>
-          <w:rFonts w:ascii="Calibri" w:hAnsi="Calibri"/>
-          <w:b w:val="0"/>
-          <w:color w:val="0F172A"/>
-          <w:sz w:val="22"/>
-        </w:rPr>
-        <w:t>Offer framing. Creative angle. Landing page. Pixel event. Insight.</w:t>
-      </w:r>
-    </w:p>
-    <w:p>
-      <w:r>
-        <w:rPr>
-          <w:rFonts w:ascii="Calibri" w:hAnsi="Calibri"/>
-          <w:b/>
-          <w:color w:val="0F172A"/>
-          <w:sz w:val="22"/>
-        </w:rPr>
-        <w:t>CTA:</w:t>
-      </w:r>
-      <w:r>
-        <w:rPr>
-          <w:rFonts w:ascii="Calibri" w:hAnsi="Calibri"/>
-          <w:b w:val="0"/>
-          <w:color w:val="0F172A"/>
-          <w:sz w:val="22"/>
-        </w:rPr>
-        <w:t xml:space="preserve"> Diskusi layanan ini</w:t>
-      </w:r>
-    </w:p>
-    <w:p>
-      <w:pPr>
-        <w:pStyle w:val="Heading2"/>
-      </w:pPr>
-      <w:r>
-        <w:t>Scientific Deck + Webinar Engine</w:t>
-      </w:r>
-    </w:p>
-    <w:p>
-      <w:r>
-        <w:rPr>
-          <w:rFonts w:ascii="Calibri" w:hAnsi="Calibri"/>
-          <w:b w:val="0"/>
-          <w:color w:val="0F172A"/>
-          <w:sz w:val="22"/>
-        </w:rPr>
-        <w:t>Dari ide sampai materi edukasi yang bisa dibawakan dokter atau tim.</w:t>
-      </w:r>
-    </w:p>
-    <w:p>
-      <w:r>
-        <w:rPr>
-          <w:rFonts w:ascii="Calibri" w:hAnsi="Calibri"/>
-          <w:b w:val="0"/>
-          <w:color w:val="0F172A"/>
-          <w:sz w:val="22"/>
-        </w:rPr>
-        <w:t>Tema. Deck. Key visual. Rundown. Speaker note. Promo.</w:t>
-      </w:r>
-    </w:p>
-    <w:p>
-      <w:r>
-        <w:rPr>
-          <w:rFonts w:ascii="Calibri" w:hAnsi="Calibri"/>
-          <w:b/>
-          <w:color w:val="0F172A"/>
-          <w:sz w:val="22"/>
-        </w:rPr>
-        <w:t>CTA:</w:t>
-      </w:r>
-      <w:r>
-        <w:rPr>
-          <w:rFonts w:ascii="Calibri" w:hAnsi="Calibri"/>
-          <w:b w:val="0"/>
-          <w:color w:val="0F172A"/>
-          <w:sz w:val="22"/>
-        </w:rPr>
-        <w:t xml:space="preserve"> Diskusi layanan ini</w:t>
-      </w:r>
-    </w:p>
-    <w:p>
-      <w:pPr>
-        <w:pStyle w:val="Heading2"/>
-      </w:pPr>
-      <w:r>
-        <w:t>Digital Operation Blueprint</w:t>
-      </w:r>
-    </w:p>
-    <w:p>
-      <w:r>
-        <w:rPr>
-          <w:rFonts w:ascii="Calibri" w:hAnsi="Calibri"/>
-          <w:b/>
-          <w:color w:val="0F172A"/>
-          <w:sz w:val="22"/>
-        </w:rPr>
-        <w:t>Status:</w:t>
-      </w:r>
-      <w:r>
-        <w:rPr>
-          <w:rFonts w:ascii="Calibri" w:hAnsi="Calibri"/>
-          <w:b w:val="0"/>
-          <w:color w:val="0F172A"/>
-          <w:sz w:val="22"/>
-        </w:rPr>
-        <w:t xml:space="preserve"> Coming soon</w:t>
-      </w:r>
-    </w:p>
-    <w:p>
-      <w:r>
-        <w:rPr>
-          <w:rFonts w:ascii="Calibri" w:hAnsi="Calibri"/>
-          <w:b w:val="0"/>
-          <w:color w:val="0F172A"/>
-          <w:sz w:val="22"/>
-        </w:rPr>
-        <w:t>Roadmap sistem klinik masa depan: registrasi, rekam medis, apotek, stok, dashboard.</w:t>
-      </w:r>
-    </w:p>
-    <w:p>
-      <w:r>
-        <w:rPr>
-          <w:rFonts w:ascii="Calibri" w:hAnsi="Calibri"/>
-          <w:b w:val="0"/>
-          <w:color w:val="0F172A"/>
-          <w:sz w:val="22"/>
-        </w:rPr>
-        <w:t>Patient flow. EMR outline. Pharmacy flow. Dashboard. SOP digital.</w:t>
-      </w:r>
-    </w:p>
-    <w:p>
-      <w:r>
-        <w:rPr>
-          <w:rFonts w:ascii="Calibri" w:hAnsi="Calibri"/>
-          <w:b/>
-          <w:color w:val="0F172A"/>
-          <w:sz w:val="22"/>
-        </w:rPr>
-        <w:t>CTA:</w:t>
-      </w:r>
-      <w:r>
-        <w:rPr>
-          <w:rFonts w:ascii="Calibri" w:hAnsi="Calibri"/>
-          <w:b w:val="0"/>
-          <w:color w:val="0F172A"/>
-          <w:sz w:val="22"/>
-        </w:rPr>
-        <w:t xml:space="preserve"> Ikut update</w:t>
+        <w:t xml:space="preserve"> Konten disusun dengan dasar ilmiah, guideline, jurnal, atau referensi medis yang bisa dipertanggungjawabkan, lalu dibuat ringan untuk pasien.</w:t>
       </w:r>
     </w:p>
     <w:p>
@@ -1884,7 +1644,7 @@
         <w:pStyle w:val="Heading1"/>
       </w:pPr>
       <w:r>
-        <w:t>8. The MAPS Way</w:t>
+        <w:t>9. Untuk Siapa</w:t>
       </w:r>
     </w:p>
     <w:p>
@@ -1895,7 +1655,7 @@
           <w:color w:val="0F172A"/>
           <w:sz w:val="22"/>
         </w:rPr>
-        <w:t>Headline:</w:t>
+        <w:t>Kicker:</w:t>
       </w:r>
       <w:r>
         <w:rPr>
@@ -1904,7 +1664,7 @@
           <w:color w:val="0F172A"/>
           <w:sz w:val="22"/>
         </w:rPr>
-        <w:t xml:space="preserve"> Marketing healthcare yang tetap CARE.</w:t>
+        <w:t xml:space="preserve"> Untuk siapa?</w:t>
       </w:r>
     </w:p>
     <w:p>
@@ -1915,7 +1675,7 @@
           <w:color w:val="0F172A"/>
           <w:sz w:val="22"/>
         </w:rPr>
-        <w:t>Subheadline:</w:t>
+        <w:t>Headline:</w:t>
       </w:r>
       <w:r>
         <w:rPr>
@@ -1924,83 +1684,47 @@
           <w:color w:val="0F172A"/>
           <w:sz w:val="22"/>
         </w:rPr>
-        <w:t xml:space="preserve"> Menarik untuk pasien, aman untuk brand, dan tetap bisa dibaca datanya.</w:t>
+        <w:t xml:space="preserve"> MAPS untuk healthcare brand yang ingin terlihat lebih siap, rapi, dan credible.</w:t>
       </w:r>
     </w:p>
     <w:p>
-      <w:pPr>
-        <w:pStyle w:val="Heading2"/>
-      </w:pPr>
-      <w:r>
-        <w:t>C - Clinical-led</w:t>
+      <w:r>
+        <w:rPr>
+          <w:rFonts w:ascii="Calibri" w:hAnsi="Calibri"/>
+          <w:b/>
+          <w:color w:val="0F172A"/>
+          <w:sz w:val="22"/>
+        </w:rPr>
+        <w:t>Subheadline:</w:t>
+      </w:r>
+      <w:r>
+        <w:rPr>
+          <w:rFonts w:ascii="Calibri" w:hAnsi="Calibri"/>
+          <w:b w:val="0"/>
+          <w:color w:val="0F172A"/>
+          <w:sz w:val="22"/>
+        </w:rPr>
+        <w:t xml:space="preserve"> Dari klinik, apotek, lab, brand kesehatan, healthtech, sampai partner agency yang butuh medical supervision.</w:t>
       </w:r>
     </w:p>
     <w:p>
       <w:r>
         <w:rPr>
           <w:rFonts w:ascii="Calibri" w:hAnsi="Calibri"/>
+          <w:b/>
+          <w:color w:val="0F172A"/>
+          <w:sz w:val="22"/>
+        </w:rPr>
+        <w:t>Target:</w:t>
+      </w:r>
+      <w:r>
+        <w:rPr>
+          <w:rFonts w:ascii="Calibri" w:hAnsi="Calibri"/>
           <w:b w:val="0"/>
           <w:color w:val="0F172A"/>
           <w:sz w:val="22"/>
         </w:rPr>
-        <w:t>Arah komunikasi dipandu clinical reasoning, sehingga konten healthcare tidak asal klaim, tidak terlalu bombastis, dan tetap kredibel.</w:t>
-      </w:r>
-    </w:p>
-    <w:p>
-      <w:pPr>
-        <w:pStyle w:val="Heading2"/>
-      </w:pPr>
-      <w:r>
-        <w:t>A - AI-assisted</w:t>
-      </w:r>
-    </w:p>
-    <w:p>
-      <w:r>
-        <w:rPr>
-          <w:rFonts w:ascii="Calibri" w:hAnsi="Calibri"/>
-          <w:b w:val="0"/>
-          <w:color w:val="0F172A"/>
-          <w:sz w:val="22"/>
-        </w:rPr>
-        <w:t>AI mempercepat riset, ideasi, outline, copy, variasi konten, funnel, dan automation. Keputusan akhirnya tetap manusia dan perspektif medis.</w:t>
-      </w:r>
-    </w:p>
-    <w:p>
-      <w:pPr>
-        <w:pStyle w:val="Heading2"/>
-      </w:pPr>
-      <w:r>
-        <w:t>R - Results-tracked</w:t>
-      </w:r>
-    </w:p>
-    <w:p>
-      <w:r>
-        <w:rPr>
-          <w:rFonts w:ascii="Calibri" w:hAnsi="Calibri"/>
-          <w:b w:val="0"/>
-          <w:color w:val="0F172A"/>
-          <w:sz w:val="22"/>
-        </w:rPr>
-        <w:t>MAPS tidak berhenti di output. CTA, WA click, UTM, pixel/event, GA4, dan dashboard ringan disiapkan agar performa bisa dibaca.</w:t>
-      </w:r>
-    </w:p>
-    <w:p>
-      <w:pPr>
-        <w:pStyle w:val="Heading2"/>
-      </w:pPr>
-      <w:r>
-        <w:t>E - Evidence-based</w:t>
-      </w:r>
-    </w:p>
-    <w:p>
-      <w:r>
-        <w:rPr>
-          <w:rFonts w:ascii="Calibri" w:hAnsi="Calibri"/>
-          <w:b w:val="0"/>
-          <w:color w:val="0F172A"/>
-          <w:sz w:val="22"/>
-        </w:rPr>
-        <w:t>Konten disusun dengan dasar ilmiah, guideline, jurnal, atau referensi medis yang bisa dipertanggungjawabkan, lalu dibuat ringan untuk pasien.</w:t>
+        <w:t xml:space="preserve"> Klinik umum, klinik gigi, klinik kecantikan, klinik ibu dan anak, apotek, lab dan medical check-up, suplemen/skincare/wellness, healthtech, pharma dan medical device, agency partner.</w:t>
       </w:r>
     </w:p>
     <w:p>
@@ -2008,7 +1732,7 @@
         <w:pStyle w:val="Heading1"/>
       </w:pPr>
       <w:r>
-        <w:t>9. Target MAPS</w:t>
+        <w:t>10. SEO + GEO</w:t>
       </w:r>
     </w:p>
     <w:p>
@@ -2028,7 +1752,7 @@
           <w:color w:val="0F172A"/>
           <w:sz w:val="22"/>
         </w:rPr>
-        <w:t xml:space="preserve"> Untuk siapa?</w:t>
+        <w:t xml:space="preserve"> SEO + GEO</w:t>
       </w:r>
     </w:p>
     <w:p>
@@ -2048,7 +1772,7 @@
           <w:color w:val="0F172A"/>
           <w:sz w:val="22"/>
         </w:rPr>
-        <w:t xml:space="preserve"> MAPS untuk healthcare brand yang ingin terlihat lebih siap, rapi, dan credible.</w:t>
+        <w:t xml:space="preserve"> Dicari Google. Dibaca pasien. Dipahami AI.</w:t>
       </w:r>
     </w:p>
     <w:p>
@@ -2068,307 +1792,107 @@
           <w:color w:val="0F172A"/>
           <w:sz w:val="22"/>
         </w:rPr>
-        <w:t xml:space="preserve"> Dari klinik, apotek, lab, brand kesehatan, healthtech, sampai partner agency yang butuh medical supervision.</w:t>
+        <w:t xml:space="preserve"> MAPS menyusun konten dari pertanyaan yang benar-benar dicari pasien, lalu merapikannya agar mudah dipahami Google dan mesin jawaban AI tanpa menjanjikan ranking instan.</w:t>
       </w:r>
     </w:p>
     <w:p>
-      <w:pPr>
-        <w:pStyle w:val="Heading2"/>
-      </w:pPr>
-      <w:r>
-        <w:t>Klinik Umum</w:t>
+      <w:r>
+        <w:rPr>
+          <w:rFonts w:ascii="Calibri" w:hAnsi="Calibri"/>
+          <w:b/>
+          <w:color w:val="0F172A"/>
+          <w:sz w:val="22"/>
+        </w:rPr>
+        <w:t>Contoh 1:</w:t>
+      </w:r>
+      <w:r>
+        <w:rPr>
+          <w:rFonts w:ascii="Calibri" w:hAnsi="Calibri"/>
+          <w:b w:val="0"/>
+          <w:color w:val="0F172A"/>
+          <w:sz w:val="22"/>
+        </w:rPr>
+        <w:t xml:space="preserve"> Search intent pasien. Dari "jasa klinik terbaik" menjadi "klinik umum dekat saya untuk keluhan demam, batuk, maag, dan cek kesehatan keluarga."</w:t>
       </w:r>
     </w:p>
     <w:p>
       <w:r>
         <w:rPr>
           <w:rFonts w:ascii="Calibri" w:hAnsi="Calibri"/>
+          <w:b/>
+          <w:color w:val="0F172A"/>
+          <w:sz w:val="22"/>
+        </w:rPr>
+        <w:t>Contoh 2:</w:t>
+      </w:r>
+      <w:r>
+        <w:rPr>
+          <w:rFonts w:ascii="Calibri" w:hAnsi="Calibri"/>
           <w:b w:val="0"/>
           <w:color w:val="0F172A"/>
           <w:sz w:val="22"/>
         </w:rPr>
-        <w:t>Layanan bagus perlu terlihat jelas sebelum pasien chat.</w:t>
+        <w:t xml:space="preserve"> Klaim lebih aman. Dari "suplemen ini pasti bikin sembuh" menjadi edukasi manfaat, batasan, keamanan, dan kapan harus konsultasi tenaga kesehatan.</w:t>
       </w:r>
     </w:p>
     <w:p>
       <w:r>
         <w:rPr>
           <w:rFonts w:ascii="Calibri" w:hAnsi="Calibri"/>
+          <w:b/>
+          <w:color w:val="0F172A"/>
+          <w:sz w:val="22"/>
+        </w:rPr>
+        <w:t>Contoh 3:</w:t>
+      </w:r>
+      <w:r>
+        <w:rPr>
+          <w:rFonts w:ascii="Calibri" w:hAnsi="Calibri"/>
           <w:b w:val="0"/>
           <w:color w:val="0F172A"/>
           <w:sz w:val="22"/>
         </w:rPr>
-        <w:t>Website layanan, SEO lokal, konten keluhan harian.</w:t>
+        <w:t xml:space="preserve"> Kedalaman ilmiah. Dari artikel AI cepat jadi menjadi outline SEO, clinical reasoning, FAQ, dan referensi yang bisa dicek ulang.</w:t>
       </w:r>
     </w:p>
     <w:p>
-      <w:pPr>
-        <w:pStyle w:val="Heading2"/>
-      </w:pPr>
-      <w:r>
-        <w:t>Klinik Gigi</w:t>
+      <w:r>
+        <w:rPr>
+          <w:rFonts w:ascii="Calibri" w:hAnsi="Calibri"/>
+          <w:b/>
+          <w:color w:val="0F172A"/>
+          <w:sz w:val="22"/>
+        </w:rPr>
+        <w:t>Contoh 4:</w:t>
+      </w:r>
+      <w:r>
+        <w:rPr>
+          <w:rFonts w:ascii="Calibri" w:hAnsi="Calibri"/>
+          <w:b w:val="0"/>
+          <w:color w:val="0F172A"/>
+          <w:sz w:val="22"/>
+        </w:rPr>
+        <w:t xml:space="preserve"> Niat cari layanan. Dari "klinik gigi dekat sini" menjadi halaman layanan scaling, tambal, behel, keluhan gusi, dan CTA WhatsApp yang jelas.</w:t>
       </w:r>
     </w:p>
     <w:p>
       <w:r>
         <w:rPr>
           <w:rFonts w:ascii="Calibri" w:hAnsi="Calibri"/>
+          <w:b/>
+          <w:color w:val="0F172A"/>
+          <w:sz w:val="22"/>
+        </w:rPr>
+        <w:t>Contoh 5:</w:t>
+      </w:r>
+      <w:r>
+        <w:rPr>
+          <w:rFonts w:ascii="Calibri" w:hAnsi="Calibri"/>
           <w:b w:val="0"/>
           <w:color w:val="0F172A"/>
           <w:sz w:val="22"/>
         </w:rPr>
-        <w:t>Pasien butuh percaya sebelum booking tindakan.</w:t>
-      </w:r>
-    </w:p>
-    <w:p>
-      <w:r>
-        <w:rPr>
-          <w:rFonts w:ascii="Calibri" w:hAnsi="Calibri"/>
-          <w:b w:val="0"/>
-          <w:color w:val="0F172A"/>
-          <w:sz w:val="22"/>
-        </w:rPr>
-        <w:t>Landing page per layanan, carousel edukasi, CTA booking.</w:t>
-      </w:r>
-    </w:p>
-    <w:p>
-      <w:pPr>
-        <w:pStyle w:val="Heading2"/>
-      </w:pPr>
-      <w:r>
-        <w:t>Klinik Kecantikan</w:t>
-      </w:r>
-    </w:p>
-    <w:p>
-      <w:r>
-        <w:rPr>
-          <w:rFonts w:ascii="Calibri" w:hAnsi="Calibri"/>
-          <w:b w:val="0"/>
-          <w:color w:val="0F172A"/>
-          <w:sz w:val="22"/>
-        </w:rPr>
-        <w:t>Cantik saja tidak cukup; klaim harus tetap aman.</w:t>
-      </w:r>
-    </w:p>
-    <w:p>
-      <w:r>
-        <w:rPr>
-          <w:rFonts w:ascii="Calibri" w:hAnsi="Calibri"/>
-          <w:b w:val="0"/>
-          <w:color w:val="0F172A"/>
-          <w:sz w:val="22"/>
-        </w:rPr>
-        <w:t>Campaign treatment, claim check, visual trust.</w:t>
-      </w:r>
-    </w:p>
-    <w:p>
-      <w:pPr>
-        <w:pStyle w:val="Heading2"/>
-      </w:pPr>
-      <w:r>
-        <w:t>Klinik Ibu &amp; Anak</w:t>
-      </w:r>
-    </w:p>
-    <w:p>
-      <w:r>
-        <w:rPr>
-          <w:rFonts w:ascii="Calibri" w:hAnsi="Calibri"/>
-          <w:b w:val="0"/>
-          <w:color w:val="0F172A"/>
-          <w:sz w:val="22"/>
-        </w:rPr>
-        <w:t>Orang tua mencari jawaban yang tenang dan kredibel.</w:t>
-      </w:r>
-    </w:p>
-    <w:p>
-      <w:r>
-        <w:rPr>
-          <w:rFonts w:ascii="Calibri" w:hAnsi="Calibri"/>
-          <w:b w:val="0"/>
-          <w:color w:val="0F172A"/>
-          <w:sz w:val="22"/>
-        </w:rPr>
-        <w:t>Konten edukasi, FAQ pasien, funnel WhatsApp.</w:t>
-      </w:r>
-    </w:p>
-    <w:p>
-      <w:pPr>
-        <w:pStyle w:val="Heading2"/>
-      </w:pPr>
-      <w:r>
-        <w:t>Apotek</w:t>
-      </w:r>
-    </w:p>
-    <w:p>
-      <w:r>
-        <w:rPr>
-          <w:rFonts w:ascii="Calibri" w:hAnsi="Calibri"/>
-          <w:b w:val="0"/>
-          <w:color w:val="0F172A"/>
-          <w:sz w:val="22"/>
-        </w:rPr>
-        <w:t>Promosi obat dan produk kesehatan tidak boleh asal klaim.</w:t>
-      </w:r>
-    </w:p>
-    <w:p>
-      <w:r>
-        <w:rPr>
-          <w:rFonts w:ascii="Calibri" w:hAnsi="Calibri"/>
-          <w:b w:val="0"/>
-          <w:color w:val="0F172A"/>
-          <w:sz w:val="22"/>
-        </w:rPr>
-        <w:t>Konten produk, edukasi aman, WhatsApp flow.</w:t>
-      </w:r>
-    </w:p>
-    <w:p>
-      <w:pPr>
-        <w:pStyle w:val="Heading2"/>
-      </w:pPr>
-      <w:r>
-        <w:t>Lab &amp; Medical Check-Up</w:t>
-      </w:r>
-    </w:p>
-    <w:p>
-      <w:r>
-        <w:rPr>
-          <w:rFonts w:ascii="Calibri" w:hAnsi="Calibri"/>
-          <w:b w:val="0"/>
-          <w:color w:val="0F172A"/>
-          <w:sz w:val="22"/>
-        </w:rPr>
-        <w:t>Paket pemeriksaan harus mudah dipahami, bukan sekadar list harga.</w:t>
-      </w:r>
-    </w:p>
-    <w:p>
-      <w:r>
-        <w:rPr>
-          <w:rFonts w:ascii="Calibri" w:hAnsi="Calibri"/>
-          <w:b w:val="0"/>
-          <w:color w:val="0F172A"/>
-          <w:sz w:val="22"/>
-        </w:rPr>
-        <w:t>Service page, explainer content, lead tracker.</w:t>
-      </w:r>
-    </w:p>
-    <w:p>
-      <w:pPr>
-        <w:pStyle w:val="Heading2"/>
-      </w:pPr>
-      <w:r>
-        <w:t>Suplemen, Skincare, Wellness</w:t>
-      </w:r>
-    </w:p>
-    <w:p>
-      <w:r>
-        <w:rPr>
-          <w:rFonts w:ascii="Calibri" w:hAnsi="Calibri"/>
-          <w:b w:val="0"/>
-          <w:color w:val="0F172A"/>
-          <w:sz w:val="22"/>
-        </w:rPr>
-        <w:t>Benefit perlu dibingkai edukatif, bukan bombastis.</w:t>
-      </w:r>
-    </w:p>
-    <w:p>
-      <w:r>
-        <w:rPr>
-          <w:rFonts w:ascii="Calibri" w:hAnsi="Calibri"/>
-          <w:b w:val="0"/>
-          <w:color w:val="0F172A"/>
-          <w:sz w:val="22"/>
-        </w:rPr>
-        <w:t>Evidence angle, SEO article, social campaign.</w:t>
-      </w:r>
-    </w:p>
-    <w:p>
-      <w:pPr>
-        <w:pStyle w:val="Heading2"/>
-      </w:pPr>
-      <w:r>
-        <w:t>Healthtech</w:t>
-      </w:r>
-    </w:p>
-    <w:p>
-      <w:r>
-        <w:rPr>
-          <w:rFonts w:ascii="Calibri" w:hAnsi="Calibri"/>
-          <w:b w:val="0"/>
-          <w:color w:val="0F172A"/>
-          <w:sz w:val="22"/>
-        </w:rPr>
-        <w:t>Produk healthcare harus dipahami pasien, HCP, dan bisnis.</w:t>
-      </w:r>
-    </w:p>
-    <w:p>
-      <w:r>
-        <w:rPr>
-          <w:rFonts w:ascii="Calibri" w:hAnsi="Calibri"/>
-          <w:b w:val="0"/>
-          <w:color w:val="0F172A"/>
-          <w:sz w:val="22"/>
-        </w:rPr>
-        <w:t>Positioning, onboarding copy, conversion funnel.</w:t>
-      </w:r>
-    </w:p>
-    <w:p>
-      <w:pPr>
-        <w:pStyle w:val="Heading2"/>
-      </w:pPr>
-      <w:r>
-        <w:t>Pharma &amp; Medical Device</w:t>
-      </w:r>
-    </w:p>
-    <w:p>
-      <w:r>
-        <w:rPr>
-          <w:rFonts w:ascii="Calibri" w:hAnsi="Calibri"/>
-          <w:b w:val="0"/>
-          <w:color w:val="0F172A"/>
-          <w:sz w:val="22"/>
-        </w:rPr>
-        <w:t>Materi ilmiah perlu turun ke pesan yang bisa dipakai campaign.</w:t>
-      </w:r>
-    </w:p>
-    <w:p>
-      <w:r>
-        <w:rPr>
-          <w:rFonts w:ascii="Calibri" w:hAnsi="Calibri"/>
-          <w:b w:val="0"/>
-          <w:color w:val="0F172A"/>
-          <w:sz w:val="22"/>
-        </w:rPr>
-        <w:t>Scientific deck, KOL material, medical copy.</w:t>
-      </w:r>
-    </w:p>
-    <w:p>
-      <w:pPr>
-        <w:pStyle w:val="Heading2"/>
-      </w:pPr>
-      <w:r>
-        <w:t>Agency Partner</w:t>
-      </w:r>
-    </w:p>
-    <w:p>
-      <w:r>
-        <w:rPr>
-          <w:rFonts w:ascii="Calibri" w:hAnsi="Calibri"/>
-          <w:b w:val="0"/>
-          <w:color w:val="0F172A"/>
-          <w:sz w:val="22"/>
-        </w:rPr>
-        <w:t>Punya client healthcare tapi butuh medical supervision.</w:t>
-      </w:r>
-    </w:p>
-    <w:p>
-      <w:r>
-        <w:rPr>
-          <w:rFonts w:ascii="Calibri" w:hAnsi="Calibri"/>
-          <w:b w:val="0"/>
-          <w:color w:val="0F172A"/>
-          <w:sz w:val="22"/>
-        </w:rPr>
-        <w:t>Review konten, claim check, strategy support.</w:t>
+        <w:t xml:space="preserve"> Trust sebelum klaim. Dari "produk skincare paling ampuh" menjadi penjelasan kandungan, tipe kulit, cara pakai, batas ekspektasi, dan kapan perlu konsultasi.</w:t>
       </w:r>
     </w:p>
     <w:p>
@@ -2376,7 +1900,7 @@
         <w:pStyle w:val="Heading1"/>
       </w:pPr>
       <w:r>
-        <w:t>10. SEO + GEO</w:t>
+        <w:t>11. Portfolio</w:t>
       </w:r>
     </w:p>
     <w:p>
@@ -2387,7 +1911,7 @@
           <w:color w:val="0F172A"/>
           <w:sz w:val="22"/>
         </w:rPr>
-        <w:t>Headline:</w:t>
+        <w:t>Kicker:</w:t>
       </w:r>
       <w:r>
         <w:rPr>
@@ -2396,7 +1920,7 @@
           <w:color w:val="0F172A"/>
           <w:sz w:val="22"/>
         </w:rPr>
-        <w:t xml:space="preserve"> Dicari Google. Dibaca pasien. Dipahami AI.</w:t>
+        <w:t xml:space="preserve"> Proof of work</w:t>
       </w:r>
     </w:p>
     <w:p>
@@ -2407,7 +1931,7 @@
           <w:color w:val="0F172A"/>
           <w:sz w:val="22"/>
         </w:rPr>
-        <w:t>Subheadline:</w:t>
+        <w:t>Headline:</w:t>
       </w:r>
       <w:r>
         <w:rPr>
@@ -2416,15 +1940,27 @@
           <w:color w:val="0F172A"/>
           <w:sz w:val="22"/>
         </w:rPr>
-        <w:t xml:space="preserve"> MAPS menyusun konten agar relevan untuk search intent pasien dan generative engine: lebih spesifik, lebih terstruktur, dan tidak asal klaim.</w:t>
+        <w:t xml:space="preserve"> Lihat bagaimana ide medis diubah jadi aset yang lebih enak dibaca, lebih rapi, dan lebih siap dipakai.</w:t>
       </w:r>
     </w:p>
     <w:p>
-      <w:pPr>
-        <w:pStyle w:val="Heading2"/>
-      </w:pPr>
-      <w:r>
-        <w:t>Search intent pasien</w:t>
+      <w:r>
+        <w:rPr>
+          <w:rFonts w:ascii="Calibri" w:hAnsi="Calibri"/>
+          <w:b/>
+          <w:color w:val="0F172A"/>
+          <w:sz w:val="22"/>
+        </w:rPr>
+        <w:t>Subheadline:</w:t>
+      </w:r>
+      <w:r>
+        <w:rPr>
+          <w:rFonts w:ascii="Calibri" w:hAnsi="Calibri"/>
+          <w:b w:val="0"/>
+          <w:color w:val="0F172A"/>
+          <w:sz w:val="22"/>
+        </w:rPr>
+        <w:t xml:space="preserve"> Artikel, poster, story, deck, dan landing page dibuat dengan tujuan yang jelas: pasien paham, brand lebih dipercaya, dan action lebih mudah terjadi.</w:t>
       </w:r>
     </w:p>
     <w:p>
@@ -2435,7 +1971,7 @@
           <w:color w:val="0F172A"/>
           <w:sz w:val="22"/>
         </w:rPr>
-        <w:t>Generic:</w:t>
+        <w:t>Panel 1:</w:t>
       </w:r>
       <w:r>
         <w:rPr>
@@ -2444,7 +1980,7 @@
           <w:color w:val="0F172A"/>
           <w:sz w:val="22"/>
         </w:rPr>
-        <w:t xml:space="preserve"> Jasa klinik terbaik dan terpercaya.</w:t>
+        <w:t xml:space="preserve"> Scientific Article &amp; Poster. Artikel edukasi dan poster kesehatan yang tidak asal klaim.</w:t>
       </w:r>
     </w:p>
     <w:p>
@@ -2455,7 +1991,7 @@
           <w:color w:val="0F172A"/>
           <w:sz w:val="22"/>
         </w:rPr>
-        <w:t>MAPS direction:</w:t>
+        <w:t>Panel 2:</w:t>
       </w:r>
       <w:r>
         <w:rPr>
@@ -2464,15 +2000,27 @@
           <w:color w:val="0F172A"/>
           <w:sz w:val="22"/>
         </w:rPr>
-        <w:t xml:space="preserve"> Klinik umum dekat saya untuk keluhan demam, batuk, maag, dan cek kesehatan keluarga.</w:t>
+        <w:t xml:space="preserve"> Infographic Poster. Infografik panjang dengan referensi, red flags, checklist, dan do/don't.</w:t>
       </w:r>
     </w:p>
     <w:p>
-      <w:pPr>
-        <w:pStyle w:val="Heading2"/>
-      </w:pPr>
-      <w:r>
-        <w:t>Klaim lebih aman</w:t>
+      <w:r>
+        <w:rPr>
+          <w:rFonts w:ascii="Calibri" w:hAnsi="Calibri"/>
+          <w:b/>
+          <w:color w:val="0F172A"/>
+          <w:sz w:val="22"/>
+        </w:rPr>
+        <w:t>Panel 3:</w:t>
+      </w:r>
+      <w:r>
+        <w:rPr>
+          <w:rFonts w:ascii="Calibri" w:hAnsi="Calibri"/>
+          <w:b w:val="0"/>
+          <w:color w:val="0F172A"/>
+          <w:sz w:val="22"/>
+        </w:rPr>
+        <w:t xml:space="preserve"> Social Media Content. Dibagi menjadi single post, story, dan satu reels HTML looping.</w:t>
       </w:r>
     </w:p>
     <w:p>
@@ -2483,7 +2031,7 @@
           <w:color w:val="0F172A"/>
           <w:sz w:val="22"/>
         </w:rPr>
-        <w:t>Generic:</w:t>
+        <w:t>Panel 4:</w:t>
       </w:r>
       <w:r>
         <w:rPr>
@@ -2492,7 +2040,7 @@
           <w:color w:val="0F172A"/>
           <w:sz w:val="22"/>
         </w:rPr>
-        <w:t xml:space="preserve"> Suplemen ini pasti bikin sembuh.</w:t>
+        <w:t xml:space="preserve"> Scientific Deck. Materi ilmiah untuk dokter, nakes, webinar, forum edukasi, dan KOL material.</w:t>
       </w:r>
     </w:p>
     <w:p>
@@ -2503,7 +2051,7 @@
           <w:color w:val="0F172A"/>
           <w:sz w:val="22"/>
         </w:rPr>
-        <w:t>MAPS direction:</w:t>
+        <w:t>Panel 5:</w:t>
       </w:r>
       <w:r>
         <w:rPr>
@@ -2512,18 +2060,10 @@
           <w:color w:val="0F172A"/>
           <w:sz w:val="22"/>
         </w:rPr>
-        <w:t xml:space="preserve"> Edukasi manfaat, batasan, keamanan, dan kapan harus konsultasi tenaga kesehatan.</w:t>
+        <w:t xml:space="preserve"> Interactive Education Deck. Deck interaktif untuk audiens awam dengan tombol previous dan next.</w:t>
       </w:r>
     </w:p>
     <w:p>
-      <w:pPr>
-        <w:pStyle w:val="Heading2"/>
-      </w:pPr>
-      <w:r>
-        <w:t>Scientific depth</w:t>
-      </w:r>
-    </w:p>
-    <w:p>
       <w:r>
         <w:rPr>
           <w:rFonts w:ascii="Calibri" w:hAnsi="Calibri"/>
@@ -2531,7 +2071,7 @@
           <w:color w:val="0F172A"/>
           <w:sz w:val="22"/>
         </w:rPr>
-        <w:t>Generic:</w:t>
+        <w:t>Panel 6:</w:t>
       </w:r>
       <w:r>
         <w:rPr>
@@ -2540,123 +2080,7 @@
           <w:color w:val="0F172A"/>
           <w:sz w:val="22"/>
         </w:rPr>
-        <w:t xml:space="preserve"> Artikel AI cepat jadi.</w:t>
-      </w:r>
-    </w:p>
-    <w:p>
-      <w:r>
-        <w:rPr>
-          <w:rFonts w:ascii="Calibri" w:hAnsi="Calibri"/>
-          <w:b/>
-          <w:color w:val="0F172A"/>
-          <w:sz w:val="22"/>
-        </w:rPr>
-        <w:t>MAPS direction:</w:t>
-      </w:r>
-      <w:r>
-        <w:rPr>
-          <w:rFonts w:ascii="Calibri" w:hAnsi="Calibri"/>
-          <w:b w:val="0"/>
-          <w:color w:val="0F172A"/>
-          <w:sz w:val="22"/>
-        </w:rPr>
-        <w:t xml:space="preserve"> Outline SEO, clinical reasoning, FAQ, dan referensi yang bisa diaudit ulang.</w:t>
-      </w:r>
-    </w:p>
-    <w:p>
-      <w:pPr>
-        <w:pStyle w:val="Heading2"/>
-      </w:pPr>
-      <w:r>
-        <w:t>Service intent</w:t>
-      </w:r>
-    </w:p>
-    <w:p>
-      <w:r>
-        <w:rPr>
-          <w:rFonts w:ascii="Calibri" w:hAnsi="Calibri"/>
-          <w:b/>
-          <w:color w:val="0F172A"/>
-          <w:sz w:val="22"/>
-        </w:rPr>
-        <w:t>Generic:</w:t>
-      </w:r>
-      <w:r>
-        <w:rPr>
-          <w:rFonts w:ascii="Calibri" w:hAnsi="Calibri"/>
-          <w:b w:val="0"/>
-          <w:color w:val="0F172A"/>
-          <w:sz w:val="22"/>
-        </w:rPr>
-        <w:t xml:space="preserve"> Klinik gigi dekat sini.</w:t>
-      </w:r>
-    </w:p>
-    <w:p>
-      <w:r>
-        <w:rPr>
-          <w:rFonts w:ascii="Calibri" w:hAnsi="Calibri"/>
-          <w:b/>
-          <w:color w:val="0F172A"/>
-          <w:sz w:val="22"/>
-        </w:rPr>
-        <w:t>MAPS direction:</w:t>
-      </w:r>
-      <w:r>
-        <w:rPr>
-          <w:rFonts w:ascii="Calibri" w:hAnsi="Calibri"/>
-          <w:b w:val="0"/>
-          <w:color w:val="0F172A"/>
-          <w:sz w:val="22"/>
-        </w:rPr>
-        <w:t xml:space="preserve"> Klinik gigi untuk scaling, tambal, behel, dan keluhan gusi dengan CTA booking WhatsApp yang jelas.</w:t>
-      </w:r>
-    </w:p>
-    <w:p>
-      <w:pPr>
-        <w:pStyle w:val="Heading2"/>
-      </w:pPr>
-      <w:r>
-        <w:t>Trust before claim</w:t>
-      </w:r>
-    </w:p>
-    <w:p>
-      <w:r>
-        <w:rPr>
-          <w:rFonts w:ascii="Calibri" w:hAnsi="Calibri"/>
-          <w:b/>
-          <w:color w:val="0F172A"/>
-          <w:sz w:val="22"/>
-        </w:rPr>
-        <w:t>Generic:</w:t>
-      </w:r>
-      <w:r>
-        <w:rPr>
-          <w:rFonts w:ascii="Calibri" w:hAnsi="Calibri"/>
-          <w:b w:val="0"/>
-          <w:color w:val="0F172A"/>
-          <w:sz w:val="22"/>
-        </w:rPr>
-        <w:t xml:space="preserve"> Produk skincare paling ampuh.</w:t>
-      </w:r>
-    </w:p>
-    <w:p>
-      <w:r>
-        <w:rPr>
-          <w:rFonts w:ascii="Calibri" w:hAnsi="Calibri"/>
-          <w:b/>
-          <w:color w:val="0F172A"/>
-          <w:sz w:val="22"/>
-        </w:rPr>
-        <w:t>MAPS direction:</w:t>
-      </w:r>
-      <w:r>
-        <w:rPr>
-          <w:rFonts w:ascii="Calibri" w:hAnsi="Calibri"/>
-          <w:b w:val="0"/>
-          <w:color w:val="0F172A"/>
-          <w:sz w:val="22"/>
-        </w:rPr>
-        <w:t xml:space="preserve"> Penjelasan kandungan, tipe kulit, cara pakai, batas ekspektasi, dan kapan perlu konsultasi.</w:t>
+        <w:t xml:space="preserve"> Landing Page Showcase. Contoh landing page klinik yang tampil dalam modal iframe.</w:t>
       </w:r>
     </w:p>
     <w:p>
@@ -2664,7 +2088,7 @@
         <w:pStyle w:val="Heading1"/>
       </w:pPr>
       <w:r>
-        <w:t>11. Portfolio</w:t>
+        <w:t>12. Webinar Engine</w:t>
       </w:r>
     </w:p>
     <w:p>
@@ -2684,7 +2108,7 @@
           <w:color w:val="0F172A"/>
           <w:sz w:val="22"/>
         </w:rPr>
-        <w:t xml:space="preserve"> Proof of work</w:t>
+        <w:t xml:space="preserve"> Webinar engine</w:t>
       </w:r>
     </w:p>
     <w:p>
@@ -2704,7 +2128,7 @@
           <w:color w:val="0F172A"/>
           <w:sz w:val="22"/>
         </w:rPr>
-        <w:t xml:space="preserve"> Portfolio MAPS dibagi sesuai fungsi asset.</w:t>
+        <w:t xml:space="preserve"> Edukasi publik yang terasa rapi sejak tema sampai follow-up.</w:t>
       </w:r>
     </w:p>
     <w:p>
@@ -2724,18 +2148,19 @@
           <w:color w:val="0F172A"/>
           <w:sz w:val="22"/>
         </w:rPr>
-        <w:t xml:space="preserve"> Agar MAPSY bisa menilai: mana untuk edukasi, mana untuk trust, mana untuk search, mana untuk conversion.</w:t>
+        <w:t xml:space="preserve"> Tema, objective, audience, rundown, landing page registrasi, deck, materi promosi, speaker note, sampai dokter sebagai narasumber bisa dirancang dari satu arah campaign.</w:t>
       </w:r>
     </w:p>
     <w:p>
-      <w:pPr>
-        <w:pStyle w:val="Heading2"/>
-      </w:pPr>
-      <w:r>
-        <w:t>Scientific Article &amp; Poster</w:t>
-      </w:r>
-    </w:p>
-    <w:p>
+      <w:r>
+        <w:rPr>
+          <w:rFonts w:ascii="Calibri" w:hAnsi="Calibri"/>
+          <w:b/>
+          <w:color w:val="0F172A"/>
+          <w:sz w:val="22"/>
+        </w:rPr>
+        <w:t>Flow:</w:t>
+      </w:r>
       <w:r>
         <w:rPr>
           <w:rFonts w:ascii="Calibri" w:hAnsi="Calibri"/>
@@ -2743,342 +2168,7 @@
           <w:color w:val="0F172A"/>
           <w:sz w:val="22"/>
         </w:rPr>
-        <w:t>Artikel dan poster edukasi yang punya hook kuat, bahasa pasien, dan dasar ilmiah.</w:t>
-      </w:r>
-    </w:p>
-    <w:p>
-      <w:r>
-        <w:rPr>
-          <w:rFonts w:ascii="Calibri" w:hAnsi="Calibri"/>
-          <w:b/>
-          <w:color w:val="0F172A"/>
-          <w:sz w:val="22"/>
-        </w:rPr>
-        <w:t>Contoh:</w:t>
-      </w:r>
-      <w:r>
-        <w:rPr>
-          <w:rFonts w:ascii="Calibri" w:hAnsi="Calibri"/>
-          <w:b w:val="0"/>
-          <w:color w:val="0F172A"/>
-          <w:sz w:val="22"/>
-        </w:rPr>
-        <w:t xml:space="preserve"> Skincare Mahal Gak Cukup; Kopi Susu Tiap Hari dan Diabetes; Jangan Sampai Si Kecil Kalah Tinggi; Hobi Ciki dan Boba: Cek Fakta MSG; Kalsium untuk Anak; Zinc untuk Anak; Ekstrak Ikan Gabus untuk Penyembuhan; Delima dan Antioksidan; Curcuma pada Fatty Liver; PPI untuk Maag Lambung.</w:t>
-      </w:r>
-    </w:p>
-    <w:p>
-      <w:r>
-        <w:rPr>
-          <w:rFonts w:ascii="Calibri" w:hAnsi="Calibri"/>
-          <w:b/>
-          <w:color w:val="0F172A"/>
-          <w:sz w:val="22"/>
-        </w:rPr>
-        <w:t>CTA:</w:t>
-      </w:r>
-      <w:r>
-        <w:rPr>
-          <w:rFonts w:ascii="Calibri" w:hAnsi="Calibri"/>
-          <w:b w:val="0"/>
-          <w:color w:val="0F172A"/>
-          <w:sz w:val="22"/>
-        </w:rPr>
-        <w:t xml:space="preserve"> Saya mau asset seperti ini</w:t>
-      </w:r>
-    </w:p>
-    <w:p>
-      <w:pPr>
-        <w:pStyle w:val="Heading2"/>
-      </w:pPr>
-      <w:r>
-        <w:t>Infographic Poster</w:t>
-      </w:r>
-    </w:p>
-    <w:p>
-      <w:r>
-        <w:rPr>
-          <w:rFonts w:ascii="Calibri" w:hAnsi="Calibri"/>
-          <w:b w:val="0"/>
-          <w:color w:val="0F172A"/>
-          <w:sz w:val="22"/>
-        </w:rPr>
-        <w:t>Infografik panjang yang mengubah referensi medis menjadi alur baca yang lebih mudah dipahami.</w:t>
-      </w:r>
-    </w:p>
-    <w:p>
-      <w:r>
-        <w:rPr>
-          <w:rFonts w:ascii="Calibri" w:hAnsi="Calibri"/>
-          <w:b/>
-          <w:color w:val="0F172A"/>
-          <w:sz w:val="22"/>
-        </w:rPr>
-        <w:t>Contoh:</w:t>
-      </w:r>
-      <w:r>
-        <w:rPr>
-          <w:rFonts w:ascii="Calibri" w:hAnsi="Calibri"/>
-          <w:b w:val="0"/>
-          <w:color w:val="0F172A"/>
-          <w:sz w:val="22"/>
-        </w:rPr>
-        <w:t xml:space="preserve"> Pertolongan Pertama Luka Bakar di Rumah; Cara Membaca Gejala DBD, Tifus, atau Flu; Panduan Memilih Sunscreen; Batasi GGL; Gejala Stroke: SeGeRa Ke RS; Heimlich Maneuver.</w:t>
-      </w:r>
-    </w:p>
-    <w:p>
-      <w:r>
-        <w:rPr>
-          <w:rFonts w:ascii="Calibri" w:hAnsi="Calibri"/>
-          <w:b/>
-          <w:color w:val="0F172A"/>
-          <w:sz w:val="22"/>
-        </w:rPr>
-        <w:t>CTA:</w:t>
-      </w:r>
-      <w:r>
-        <w:rPr>
-          <w:rFonts w:ascii="Calibri" w:hAnsi="Calibri"/>
-          <w:b w:val="0"/>
-          <w:color w:val="0F172A"/>
-          <w:sz w:val="22"/>
-        </w:rPr>
-        <w:t xml:space="preserve"> Saya mau asset seperti ini</w:t>
-      </w:r>
-    </w:p>
-    <w:p>
-      <w:pPr>
-        <w:pStyle w:val="Heading2"/>
-      </w:pPr>
-      <w:r>
-        <w:t>Social Media Content</w:t>
-      </w:r>
-    </w:p>
-    <w:p>
-      <w:r>
-        <w:rPr>
-          <w:rFonts w:ascii="Calibri" w:hAnsi="Calibri"/>
-          <w:b w:val="0"/>
-          <w:color w:val="0F172A"/>
-          <w:sz w:val="22"/>
-        </w:rPr>
-        <w:t>IG post, story, dan motion preview untuk membuat edukasi klinik lebih tegas, cepat, dan memorable.</w:t>
-      </w:r>
-    </w:p>
-    <w:p>
-      <w:r>
-        <w:rPr>
-          <w:rFonts w:ascii="Calibri" w:hAnsi="Calibri"/>
-          <w:b/>
-          <w:color w:val="0F172A"/>
-          <w:sz w:val="22"/>
-        </w:rPr>
-        <w:t>Contoh:</w:t>
-      </w:r>
-      <w:r>
-        <w:rPr>
-          <w:rFonts w:ascii="Calibri" w:hAnsi="Calibri"/>
-          <w:b w:val="0"/>
-          <w:color w:val="0F172A"/>
-          <w:sz w:val="22"/>
-        </w:rPr>
-        <w:t xml:space="preserve"> 9 Single Post; 5 Story; 1 Looping Reels HTML untuk Klinik.</w:t>
-      </w:r>
-    </w:p>
-    <w:p>
-      <w:r>
-        <w:rPr>
-          <w:rFonts w:ascii="Calibri" w:hAnsi="Calibri"/>
-          <w:b/>
-          <w:color w:val="0F172A"/>
-          <w:sz w:val="22"/>
-        </w:rPr>
-        <w:t>CTA:</w:t>
-      </w:r>
-      <w:r>
-        <w:rPr>
-          <w:rFonts w:ascii="Calibri" w:hAnsi="Calibri"/>
-          <w:b w:val="0"/>
-          <w:color w:val="0F172A"/>
-          <w:sz w:val="22"/>
-        </w:rPr>
-        <w:t xml:space="preserve"> Saya mau asset seperti ini</w:t>
-      </w:r>
-    </w:p>
-    <w:p>
-      <w:pPr>
-        <w:pStyle w:val="Heading2"/>
-      </w:pPr>
-      <w:r>
-        <w:t>Scientific Deck</w:t>
-      </w:r>
-    </w:p>
-    <w:p>
-      <w:r>
-        <w:rPr>
-          <w:rFonts w:ascii="Calibri" w:hAnsi="Calibri"/>
-          <w:b w:val="0"/>
-          <w:color w:val="0F172A"/>
-          <w:sz w:val="22"/>
-        </w:rPr>
-        <w:t>Deck untuk tenaga kesehatan, forum ilmiah, simposium, webinar, atau edukasi internal.</w:t>
-      </w:r>
-    </w:p>
-    <w:p>
-      <w:r>
-        <w:rPr>
-          <w:rFonts w:ascii="Calibri" w:hAnsi="Calibri"/>
-          <w:b/>
-          <w:color w:val="0F172A"/>
-          <w:sz w:val="22"/>
-        </w:rPr>
-        <w:t>Contoh:</w:t>
-      </w:r>
-      <w:r>
-        <w:rPr>
-          <w:rFonts w:ascii="Calibri" w:hAnsi="Calibri"/>
-          <w:b w:val="0"/>
-          <w:color w:val="0F172A"/>
-          <w:sz w:val="22"/>
-        </w:rPr>
-        <w:t xml:space="preserve"> Fever &amp; Pain Management in Children; Chronic Liver Disease Education Deck; Bone Health Scientific Deck; Doctor Reviewed SEO Deck; Healthcare Lead Funnel Deck.</w:t>
-      </w:r>
-    </w:p>
-    <w:p>
-      <w:r>
-        <w:rPr>
-          <w:rFonts w:ascii="Calibri" w:hAnsi="Calibri"/>
-          <w:b/>
-          <w:color w:val="0F172A"/>
-          <w:sz w:val="22"/>
-        </w:rPr>
-        <w:t>CTA:</w:t>
-      </w:r>
-      <w:r>
-        <w:rPr>
-          <w:rFonts w:ascii="Calibri" w:hAnsi="Calibri"/>
-          <w:b w:val="0"/>
-          <w:color w:val="0F172A"/>
-          <w:sz w:val="22"/>
-        </w:rPr>
-        <w:t xml:space="preserve"> Saya mau asset seperti ini</w:t>
-      </w:r>
-    </w:p>
-    <w:p>
-      <w:pPr>
-        <w:pStyle w:val="Heading2"/>
-      </w:pPr>
-      <w:r>
-        <w:t>Interactive Education Deck</w:t>
-      </w:r>
-    </w:p>
-    <w:p>
-      <w:r>
-        <w:rPr>
-          <w:rFonts w:ascii="Calibri" w:hAnsi="Calibri"/>
-          <w:b w:val="0"/>
-          <w:color w:val="0F172A"/>
-          <w:sz w:val="22"/>
-        </w:rPr>
-        <w:t>HTML deck interaktif untuk edukasi pasien, orang tua, atau audiens awam yang perlu dijelaskan bertahap.</w:t>
-      </w:r>
-    </w:p>
-    <w:p>
-      <w:r>
-        <w:rPr>
-          <w:rFonts w:ascii="Calibri" w:hAnsi="Calibri"/>
-          <w:b/>
-          <w:color w:val="0F172A"/>
-          <w:sz w:val="22"/>
-        </w:rPr>
-        <w:t>Contoh:</w:t>
-      </w:r>
-      <w:r>
-        <w:rPr>
-          <w:rFonts w:ascii="Calibri" w:hAnsi="Calibri"/>
-          <w:b w:val="0"/>
-          <w:color w:val="0F172A"/>
-          <w:sz w:val="22"/>
-        </w:rPr>
-        <w:t xml:space="preserve"> DHA EPA AA untuk Anak; Perut Anak Sehat, Moms Lebih Tenang; Rahasia Orang yang Jarang Sakit.</w:t>
-      </w:r>
-    </w:p>
-    <w:p>
-      <w:r>
-        <w:rPr>
-          <w:rFonts w:ascii="Calibri" w:hAnsi="Calibri"/>
-          <w:b/>
-          <w:color w:val="0F172A"/>
-          <w:sz w:val="22"/>
-        </w:rPr>
-        <w:t>CTA:</w:t>
-      </w:r>
-      <w:r>
-        <w:rPr>
-          <w:rFonts w:ascii="Calibri" w:hAnsi="Calibri"/>
-          <w:b w:val="0"/>
-          <w:color w:val="0F172A"/>
-          <w:sz w:val="22"/>
-        </w:rPr>
-        <w:t xml:space="preserve"> Saya mau asset seperti ini</w:t>
-      </w:r>
-    </w:p>
-    <w:p>
-      <w:pPr>
-        <w:pStyle w:val="Heading2"/>
-      </w:pPr>
-      <w:r>
-        <w:t>Landing Page Showcase</w:t>
-      </w:r>
-    </w:p>
-    <w:p>
-      <w:r>
-        <w:rPr>
-          <w:rFonts w:ascii="Calibri" w:hAnsi="Calibri"/>
-          <w:b w:val="0"/>
-          <w:color w:val="0F172A"/>
-          <w:sz w:val="22"/>
-        </w:rPr>
-        <w:t>Contoh landing page layanan klinik yang mobile-friendly, CTA jelas, dan siap diarahkan ke tracking.</w:t>
-      </w:r>
-    </w:p>
-    <w:p>
-      <w:r>
-        <w:rPr>
-          <w:rFonts w:ascii="Calibri" w:hAnsi="Calibri"/>
-          <w:b/>
-          <w:color w:val="0F172A"/>
-          <w:sz w:val="22"/>
-        </w:rPr>
-        <w:t>Contoh:</w:t>
-      </w:r>
-      <w:r>
-        <w:rPr>
-          <w:rFonts w:ascii="Calibri" w:hAnsi="Calibri"/>
-          <w:b w:val="0"/>
-          <w:color w:val="0F172A"/>
-          <w:sz w:val="22"/>
-        </w:rPr>
-        <w:t xml:space="preserve"> Landing Page Klinik Mari Kita Sehat; Landing Page Klinik Pratama Sehat Jaya; Landing Page Klinik Intan Utama.</w:t>
-      </w:r>
-    </w:p>
-    <w:p>
-      <w:r>
-        <w:rPr>
-          <w:rFonts w:ascii="Calibri" w:hAnsi="Calibri"/>
-          <w:b/>
-          <w:color w:val="0F172A"/>
-          <w:sz w:val="22"/>
-        </w:rPr>
-        <w:t>CTA:</w:t>
-      </w:r>
-      <w:r>
-        <w:rPr>
-          <w:rFonts w:ascii="Calibri" w:hAnsi="Calibri"/>
-          <w:b w:val="0"/>
-          <w:color w:val="0F172A"/>
-          <w:sz w:val="22"/>
-        </w:rPr>
-        <w:t xml:space="preserve"> Saya mau asset seperti ini</w:t>
+        <w:t xml:space="preserve"> Tema. Deck. Promo. Speaker. Follow-up.</w:t>
       </w:r>
     </w:p>
     <w:p>
@@ -3086,7 +2176,7 @@
         <w:pStyle w:val="Heading1"/>
       </w:pPr>
       <w:r>
-        <w:t>12. Webinar Engine</w:t>
+        <w:t>13. MAPS Measurement Layer</w:t>
       </w:r>
     </w:p>
     <w:p>
@@ -3097,7 +2187,7 @@
           <w:color w:val="0F172A"/>
           <w:sz w:val="22"/>
         </w:rPr>
-        <w:t>Headline:</w:t>
+        <w:t>Kicker:</w:t>
       </w:r>
       <w:r>
         <w:rPr>
@@ -3106,7 +2196,7 @@
           <w:color w:val="0F172A"/>
           <w:sz w:val="22"/>
         </w:rPr>
-        <w:t xml:space="preserve"> Edukasi publik yang terasa rapi sejak tema sampai follow-up.</w:t>
+        <w:t xml:space="preserve"> Bisa dipantau</w:t>
       </w:r>
     </w:p>
     <w:p>
@@ -3117,7 +2207,7 @@
           <w:color w:val="0F172A"/>
           <w:sz w:val="22"/>
         </w:rPr>
-        <w:t>Subheadline:</w:t>
+        <w:t>Headline:</w:t>
       </w:r>
       <w:r>
         <w:rPr>
@@ -3126,7 +2216,7 @@
           <w:color w:val="0F172A"/>
           <w:sz w:val="22"/>
         </w:rPr>
-        <w:t xml:space="preserve"> Tema, objective, audience, rundown, landing page registrasi, deck, materi promosi, speaker note, sampai dokter sebagai narasumber bisa dirancang dari satu arah campaign.</w:t>
+        <w:t xml:space="preserve"> Bukan cuma dibuatkan. Dibuat agar bisa diukur.</w:t>
       </w:r>
     </w:p>
     <w:p>
@@ -3137,7 +2227,7 @@
           <w:color w:val="0F172A"/>
           <w:sz w:val="22"/>
         </w:rPr>
-        <w:t>Flow:</w:t>
+        <w:t>Subheadline:</w:t>
       </w:r>
       <w:r>
         <w:rPr>
@@ -3146,7 +2236,27 @@
           <w:color w:val="0F172A"/>
           <w:sz w:val="22"/>
         </w:rPr>
-        <w:t xml:space="preserve"> Tema. Deck. Promo. Speaker. Follow-up.</w:t>
+        <w:t xml:space="preserve"> MAPSY bisa membaca dari mana calon pasien datang, tombol mana yang diklik, aset mana yang menarik minat, dan funnel mana yang paling perlu dirapikan berikutnya.</w:t>
+      </w:r>
+    </w:p>
+    <w:p>
+      <w:r>
+        <w:rPr>
+          <w:rFonts w:ascii="Calibri" w:hAnsi="Calibri"/>
+          <w:b/>
+          <w:color w:val="0F172A"/>
+          <w:sz w:val="22"/>
+        </w:rPr>
+        <w:t>Komponen tracking:</w:t>
+      </w:r>
+      <w:r>
+        <w:rPr>
+          <w:rFonts w:ascii="Calibri" w:hAnsi="Calibri"/>
+          <w:b w:val="0"/>
+          <w:color w:val="0F172A"/>
+          <w:sz w:val="22"/>
+        </w:rPr>
+        <w:t xml:space="preserve"> GA4, Meta Pixel, WhatsApp click, UTM, Google Sheets, Looker Studio.</w:t>
       </w:r>
     </w:p>
     <w:p>
@@ -3154,7 +2264,7 @@
         <w:pStyle w:val="Heading1"/>
       </w:pPr>
       <w:r>
-        <w:t>13. Measurement Layer</w:t>
+        <w:t>14. Cara Kerja</w:t>
       </w:r>
     </w:p>
     <w:p>
@@ -3174,7 +2284,7 @@
           <w:color w:val="0F172A"/>
           <w:sz w:val="22"/>
         </w:rPr>
-        <w:t xml:space="preserve"> Bisa dipantau</w:t>
+        <w:t xml:space="preserve"> Cara kerja</w:t>
       </w:r>
     </w:p>
     <w:p>
@@ -3194,7 +2304,7 @@
           <w:color w:val="0F172A"/>
           <w:sz w:val="22"/>
         </w:rPr>
-        <w:t xml:space="preserve"> Bukan cuma dibuatkan. Dibuat agar bisa diukur.</w:t>
+        <w:t xml:space="preserve"> Marketing-first. Medical-supervised. Tracking-ready.</w:t>
       </w:r>
     </w:p>
     <w:p>
@@ -3214,13 +2324,19 @@
           <w:color w:val="0F172A"/>
           <w:sz w:val="22"/>
         </w:rPr>
-        <w:t xml:space="preserve"> MAPSY bisa membaca dari mana calon pasien datang, tombol mana yang diklik, aset mana yang menarik minat, dan funnel mana yang paling perlu dirapikan berikutnya.</w:t>
+        <w:t xml:space="preserve"> Dari audit sampai optimasi, MAPS menjaga setiap langkah tetap jelas, prioritasnya masuk akal, dan datanya terbaca.</w:t>
       </w:r>
     </w:p>
     <w:p>
-      <w:pPr>
-        <w:pStyle w:val="ListBullet"/>
-      </w:pPr>
+      <w:r>
+        <w:rPr>
+          <w:rFonts w:ascii="Calibri" w:hAnsi="Calibri"/>
+          <w:b/>
+          <w:color w:val="0F172A"/>
+          <w:sz w:val="22"/>
+        </w:rPr>
+        <w:t>Step 1:</w:t>
+      </w:r>
       <w:r>
         <w:rPr>
           <w:rFonts w:ascii="Calibri" w:hAnsi="Calibri"/>
@@ -3228,13 +2344,19 @@
           <w:color w:val="0F172A"/>
           <w:sz w:val="22"/>
         </w:rPr>
-        <w:t>GA4: page_view, scroll, CTA, section, lead</w:t>
+        <w:t xml:space="preserve"> Audit. Website, sosial media, Google, CTA, tracking, konten, dan trust signal dicek dulu.</w:t>
       </w:r>
     </w:p>
     <w:p>
-      <w:pPr>
-        <w:pStyle w:val="ListBullet"/>
-      </w:pPr>
+      <w:r>
+        <w:rPr>
+          <w:rFonts w:ascii="Calibri" w:hAnsi="Calibri"/>
+          <w:b/>
+          <w:color w:val="0F172A"/>
+          <w:sz w:val="22"/>
+        </w:rPr>
+        <w:t>Step 2:</w:t>
+      </w:r>
       <w:r>
         <w:rPr>
           <w:rFonts w:ascii="Calibri" w:hAnsi="Calibri"/>
@@ -3242,13 +2364,19 @@
           <w:color w:val="0F172A"/>
           <w:sz w:val="22"/>
         </w:rPr>
-        <w:t>Meta Pixel: ViewContent, Contact, Lead</w:t>
+        <w:t xml:space="preserve"> Strategy. Kami pilih prioritas paling masuk akal: website, konten, SEO, campaign, atau tracking.</w:t>
       </w:r>
     </w:p>
     <w:p>
-      <w:pPr>
-        <w:pStyle w:val="ListBullet"/>
-      </w:pPr>
+      <w:r>
+        <w:rPr>
+          <w:rFonts w:ascii="Calibri" w:hAnsi="Calibri"/>
+          <w:b/>
+          <w:color w:val="0F172A"/>
+          <w:sz w:val="22"/>
+        </w:rPr>
+        <w:t>Step 3:</w:t>
+      </w:r>
       <w:r>
         <w:rPr>
           <w:rFonts w:ascii="Calibri" w:hAnsi="Calibri"/>
@@ -3256,13 +2384,19 @@
           <w:color w:val="0F172A"/>
           <w:sz w:val="22"/>
         </w:rPr>
-        <w:t>WhatsApp: Klik tombol, source, service interest</w:t>
+        <w:t xml:space="preserve"> Medical Direction. Pesan kesehatan diarahkan dengan clinical reasoning dan batas klaim yang aman.</w:t>
       </w:r>
     </w:p>
     <w:p>
-      <w:pPr>
-        <w:pStyle w:val="ListBullet"/>
-      </w:pPr>
+      <w:r>
+        <w:rPr>
+          <w:rFonts w:ascii="Calibri" w:hAnsi="Calibri"/>
+          <w:b/>
+          <w:color w:val="0F172A"/>
+          <w:sz w:val="22"/>
+        </w:rPr>
+        <w:t>Step 4:</w:t>
+      </w:r>
       <w:r>
         <w:rPr>
           <w:rFonts w:ascii="Calibri" w:hAnsi="Calibri"/>
@@ -3270,13 +2404,19 @@
           <w:color w:val="0F172A"/>
           <w:sz w:val="22"/>
         </w:rPr>
-        <w:t>UTM: IG, Google, broadcast, QR, referral</w:t>
+        <w:t xml:space="preserve"> Production. Copy, desain, artikel, landing page, motion, deck, atau dashboard dibuat sesuai scope.</w:t>
       </w:r>
     </w:p>
     <w:p>
-      <w:pPr>
-        <w:pStyle w:val="ListBullet"/>
-      </w:pPr>
+      <w:r>
+        <w:rPr>
+          <w:rFonts w:ascii="Calibri" w:hAnsi="Calibri"/>
+          <w:b/>
+          <w:color w:val="0F172A"/>
+          <w:sz w:val="22"/>
+        </w:rPr>
+        <w:t>Step 5:</w:t>
+      </w:r>
       <w:r>
         <w:rPr>
           <w:rFonts w:ascii="Calibri" w:hAnsi="Calibri"/>
@@ -3284,13 +2424,19 @@
           <w:color w:val="0F172A"/>
           <w:sz w:val="22"/>
         </w:rPr>
-        <w:t>Google Sheets: Event, audit, dan lead log</w:t>
+        <w:t xml:space="preserve"> Tracking. Event GA4, Pixel, UTM, WhatsApp click, dan lead form disiapkan.</w:t>
       </w:r>
     </w:p>
     <w:p>
-      <w:pPr>
-        <w:pStyle w:val="ListBullet"/>
-      </w:pPr>
+      <w:r>
+        <w:rPr>
+          <w:rFonts w:ascii="Calibri" w:hAnsi="Calibri"/>
+          <w:b/>
+          <w:color w:val="0F172A"/>
+          <w:sz w:val="22"/>
+        </w:rPr>
+        <w:t>Step 6:</w:t>
+      </w:r>
       <w:r>
         <w:rPr>
           <w:rFonts w:ascii="Calibri" w:hAnsi="Calibri"/>
@@ -3298,7 +2444,7 @@
           <w:color w:val="0F172A"/>
           <w:sz w:val="22"/>
         </w:rPr>
-        <w:t>Looker Studio: Dashboard dari Sheet/GA4</w:t>
+        <w:t xml:space="preserve"> Optimize. Baca data, rapikan funnel, perbaiki CTA, dan scale yang terbukti bekerja.</w:t>
       </w:r>
     </w:p>
     <w:p>
@@ -3306,7 +2452,7 @@
         <w:pStyle w:val="Heading1"/>
       </w:pPr>
       <w:r>
-        <w:t>14. Cara Kerja</w:t>
+        <w:t>15. Digitalization Layer</w:t>
       </w:r>
     </w:p>
     <w:p>
@@ -3317,7 +2463,7 @@
           <w:color w:val="0F172A"/>
           <w:sz w:val="22"/>
         </w:rPr>
-        <w:t>Headline:</w:t>
+        <w:t>Kicker:</w:t>
       </w:r>
       <w:r>
         <w:rPr>
@@ -3326,7 +2472,7 @@
           <w:color w:val="0F172A"/>
           <w:sz w:val="22"/>
         </w:rPr>
-        <w:t xml:space="preserve"> Marketing-first. Medical-supervised. Tracking-ready.</w:t>
+        <w:t xml:space="preserve"> Next digitalization layer</w:t>
       </w:r>
     </w:p>
     <w:p>
@@ -3337,7 +2483,7 @@
           <w:color w:val="0F172A"/>
           <w:sz w:val="22"/>
         </w:rPr>
-        <w:t>Subheadline:</w:t>
+        <w:t>Headline:</w:t>
       </w:r>
       <w:r>
         <w:rPr>
@@ -3346,37 +2492,59 @@
           <w:color w:val="0F172A"/>
           <w:sz w:val="22"/>
         </w:rPr>
-        <w:t xml:space="preserve"> Dari audit sampai optimasi, MAPS menjaga setiap langkah tetap jelas, prioritasnya masuk akal, dan datanya terbaca.</w:t>
+        <w:t xml:space="preserve"> Fondasi marketing dulu. Operasional digital menyusul saat klinik siap.</w:t>
       </w:r>
     </w:p>
     <w:p>
-      <w:pPr>
-        <w:pStyle w:val="Heading2"/>
-      </w:pPr>
-      <w:r>
-        <w:t>01 - Audit</w:t>
+      <w:r>
+        <w:rPr>
+          <w:rFonts w:ascii="Calibri" w:hAnsi="Calibri"/>
+          <w:b/>
+          <w:color w:val="0F172A"/>
+          <w:sz w:val="22"/>
+        </w:rPr>
+        <w:t>Status:</w:t>
+      </w:r>
+      <w:r>
+        <w:rPr>
+          <w:rFonts w:ascii="Calibri" w:hAnsi="Calibri"/>
+          <w:b w:val="0"/>
+          <w:color w:val="0F172A"/>
+          <w:sz w:val="22"/>
+        </w:rPr>
+        <w:t xml:space="preserve"> COMING SOON</w:t>
       </w:r>
     </w:p>
     <w:p>
       <w:r>
         <w:rPr>
           <w:rFonts w:ascii="Calibri" w:hAnsi="Calibri"/>
+          <w:b/>
+          <w:color w:val="0F172A"/>
+          <w:sz w:val="22"/>
+        </w:rPr>
+        <w:t>Subheadline:</w:t>
+      </w:r>
+      <w:r>
+        <w:rPr>
+          <w:rFonts w:ascii="Calibri" w:hAnsi="Calibri"/>
           <w:b w:val="0"/>
           <w:color w:val="0F172A"/>
           <w:sz w:val="22"/>
         </w:rPr>
-        <w:t>Website, sosial media, Google, CTA, tracking, konten, dan trust signal dicek dulu.</w:t>
+        <w:t xml:space="preserve"> MAPS bukan hanya membuat klinik terlihat rapi. Ke depan, fondasi digital bisa berkembang menjadi blueprint sistem operasional: registrasi, rekam medis, apotek, stok, jadwal, dan dashboard.</w:t>
       </w:r>
     </w:p>
     <w:p>
-      <w:pPr>
-        <w:pStyle w:val="Heading2"/>
-      </w:pPr>
-      <w:r>
-        <w:t>02 - Strategy</w:t>
-      </w:r>
-    </w:p>
-    <w:p>
+      <w:r>
+        <w:rPr>
+          <w:rFonts w:ascii="Calibri" w:hAnsi="Calibri"/>
+          <w:b/>
+          <w:color w:val="0F172A"/>
+          <w:sz w:val="22"/>
+        </w:rPr>
+        <w:t>CTA:</w:t>
+      </w:r>
       <w:r>
         <w:rPr>
           <w:rFonts w:ascii="Calibri" w:hAnsi="Calibri"/>
@@ -3384,83 +2552,7 @@
           <w:color w:val="0F172A"/>
           <w:sz w:val="22"/>
         </w:rPr>
-        <w:t>Kami pilih prioritas paling masuk akal: website, konten, SEO, campaign, atau tracking.</w:t>
-      </w:r>
-    </w:p>
-    <w:p>
-      <w:pPr>
-        <w:pStyle w:val="Heading2"/>
-      </w:pPr>
-      <w:r>
-        <w:t>03 - Medical Direction</w:t>
-      </w:r>
-    </w:p>
-    <w:p>
-      <w:r>
-        <w:rPr>
-          <w:rFonts w:ascii="Calibri" w:hAnsi="Calibri"/>
-          <w:b w:val="0"/>
-          <w:color w:val="0F172A"/>
-          <w:sz w:val="22"/>
-        </w:rPr>
-        <w:t>Pesan kesehatan diarahkan dengan clinical reasoning dan batas klaim yang aman.</w:t>
-      </w:r>
-    </w:p>
-    <w:p>
-      <w:pPr>
-        <w:pStyle w:val="Heading2"/>
-      </w:pPr>
-      <w:r>
-        <w:t>04 - Production</w:t>
-      </w:r>
-    </w:p>
-    <w:p>
-      <w:r>
-        <w:rPr>
-          <w:rFonts w:ascii="Calibri" w:hAnsi="Calibri"/>
-          <w:b w:val="0"/>
-          <w:color w:val="0F172A"/>
-          <w:sz w:val="22"/>
-        </w:rPr>
-        <w:t>Copy, desain, artikel, landing page, motion, deck, atau dashboard dibuat sesuai scope.</w:t>
-      </w:r>
-    </w:p>
-    <w:p>
-      <w:pPr>
-        <w:pStyle w:val="Heading2"/>
-      </w:pPr>
-      <w:r>
-        <w:t>05 - Tracking</w:t>
-      </w:r>
-    </w:p>
-    <w:p>
-      <w:r>
-        <w:rPr>
-          <w:rFonts w:ascii="Calibri" w:hAnsi="Calibri"/>
-          <w:b w:val="0"/>
-          <w:color w:val="0F172A"/>
-          <w:sz w:val="22"/>
-        </w:rPr>
-        <w:t>Event GA4, Pixel, UTM, WhatsApp click, dan lead form disiapkan.</w:t>
-      </w:r>
-    </w:p>
-    <w:p>
-      <w:pPr>
-        <w:pStyle w:val="Heading2"/>
-      </w:pPr>
-      <w:r>
-        <w:t>06 - Optimize</w:t>
-      </w:r>
-    </w:p>
-    <w:p>
-      <w:r>
-        <w:rPr>
-          <w:rFonts w:ascii="Calibri" w:hAnsi="Calibri"/>
-          <w:b w:val="0"/>
-          <w:color w:val="0F172A"/>
-          <w:sz w:val="22"/>
-        </w:rPr>
-        <w:t>Baca data, rapikan funnel, perbaiki CTA, dan scale yang terbukti bekerja.</w:t>
+        <w:t xml:space="preserve"> Minta update roadmap.</w:t>
       </w:r>
     </w:p>
     <w:p>
@@ -3468,7 +2560,7 @@
         <w:pStyle w:val="Heading1"/>
       </w:pPr>
       <w:r>
-        <w:t>15. Next Digitalization Layer</w:t>
+        <w:t>16. Audit Digital</w:t>
       </w:r>
     </w:p>
     <w:p>
@@ -3479,7 +2571,7 @@
           <w:color w:val="0F172A"/>
           <w:sz w:val="22"/>
         </w:rPr>
-        <w:t>Status:</w:t>
+        <w:t>Headline:</w:t>
       </w:r>
       <w:r>
         <w:rPr>
@@ -3488,7 +2580,7 @@
           <w:color w:val="0F172A"/>
           <w:sz w:val="22"/>
         </w:rPr>
-        <w:t xml:space="preserve"> Coming soon</w:t>
+        <w:t xml:space="preserve"> Cek Kesiapan Digital Klinik Anda</w:t>
       </w:r>
     </w:p>
     <w:p>
@@ -3499,7 +2591,7 @@
           <w:color w:val="0F172A"/>
           <w:sz w:val="22"/>
         </w:rPr>
-        <w:t>Headline:</w:t>
+        <w:t>Subheadline:</w:t>
       </w:r>
       <w:r>
         <w:rPr>
@@ -3508,7 +2600,7 @@
           <w:color w:val="0F172A"/>
           <w:sz w:val="22"/>
         </w:rPr>
-        <w:t xml:space="preserve"> Fondasi marketing dulu. Operasional digital menyusul saat klinik siap.</w:t>
+        <w:t xml:space="preserve"> Temukan prioritas paling masuk akal: website, konten, tracking, campaign, atau fondasi digital yang harus dirapikan dulu.</w:t>
       </w:r>
     </w:p>
     <w:p>
@@ -3519,7 +2611,7 @@
           <w:color w:val="0F172A"/>
           <w:sz w:val="22"/>
         </w:rPr>
-        <w:t>Subheadline:</w:t>
+        <w:t>CTA awal:</w:t>
       </w:r>
       <w:r>
         <w:rPr>
@@ -3528,13 +2620,19 @@
           <w:color w:val="0F172A"/>
           <w:sz w:val="22"/>
         </w:rPr>
-        <w:t xml:space="preserve"> MAPS bukan hanya membuat klinik terlihat rapi. Ke depan, fondasi digital bisa berkembang menjadi blueprint sistem operasional: registrasi, rekam medis, apotek, stok, jadwal, dan dashboard.</w:t>
+        <w:t xml:space="preserve"> Lihat rekomendasi audit.</w:t>
       </w:r>
     </w:p>
     <w:p>
-      <w:pPr>
-        <w:pStyle w:val="ListBullet"/>
-      </w:pPr>
+      <w:r>
+        <w:rPr>
+          <w:rFonts w:ascii="Calibri" w:hAnsi="Calibri"/>
+          <w:b/>
+          <w:color w:val="0F172A"/>
+          <w:sz w:val="22"/>
+        </w:rPr>
+        <w:t>CTA setelah skor:</w:t>
+      </w:r>
       <w:r>
         <w:rPr>
           <w:rFonts w:ascii="Calibri" w:hAnsi="Calibri"/>
@@ -3542,13 +2640,19 @@
           <w:color w:val="0F172A"/>
           <w:sz w:val="22"/>
         </w:rPr>
-        <w:t>Registrasi &amp; Antrian: Alur pasien dari chat, booking, hadir, sampai follow-up.</w:t>
+        <w:t xml:space="preserve"> Konsultasi Sekarang.</w:t>
       </w:r>
     </w:p>
     <w:p>
-      <w:pPr>
-        <w:pStyle w:val="ListBullet"/>
-      </w:pPr>
+      <w:r>
+        <w:rPr>
+          <w:rFonts w:ascii="Calibri" w:hAnsi="Calibri"/>
+          <w:b/>
+          <w:color w:val="0F172A"/>
+          <w:sz w:val="22"/>
+        </w:rPr>
+        <w:t>CTA kedua:</w:t>
+      </w:r>
       <w:r>
         <w:rPr>
           <w:rFonts w:ascii="Calibri" w:hAnsi="Calibri"/>
@@ -3556,13 +2660,19 @@
           <w:color w:val="0F172A"/>
           <w:sz w:val="22"/>
         </w:rPr>
-        <w:t>Rekam Medis Digital: Keluhan, vital sign, pemeriksaan fisik, penunjang, diagnosis, plan.</w:t>
+        <w:t xml:space="preserve"> Cek Paket Kita.</w:t>
       </w:r>
     </w:p>
     <w:p>
-      <w:pPr>
-        <w:pStyle w:val="ListBullet"/>
-      </w:pPr>
+      <w:r>
+        <w:rPr>
+          <w:rFonts w:ascii="Calibri" w:hAnsi="Calibri"/>
+          <w:b/>
+          <w:color w:val="0F172A"/>
+          <w:sz w:val="22"/>
+        </w:rPr>
+        <w:t>Microcopy:</w:t>
+      </w:r>
       <w:r>
         <w:rPr>
           <w:rFonts w:ascii="Calibri" w:hAnsi="Calibri"/>
@@ -3570,69 +2680,7 @@
           <w:color w:val="0F172A"/>
           <w:sz w:val="22"/>
         </w:rPr>
-        <w:t>Apotek &amp; Peracikan: FIFO, stok, resep, dosis anak, dan catatan racikan.</w:t>
-      </w:r>
-    </w:p>
-    <w:p>
-      <w:pPr>
-        <w:pStyle w:val="ListBullet"/>
-      </w:pPr>
-      <w:r>
-        <w:rPr>
-          <w:rFonts w:ascii="Calibri" w:hAnsi="Calibri"/>
-          <w:b w:val="0"/>
-          <w:color w:val="0F172A"/>
-          <w:sz w:val="22"/>
-        </w:rPr>
-        <w:t>Jadwal Layanan: Slot dokter, tindakan, MCU, vaksin, webinar, dan reminder.</w:t>
-      </w:r>
-    </w:p>
-    <w:p>
-      <w:pPr>
-        <w:pStyle w:val="ListBullet"/>
-      </w:pPr>
-      <w:r>
-        <w:rPr>
-          <w:rFonts w:ascii="Calibri" w:hAnsi="Calibri"/>
-          <w:b w:val="0"/>
-          <w:color w:val="0F172A"/>
-          <w:sz w:val="22"/>
-        </w:rPr>
-        <w:t>Clinic Dashboard: Lead, kunjungan, follow-up, campaign, dan insight bulanan.</w:t>
-      </w:r>
-    </w:p>
-    <w:p>
-      <w:pPr>
-        <w:pStyle w:val="ListBullet"/>
-      </w:pPr>
-      <w:r>
-        <w:rPr>
-          <w:rFonts w:ascii="Calibri" w:hAnsi="Calibri"/>
-          <w:b w:val="0"/>
-          <w:color w:val="0F172A"/>
-          <w:sz w:val="22"/>
-        </w:rPr>
-        <w:t>Governance: Privasi, akses data, SOP input, dan edukasi tim sebelum scale.</w:t>
-      </w:r>
-    </w:p>
-    <w:p>
-      <w:r>
-        <w:rPr>
-          <w:rFonts w:ascii="Calibri" w:hAnsi="Calibri"/>
-          <w:b/>
-          <w:color w:val="0F172A"/>
-          <w:sz w:val="22"/>
-        </w:rPr>
-        <w:t>CTA:</w:t>
-      </w:r>
-      <w:r>
-        <w:rPr>
-          <w:rFonts w:ascii="Calibri" w:hAnsi="Calibri"/>
-          <w:b w:val="0"/>
-          <w:color w:val="0F172A"/>
-          <w:sz w:val="22"/>
-        </w:rPr>
-        <w:t xml:space="preserve"> Minta update roadmap</w:t>
+        <w:t xml:space="preserve"> MAPS bisa mulai dari prioritas terkecil yang paling terlihat dampaknya: clarity, trust, CTA, dan tracking.</w:t>
       </w:r>
     </w:p>
     <w:p>
@@ -3640,7 +2688,7 @@
         <w:pStyle w:val="Heading1"/>
       </w:pPr>
       <w:r>
-        <w:t>16. Audit Digital</w:t>
+        <w:t>17. Paket Solusi MAPS</w:t>
       </w:r>
     </w:p>
     <w:p>
@@ -3660,7 +2708,7 @@
           <w:color w:val="0F172A"/>
           <w:sz w:val="22"/>
         </w:rPr>
-        <w:t xml:space="preserve"> Cek Kesiapan Digital Klinik Anda</w:t>
+        <w:t xml:space="preserve"> Mulai dari fondasi kecil, lalu berkembang sesuai kebutuhan.</w:t>
       </w:r>
     </w:p>
     <w:p>
@@ -3680,7 +2728,7 @@
           <w:color w:val="0F172A"/>
           <w:sz w:val="22"/>
         </w:rPr>
-        <w:t xml:space="preserve"> Temukan prioritas paling masuk akal: website, konten, tracking, campaign, atau fondasi digital yang harus dirapikan dulu.</w:t>
+        <w:t xml:space="preserve"> Scope bisa disesuaikan. Fokusnya bukan terlihat mahal, tapi terlihat profesional, dipercaya, dan terukur.</w:t>
       </w:r>
     </w:p>
     <w:p>
@@ -3691,13 +2739,28 @@
           <w:color w:val="0F172A"/>
           <w:sz w:val="22"/>
         </w:rPr>
-        <w:t>Checklist:</w:t>
+        <w:t>Paket 1:</w:t>
+      </w:r>
+      <w:r>
+        <w:rPr>
+          <w:rFonts w:ascii="Calibri" w:hAnsi="Calibri"/>
+          <w:b w:val="0"/>
+          <w:color w:val="0F172A"/>
+          <w:sz w:val="22"/>
+        </w:rPr>
+        <w:t xml:space="preserve"> Digital Foundation for Clinic.</w:t>
       </w:r>
     </w:p>
     <w:p>
-      <w:pPr>
-        <w:pStyle w:val="ListNumber"/>
-      </w:pPr>
+      <w:r>
+        <w:rPr>
+          <w:rFonts w:ascii="Calibri" w:hAnsi="Calibri"/>
+          <w:b/>
+          <w:color w:val="0F172A"/>
+          <w:sz w:val="22"/>
+        </w:rPr>
+        <w:t>Paket 2:</w:t>
+      </w:r>
       <w:r>
         <w:rPr>
           <w:rFonts w:ascii="Calibri" w:hAnsi="Calibri"/>
@@ -3705,13 +2768,19 @@
           <w:color w:val="0F172A"/>
           <w:sz w:val="22"/>
         </w:rPr>
-        <w:t>Apakah klinik sudah punya website?</w:t>
+        <w:t xml:space="preserve"> Healthcare Content Engine.</w:t>
       </w:r>
     </w:p>
     <w:p>
-      <w:pPr>
-        <w:pStyle w:val="ListNumber"/>
-      </w:pPr>
+      <w:r>
+        <w:rPr>
+          <w:rFonts w:ascii="Calibri" w:hAnsi="Calibri"/>
+          <w:b/>
+          <w:color w:val="0F172A"/>
+          <w:sz w:val="22"/>
+        </w:rPr>
+        <w:t>Paket 3:</w:t>
+      </w:r>
       <w:r>
         <w:rPr>
           <w:rFonts w:ascii="Calibri" w:hAnsi="Calibri"/>
@@ -3719,13 +2788,19 @@
           <w:color w:val="0F172A"/>
           <w:sz w:val="22"/>
         </w:rPr>
-        <w:t>Apakah website mobile-friendly?</w:t>
+        <w:t xml:space="preserve"> Lead Generation Campaign.</w:t>
       </w:r>
     </w:p>
     <w:p>
-      <w:pPr>
-        <w:pStyle w:val="ListNumber"/>
-      </w:pPr>
+      <w:r>
+        <w:rPr>
+          <w:rFonts w:ascii="Calibri" w:hAnsi="Calibri"/>
+          <w:b/>
+          <w:color w:val="0F172A"/>
+          <w:sz w:val="22"/>
+        </w:rPr>
+        <w:t>Paket 4:</w:t>
+      </w:r>
       <w:r>
         <w:rPr>
           <w:rFonts w:ascii="Calibri" w:hAnsi="Calibri"/>
@@ -3733,240 +2808,7 @@
           <w:color w:val="0F172A"/>
           <w:sz w:val="22"/>
         </w:rPr>
-        <w:t>Apakah ada CTA WhatsApp yang jelas?</w:t>
-      </w:r>
-    </w:p>
-    <w:p>
-      <w:pPr>
-        <w:pStyle w:val="ListNumber"/>
-      </w:pPr>
-      <w:r>
-        <w:rPr>
-          <w:rFonts w:ascii="Calibri" w:hAnsi="Calibri"/>
-          <w:b w:val="0"/>
-          <w:color w:val="0F172A"/>
-          <w:sz w:val="22"/>
-        </w:rPr>
-        <w:t>Apakah sudah punya Google Analytics?</w:t>
-      </w:r>
-    </w:p>
-    <w:p>
-      <w:pPr>
-        <w:pStyle w:val="ListNumber"/>
-      </w:pPr>
-      <w:r>
-        <w:rPr>
-          <w:rFonts w:ascii="Calibri" w:hAnsi="Calibri"/>
-          <w:b w:val="0"/>
-          <w:color w:val="0F172A"/>
-          <w:sz w:val="22"/>
-        </w:rPr>
-        <w:t>Apakah sudah punya Meta Pixel?</w:t>
-      </w:r>
-    </w:p>
-    <w:p>
-      <w:pPr>
-        <w:pStyle w:val="ListNumber"/>
-      </w:pPr>
-      <w:r>
-        <w:rPr>
-          <w:rFonts w:ascii="Calibri" w:hAnsi="Calibri"/>
-          <w:b w:val="0"/>
-          <w:color w:val="0F172A"/>
-          <w:sz w:val="22"/>
-        </w:rPr>
-        <w:t>Apakah konten social media diposting rutin?</w:t>
-      </w:r>
-    </w:p>
-    <w:p>
-      <w:pPr>
-        <w:pStyle w:val="ListNumber"/>
-      </w:pPr>
-      <w:r>
-        <w:rPr>
-          <w:rFonts w:ascii="Calibri" w:hAnsi="Calibri"/>
-          <w:b w:val="0"/>
-          <w:color w:val="0F172A"/>
-          <w:sz w:val="22"/>
-        </w:rPr>
-        <w:t>Apakah konten punya content pillar?</w:t>
-      </w:r>
-    </w:p>
-    <w:p>
-      <w:pPr>
-        <w:pStyle w:val="ListNumber"/>
-      </w:pPr>
-      <w:r>
-        <w:rPr>
-          <w:rFonts w:ascii="Calibri" w:hAnsi="Calibri"/>
-          <w:b w:val="0"/>
-          <w:color w:val="0F172A"/>
-          <w:sz w:val="22"/>
-        </w:rPr>
-        <w:t>Apakah ada artikel SEO?</w:t>
-      </w:r>
-    </w:p>
-    <w:p>
-      <w:pPr>
-        <w:pStyle w:val="ListNumber"/>
-      </w:pPr>
-      <w:r>
-        <w:rPr>
-          <w:rFonts w:ascii="Calibri" w:hAnsi="Calibri"/>
-          <w:b w:val="0"/>
-          <w:color w:val="0F172A"/>
-          <w:sz w:val="22"/>
-        </w:rPr>
-        <w:t>Apakah lead dari WhatsApp/DM dicatat?</w:t>
-      </w:r>
-    </w:p>
-    <w:p>
-      <w:pPr>
-        <w:pStyle w:val="ListNumber"/>
-      </w:pPr>
-      <w:r>
-        <w:rPr>
-          <w:rFonts w:ascii="Calibri" w:hAnsi="Calibri"/>
-          <w:b w:val="0"/>
-          <w:color w:val="0F172A"/>
-          <w:sz w:val="22"/>
-        </w:rPr>
-        <w:t>Apakah iklan pernah dijalankan dengan tracking?</w:t>
-      </w:r>
-    </w:p>
-    <w:p>
-      <w:pPr>
-        <w:pStyle w:val="ListNumber"/>
-      </w:pPr>
-      <w:r>
-        <w:rPr>
-          <w:rFonts w:ascii="Calibri" w:hAnsi="Calibri"/>
-          <w:b w:val="0"/>
-          <w:color w:val="0F172A"/>
-          <w:sz w:val="22"/>
-        </w:rPr>
-        <w:t>Apakah ada dashboard sederhana untuk follow-up?</w:t>
-      </w:r>
-    </w:p>
-    <w:p>
-      <w:pPr>
-        <w:pStyle w:val="ListNumber"/>
-      </w:pPr>
-      <w:r>
-        <w:rPr>
-          <w:rFonts w:ascii="Calibri" w:hAnsi="Calibri"/>
-          <w:b w:val="0"/>
-          <w:color w:val="0F172A"/>
-          <w:sz w:val="22"/>
-        </w:rPr>
-        <w:t>Apakah konten medis direview oleh tenaga medis?</w:t>
-      </w:r>
-    </w:p>
-    <w:p>
-      <w:r>
-        <w:rPr>
-          <w:rFonts w:ascii="Calibri" w:hAnsi="Calibri"/>
-          <w:b/>
-          <w:color w:val="0F172A"/>
-          <w:sz w:val="22"/>
-        </w:rPr>
-        <w:t>Status skor:</w:t>
-      </w:r>
-    </w:p>
-    <w:p>
-      <w:pPr>
-        <w:pStyle w:val="ListBullet"/>
-      </w:pPr>
-      <w:r>
-        <w:rPr>
-          <w:rFonts w:ascii="Calibri" w:hAnsi="Calibri"/>
-          <w:b w:val="0"/>
-          <w:color w:val="0F172A"/>
-          <w:sz w:val="22"/>
-        </w:rPr>
-        <w:t>0-30: Digital Presence Belum Siap</w:t>
-      </w:r>
-    </w:p>
-    <w:p>
-      <w:pPr>
-        <w:pStyle w:val="ListBullet"/>
-      </w:pPr>
-      <w:r>
-        <w:rPr>
-          <w:rFonts w:ascii="Calibri" w:hAnsi="Calibri"/>
-          <w:b w:val="0"/>
-          <w:color w:val="0F172A"/>
-          <w:sz w:val="22"/>
-        </w:rPr>
-        <w:t>31-60: Fondasi Ada, Tapi Belum Terukur</w:t>
-      </w:r>
-    </w:p>
-    <w:p>
-      <w:pPr>
-        <w:pStyle w:val="ListBullet"/>
-      </w:pPr>
-      <w:r>
-        <w:rPr>
-          <w:rFonts w:ascii="Calibri" w:hAnsi="Calibri"/>
-          <w:b w:val="0"/>
-          <w:color w:val="0F172A"/>
-          <w:sz w:val="22"/>
-        </w:rPr>
-        <w:t>61-80: Sudah Cukup Baik, Perlu Optimasi</w:t>
-      </w:r>
-    </w:p>
-    <w:p>
-      <w:pPr>
-        <w:pStyle w:val="ListBullet"/>
-      </w:pPr>
-      <w:r>
-        <w:rPr>
-          <w:rFonts w:ascii="Calibri" w:hAnsi="Calibri"/>
-          <w:b w:val="0"/>
-          <w:color w:val="0F172A"/>
-          <w:sz w:val="22"/>
-        </w:rPr>
-        <w:t>81-100: Siap Scale dengan Campaign</w:t>
-      </w:r>
-    </w:p>
-    <w:p>
-      <w:r>
-        <w:rPr>
-          <w:rFonts w:ascii="Calibri" w:hAnsi="Calibri"/>
-          <w:b/>
-          <w:color w:val="0F172A"/>
-          <w:sz w:val="22"/>
-        </w:rPr>
-        <w:t>CTA:</w:t>
-      </w:r>
-      <w:r>
-        <w:rPr>
-          <w:rFonts w:ascii="Calibri" w:hAnsi="Calibri"/>
-          <w:b w:val="0"/>
-          <w:color w:val="0F172A"/>
-          <w:sz w:val="22"/>
-        </w:rPr>
-        <w:t xml:space="preserve"> Lihat rekomendasi audit; Konsultasi Sekarang; Cek Paket Kita.</w:t>
-      </w:r>
-    </w:p>
-    <w:p>
-      <w:r>
-        <w:rPr>
-          <w:rFonts w:ascii="Calibri" w:hAnsi="Calibri"/>
-          <w:b/>
-          <w:color w:val="0F172A"/>
-          <w:sz w:val="22"/>
-        </w:rPr>
-        <w:t>Microcopy:</w:t>
-      </w:r>
-      <w:r>
-        <w:rPr>
-          <w:rFonts w:ascii="Calibri" w:hAnsi="Calibri"/>
-          <w:b w:val="0"/>
-          <w:color w:val="0F172A"/>
-          <w:sz w:val="22"/>
-        </w:rPr>
-        <w:t xml:space="preserve"> MAPS bisa mulai dari prioritas terkecil yang paling terlihat dampaknya: clarity, trust, CTA, dan tracking.</w:t>
+        <w:t xml:space="preserve"> Healthcare Growth Partner.</w:t>
       </w:r>
     </w:p>
     <w:p>
@@ -3974,7 +2816,7 @@
         <w:pStyle w:val="Heading1"/>
       </w:pPr>
       <w:r>
-        <w:t>17. Paket Solusi MAPS</w:t>
+        <w:t>18. Lead Form</w:t>
       </w:r>
     </w:p>
     <w:p>
@@ -3994,7 +2836,7 @@
           <w:color w:val="0F172A"/>
           <w:sz w:val="22"/>
         </w:rPr>
-        <w:t xml:space="preserve"> Mulai dari fondasi kecil, lalu berkembang sesuai kebutuhan.</w:t>
+        <w:t xml:space="preserve"> Ceritakan kondisi digital MAPSY sekarang.</w:t>
       </w:r>
     </w:p>
     <w:p>
@@ -4014,15 +2856,27 @@
           <w:color w:val="0F172A"/>
           <w:sz w:val="22"/>
         </w:rPr>
-        <w:t xml:space="preserve"> Scope bisa disesuaikan dengan kapasitas MAPSY. Fokusnya: terlihat profesional, mudah dipercaya, dan performanya bisa dibaca.</w:t>
+        <w:t xml:space="preserve"> Mulai dari situ, MAPS bisa bantu pilih langkah paling masuk akal: website, konten, SEO, tracking, campaign, atau sistem operasional.</w:t>
       </w:r>
     </w:p>
     <w:p>
-      <w:pPr>
-        <w:pStyle w:val="Heading2"/>
-      </w:pPr>
-      <w:r>
-        <w:t>Digital Foundation for Clinic</w:t>
+      <w:r>
+        <w:rPr>
+          <w:rFonts w:ascii="Calibri" w:hAnsi="Calibri"/>
+          <w:b/>
+          <w:color w:val="0F172A"/>
+          <w:sz w:val="22"/>
+        </w:rPr>
+        <w:t>Fields:</w:t>
+      </w:r>
+      <w:r>
+        <w:rPr>
+          <w:rFonts w:ascii="Calibri" w:hAnsi="Calibri"/>
+          <w:b w:val="0"/>
+          <w:color w:val="0F172A"/>
+          <w:sz w:val="22"/>
+        </w:rPr>
+        <w:t xml:space="preserve"> Nama, nama klinik/bisnis, jenis bisnis, jenis bisnis lainnya, kebutuhan utama, link Instagram/website, budget range, pesan singkat.</w:t>
       </w:r>
     </w:p>
     <w:p>
@@ -4033,7 +2887,7 @@
           <w:color w:val="0F172A"/>
           <w:sz w:val="22"/>
         </w:rPr>
-        <w:t>Cocok untuk:</w:t>
+        <w:t>CTA:</w:t>
       </w:r>
       <w:r>
         <w:rPr>
@@ -4042,18 +2896,27 @@
           <w:color w:val="0F172A"/>
           <w:sz w:val="22"/>
         </w:rPr>
-        <w:t xml:space="preserve"> Klinik/praktik/apotek yang belum punya fondasi digital rapi.</w:t>
+        <w:t xml:space="preserve"> Buat ringkasan konsultasi.</w:t>
       </w:r>
     </w:p>
     <w:p>
       <w:r>
         <w:rPr>
           <w:rFonts w:ascii="Calibri" w:hAnsi="Calibri"/>
+          <w:b/>
+          <w:color w:val="0F172A"/>
+          <w:sz w:val="22"/>
+        </w:rPr>
+        <w:t>Success headline:</w:t>
+      </w:r>
+      <w:r>
+        <w:rPr>
+          <w:rFonts w:ascii="Calibri" w:hAnsi="Calibri"/>
           <w:b w:val="0"/>
           <w:color w:val="0F172A"/>
           <w:sz w:val="22"/>
         </w:rPr>
-        <w:t>Digital audit; Website/landing page sederhana; WhatsApp CTA; Google Maps/Business Profile direction; Basic SEO copy; GA4 setup; Meta Pixel setup; Basic lead tracking sheet/simple HTML.</w:t>
+        <w:t xml:space="preserve"> Ringkasan MAPSY siap.</w:t>
       </w:r>
     </w:p>
     <w:p>
@@ -4064,7 +2927,7 @@
           <w:color w:val="0F172A"/>
           <w:sz w:val="22"/>
         </w:rPr>
-        <w:t>CTA:</w:t>
+        <w:t>Success copy:</w:t>
       </w:r>
       <w:r>
         <w:rPr>
@@ -4073,184 +2936,7 @@
           <w:color w:val="0F172A"/>
           <w:sz w:val="22"/>
         </w:rPr>
-        <w:t xml:space="preserve"> Mulai dari Fondasi</w:t>
-      </w:r>
-    </w:p>
-    <w:p>
-      <w:pPr>
-        <w:pStyle w:val="Heading2"/>
-      </w:pPr>
-      <w:r>
-        <w:t>Healthcare Content Engine</w:t>
-      </w:r>
-    </w:p>
-    <w:p>
-      <w:r>
-        <w:rPr>
-          <w:rFonts w:ascii="Calibri" w:hAnsi="Calibri"/>
-          <w:b/>
-          <w:color w:val="0F172A"/>
-          <w:sz w:val="22"/>
-        </w:rPr>
-        <w:t>Cocok untuk:</w:t>
-      </w:r>
-      <w:r>
-        <w:rPr>
-          <w:rFonts w:ascii="Calibri" w:hAnsi="Calibri"/>
-          <w:b w:val="0"/>
-          <w:color w:val="0F172A"/>
-          <w:sz w:val="22"/>
-        </w:rPr>
-        <w:t xml:space="preserve"> Klinik/brand yang butuh konten rutin dan credible.</w:t>
-      </w:r>
-    </w:p>
-    <w:p>
-      <w:r>
-        <w:rPr>
-          <w:rFonts w:ascii="Calibri" w:hAnsi="Calibri"/>
-          <w:b w:val="0"/>
-          <w:color w:val="0F172A"/>
-          <w:sz w:val="22"/>
-        </w:rPr>
-        <w:t>Monthly content plan; 8-12 social media contents; Carousel/single image/story; Caption + CTA; Medical content supervision; Basic monthly report.</w:t>
-      </w:r>
-    </w:p>
-    <w:p>
-      <w:r>
-        <w:rPr>
-          <w:rFonts w:ascii="Calibri" w:hAnsi="Calibri"/>
-          <w:b/>
-          <w:color w:val="0F172A"/>
-          <w:sz w:val="22"/>
-        </w:rPr>
-        <w:t>CTA:</w:t>
-      </w:r>
-      <w:r>
-        <w:rPr>
-          <w:rFonts w:ascii="Calibri" w:hAnsi="Calibri"/>
-          <w:b w:val="0"/>
-          <w:color w:val="0F172A"/>
-          <w:sz w:val="22"/>
-        </w:rPr>
-        <w:t xml:space="preserve"> Bangun Konten Rutin</w:t>
-      </w:r>
-    </w:p>
-    <w:p>
-      <w:pPr>
-        <w:pStyle w:val="Heading2"/>
-      </w:pPr>
-      <w:r>
-        <w:t>Lead Generation Campaign</w:t>
-      </w:r>
-    </w:p>
-    <w:p>
-      <w:r>
-        <w:rPr>
-          <w:rFonts w:ascii="Calibri" w:hAnsi="Calibri"/>
-          <w:b/>
-          <w:color w:val="0F172A"/>
-          <w:sz w:val="22"/>
-        </w:rPr>
-        <w:t>Cocok untuk:</w:t>
-      </w:r>
-      <w:r>
-        <w:rPr>
-          <w:rFonts w:ascii="Calibri" w:hAnsi="Calibri"/>
-          <w:b w:val="0"/>
-          <w:color w:val="0F172A"/>
-          <w:sz w:val="22"/>
-        </w:rPr>
-        <w:t xml:space="preserve"> Klinik/brand yang ingin campaign layanan tertentu.</w:t>
-      </w:r>
-    </w:p>
-    <w:p>
-      <w:r>
-        <w:rPr>
-          <w:rFonts w:ascii="Calibri" w:hAnsi="Calibri"/>
-          <w:b w:val="0"/>
-          <w:color w:val="0F172A"/>
-          <w:sz w:val="22"/>
-        </w:rPr>
-        <w:t>Campaign angle; Landing page campaign; 10-15 creative assets; Ads creative direction; Meta Pixel/GA4 events; WhatsApp lead flow; Campaign dashboard.</w:t>
-      </w:r>
-    </w:p>
-    <w:p>
-      <w:r>
-        <w:rPr>
-          <w:rFonts w:ascii="Calibri" w:hAnsi="Calibri"/>
-          <w:b/>
-          <w:color w:val="0F172A"/>
-          <w:sz w:val="22"/>
-        </w:rPr>
-        <w:t>CTA:</w:t>
-      </w:r>
-      <w:r>
-        <w:rPr>
-          <w:rFonts w:ascii="Calibri" w:hAnsi="Calibri"/>
-          <w:b w:val="0"/>
-          <w:color w:val="0F172A"/>
-          <w:sz w:val="22"/>
-        </w:rPr>
-        <w:t xml:space="preserve"> Buat Campaign</w:t>
-      </w:r>
-    </w:p>
-    <w:p>
-      <w:pPr>
-        <w:pStyle w:val="Heading2"/>
-      </w:pPr>
-      <w:r>
-        <w:t>Healthcare Growth Partner</w:t>
-      </w:r>
-    </w:p>
-    <w:p>
-      <w:r>
-        <w:rPr>
-          <w:rFonts w:ascii="Calibri" w:hAnsi="Calibri"/>
-          <w:b/>
-          <w:color w:val="0F172A"/>
-          <w:sz w:val="22"/>
-        </w:rPr>
-        <w:t>Cocok untuk:</w:t>
-      </w:r>
-      <w:r>
-        <w:rPr>
-          <w:rFonts w:ascii="Calibri" w:hAnsi="Calibri"/>
-          <w:b w:val="0"/>
-          <w:color w:val="0F172A"/>
-          <w:sz w:val="22"/>
-        </w:rPr>
-        <w:t xml:space="preserve"> Bisnis healthcare yang ingin end-to-end support.</w:t>
-      </w:r>
-    </w:p>
-    <w:p>
-      <w:r>
-        <w:rPr>
-          <w:rFonts w:ascii="Calibri" w:hAnsi="Calibri"/>
-          <w:b w:val="0"/>
-          <w:color w:val="0F172A"/>
-          <w:sz w:val="22"/>
-        </w:rPr>
-        <w:t>Strategy; Content; Website/landing optimization; SEO article; Ads support; Tracking; Monthly insight; Simple operation system.</w:t>
-      </w:r>
-    </w:p>
-    <w:p>
-      <w:r>
-        <w:rPr>
-          <w:rFonts w:ascii="Calibri" w:hAnsi="Calibri"/>
-          <w:b/>
-          <w:color w:val="0F172A"/>
-          <w:sz w:val="22"/>
-        </w:rPr>
-        <w:t>CTA:</w:t>
-      </w:r>
-      <w:r>
-        <w:rPr>
-          <w:rFonts w:ascii="Calibri" w:hAnsi="Calibri"/>
-          <w:b w:val="0"/>
-          <w:color w:val="0F172A"/>
-          <w:sz w:val="22"/>
-        </w:rPr>
-        <w:t xml:space="preserve"> Diskusi Retainer</w:t>
+        <w:t xml:space="preserve"> Lanjutkan ke WhatsApp supaya konteksnya langsung terbaca.</w:t>
       </w:r>
     </w:p>
     <w:p>
@@ -4258,7 +2944,7 @@
         <w:pStyle w:val="Heading1"/>
       </w:pPr>
       <w:r>
-        <w:t>18. Lead Form</w:t>
+        <w:t>19. FAQ</w:t>
       </w:r>
     </w:p>
     <w:p>
@@ -4278,7 +2964,7 @@
           <w:color w:val="0F172A"/>
           <w:sz w:val="22"/>
         </w:rPr>
-        <w:t xml:space="preserve"> Ceritakan kondisi digital MAPSY sekarang.</w:t>
+        <w:t xml:space="preserve"> Pertanyaan yang sering ditanyakan pemilik klinik dan bisnis healthcare.</w:t>
       </w:r>
     </w:p>
     <w:p>
@@ -4289,7 +2975,7 @@
           <w:color w:val="0F172A"/>
           <w:sz w:val="22"/>
         </w:rPr>
-        <w:t>Subheadline:</w:t>
+        <w:t>Topik:</w:t>
       </w:r>
       <w:r>
         <w:rPr>
@@ -4298,87 +2984,7 @@
           <w:color w:val="0F172A"/>
           <w:sz w:val="22"/>
         </w:rPr>
-        <w:t xml:space="preserve"> Mulai dari situ, MAPS bisa bantu pilih langkah paling masuk akal: website, konten, SEO, tracking, campaign, atau sistem operasional.</w:t>
-      </w:r>
-    </w:p>
-    <w:p>
-      <w:r>
-        <w:rPr>
-          <w:rFonts w:ascii="Calibri" w:hAnsi="Calibri"/>
-          <w:b/>
-          <w:color w:val="0F172A"/>
-          <w:sz w:val="22"/>
-        </w:rPr>
-        <w:t>Fields:</w:t>
-      </w:r>
-      <w:r>
-        <w:rPr>
-          <w:rFonts w:ascii="Calibri" w:hAnsi="Calibri"/>
-          <w:b w:val="0"/>
-          <w:color w:val="0F172A"/>
-          <w:sz w:val="22"/>
-        </w:rPr>
-        <w:t xml:space="preserve"> Nama; Nama klinik/bisnis; Jenis bisnis; Jenis bisnis lainnya; Kebutuhan utama; Link Instagram/website jika ada; Budget range optional; Pesan singkat.</w:t>
-      </w:r>
-    </w:p>
-    <w:p>
-      <w:r>
-        <w:rPr>
-          <w:rFonts w:ascii="Calibri" w:hAnsi="Calibri"/>
-          <w:b/>
-          <w:color w:val="0F172A"/>
-          <w:sz w:val="22"/>
-        </w:rPr>
-        <w:t>CTA:</w:t>
-      </w:r>
-      <w:r>
-        <w:rPr>
-          <w:rFonts w:ascii="Calibri" w:hAnsi="Calibri"/>
-          <w:b w:val="0"/>
-          <w:color w:val="0F172A"/>
-          <w:sz w:val="22"/>
-        </w:rPr>
-        <w:t xml:space="preserve"> Buat ringkasan konsultasi</w:t>
-      </w:r>
-    </w:p>
-    <w:p>
-      <w:r>
-        <w:rPr>
-          <w:rFonts w:ascii="Calibri" w:hAnsi="Calibri"/>
-          <w:b/>
-          <w:color w:val="0F172A"/>
-          <w:sz w:val="22"/>
-        </w:rPr>
-        <w:t>Success state:</w:t>
-      </w:r>
-      <w:r>
-        <w:rPr>
-          <w:rFonts w:ascii="Calibri" w:hAnsi="Calibri"/>
-          <w:b w:val="0"/>
-          <w:color w:val="0F172A"/>
-          <w:sz w:val="22"/>
-        </w:rPr>
-        <w:t xml:space="preserve"> Ringkasan MAPSY siap. Lanjutkan ke WhatsApp supaya konteksnya langsung terbaca.</w:t>
-      </w:r>
-    </w:p>
-    <w:p>
-      <w:r>
-        <w:rPr>
-          <w:rFonts w:ascii="Calibri" w:hAnsi="Calibri"/>
-          <w:b/>
-          <w:color w:val="0F172A"/>
-          <w:sz w:val="22"/>
-        </w:rPr>
-        <w:t>Success CTA:</w:t>
-      </w:r>
-      <w:r>
-        <w:rPr>
-          <w:rFonts w:ascii="Calibri" w:hAnsi="Calibri"/>
-          <w:b w:val="0"/>
-          <w:color w:val="0F172A"/>
-          <w:sz w:val="22"/>
-        </w:rPr>
-        <w:t xml:space="preserve"> Kirim ke WhatsApp</w:t>
+        <w:t xml:space="preserve"> Perbedaan MAPS dengan agency biasa, supervisi dokter, penggunaan AI, website klinik, Instagram klinik, artikel SEO, campaign, dashboard operasional, biaya, dan cara mulai.</w:t>
       </w:r>
     </w:p>
     <w:p>
@@ -4386,56 +2992,99 @@
         <w:pStyle w:val="Heading1"/>
       </w:pPr>
       <w:r>
-        <w:t>19. FAQ</w:t>
+        <w:t>20. Final CTA</w:t>
       </w:r>
     </w:p>
     <w:p>
-      <w:pPr>
-        <w:pStyle w:val="Heading2"/>
-      </w:pPr>
-      <w:r>
-        <w:t>Apa bedanya agency ini dengan digital marketing agency biasa?</w:t>
+      <w:r>
+        <w:rPr>
+          <w:rFonts w:ascii="Calibri" w:hAnsi="Calibri"/>
+          <w:b/>
+          <w:color w:val="0F172A"/>
+          <w:sz w:val="22"/>
+        </w:rPr>
+        <w:t>Headline:</w:t>
+      </w:r>
+      <w:r>
+        <w:rPr>
+          <w:rFonts w:ascii="Calibri" w:hAnsi="Calibri"/>
+          <w:b w:val="0"/>
+          <w:color w:val="0F172A"/>
+          <w:sz w:val="22"/>
+        </w:rPr>
+        <w:t xml:space="preserve"> Klinik Anda tidak harus langsung besar untuk terlihat profesional.</w:t>
       </w:r>
     </w:p>
     <w:p>
       <w:r>
         <w:rPr>
           <w:rFonts w:ascii="Calibri" w:hAnsi="Calibri"/>
+          <w:b/>
+          <w:color w:val="0F172A"/>
+          <w:sz w:val="22"/>
+        </w:rPr>
+        <w:t>Subheadline:</w:t>
+      </w:r>
+      <w:r>
+        <w:rPr>
+          <w:rFonts w:ascii="Calibri" w:hAnsi="Calibri"/>
           <w:b w:val="0"/>
           <w:color w:val="0F172A"/>
           <w:sz w:val="22"/>
         </w:rPr>
-        <w:t>Kami fokus pada healthcare dan dipimpin oleh dokter, sehingga strategi konten, website, dan campaign tidak hanya dibuat menarik, tapi juga mempertimbangkan akurasi medis, cara pasien memahami informasi, dan batasan klaim kesehatan.</w:t>
+        <w:t xml:space="preserve"> Mulai dari fondasi digital yang rapi: website yang meyakinkan, konten yang credible, CTA yang jelas, dan tracking yang bisa dibaca.</w:t>
       </w:r>
     </w:p>
     <w:p>
-      <w:pPr>
-        <w:pStyle w:val="Heading2"/>
-      </w:pPr>
-      <w:r>
-        <w:t>Apakah semua konten dibuat oleh dokter?</w:t>
+      <w:r>
+        <w:rPr>
+          <w:rFonts w:ascii="Calibri" w:hAnsi="Calibri"/>
+          <w:b/>
+          <w:color w:val="0F172A"/>
+          <w:sz w:val="22"/>
+        </w:rPr>
+        <w:t>CTA utama:</w:t>
+      </w:r>
+      <w:r>
+        <w:rPr>
+          <w:rFonts w:ascii="Calibri" w:hAnsi="Calibri"/>
+          <w:b w:val="0"/>
+          <w:color w:val="0F172A"/>
+          <w:sz w:val="22"/>
+        </w:rPr>
+        <w:t xml:space="preserve"> Audit Digital Klinik Gratis.</w:t>
       </w:r>
     </w:p>
     <w:p>
       <w:r>
         <w:rPr>
           <w:rFonts w:ascii="Calibri" w:hAnsi="Calibri"/>
+          <w:b/>
+          <w:color w:val="0F172A"/>
+          <w:sz w:val="22"/>
+        </w:rPr>
+        <w:t>CTA kedua:</w:t>
+      </w:r>
+      <w:r>
+        <w:rPr>
+          <w:rFonts w:ascii="Calibri" w:hAnsi="Calibri"/>
           <w:b w:val="0"/>
           <w:color w:val="0F172A"/>
           <w:sz w:val="22"/>
         </w:rPr>
-        <w:t>Produksi bisa dibantu oleh tim, template, dan AI workflow, tetapi arah konten, pesan medis, dan validasi penting disupervisi dengan perspektif dokter.</w:t>
+        <w:t xml:space="preserve"> Konsultasi via WhatsApp.</w:t>
       </w:r>
     </w:p>
     <w:p>
-      <w:pPr>
-        <w:pStyle w:val="Heading2"/>
-      </w:pPr>
-      <w:r>
-        <w:t>Apakah cocok untuk klinik yang baru mulai digital?</w:t>
-      </w:r>
-    </w:p>
-    <w:p>
+      <w:r>
+        <w:rPr>
+          <w:rFonts w:ascii="Calibri" w:hAnsi="Calibri"/>
+          <w:b/>
+          <w:color w:val="0F172A"/>
+          <w:sz w:val="22"/>
+        </w:rPr>
+        <w:t>Microcopy:</w:t>
+      </w:r>
       <w:r>
         <w:rPr>
           <w:rFonts w:ascii="Calibri" w:hAnsi="Calibri"/>
@@ -4443,178 +3092,7 @@
           <w:color w:val="0F172A"/>
           <w:sz w:val="22"/>
         </w:rPr>
-        <w:t>Ya. Solusi dibuat bertahap untuk klinik, apotek, lab, praktik dokter, dan bisnis healthcare yang belum punya website rapi, konten konsisten, tracking, atau sistem follow-up sederhana.</w:t>
-      </w:r>
-    </w:p>
-    <w:p>
-      <w:pPr>
-        <w:pStyle w:val="Heading2"/>
-      </w:pPr>
-      <w:r>
-        <w:t>Apakah bisa membuat website klinik?</w:t>
-      </w:r>
-    </w:p>
-    <w:p>
-      <w:r>
-        <w:rPr>
-          <w:rFonts w:ascii="Calibri" w:hAnsi="Calibri"/>
-          <w:b w:val="0"/>
-          <w:color w:val="0F172A"/>
-          <w:sz w:val="22"/>
-        </w:rPr>
-        <w:t>Bisa. Kami bisa membuat website atau landing page sederhana yang mobile-friendly, jelas, mudah dihubungi, dan siap dipasang tracking seperti GA4 dan Meta Pixel.</w:t>
-      </w:r>
-    </w:p>
-    <w:p>
-      <w:pPr>
-        <w:pStyle w:val="Heading2"/>
-      </w:pPr>
-      <w:r>
-        <w:t>Apakah bisa bantu Instagram klinik?</w:t>
-      </w:r>
-    </w:p>
-    <w:p>
-      <w:r>
-        <w:rPr>
-          <w:rFonts w:ascii="Calibri" w:hAnsi="Calibri"/>
-          <w:b w:val="0"/>
-          <w:color w:val="0F172A"/>
-          <w:sz w:val="22"/>
-        </w:rPr>
-        <w:t>Bisa. Kami bisa bantu content pillar, kalender konten, carousel, single image, story, reels script, caption, CTA, dan evaluasi performa.</w:t>
-      </w:r>
-    </w:p>
-    <w:p>
-      <w:pPr>
-        <w:pStyle w:val="Heading2"/>
-      </w:pPr>
-      <w:r>
-        <w:t>Apakah bisa bantu artikel SEO kesehatan?</w:t>
-      </w:r>
-    </w:p>
-    <w:p>
-      <w:r>
-        <w:rPr>
-          <w:rFonts w:ascii="Calibri" w:hAnsi="Calibri"/>
-          <w:b w:val="0"/>
-          <w:color w:val="0F172A"/>
-          <w:sz w:val="22"/>
-        </w:rPr>
-        <w:t>Bisa. Artikel dibuat berdasarkan search intent, struktur SEO, dan tetap mempertimbangkan akurasi medis.</w:t>
-      </w:r>
-    </w:p>
-    <w:p>
-      <w:pPr>
-        <w:pStyle w:val="Heading2"/>
-      </w:pPr>
-      <w:r>
-        <w:t>Apakah bisa bantu iklan?</w:t>
-      </w:r>
-    </w:p>
-    <w:p>
-      <w:r>
-        <w:rPr>
-          <w:rFonts w:ascii="Calibri" w:hAnsi="Calibri"/>
-          <w:b w:val="0"/>
-          <w:color w:val="0F172A"/>
-          <w:sz w:val="22"/>
-        </w:rPr>
-        <w:t>Bisa untuk setup strategy, creative angle, landing page, tracking, dan evaluasi, termasuk struktur funnel, event tracking, UTM, dan creative direction agar campaign lebih mudah dibaca performanya.</w:t>
-      </w:r>
-    </w:p>
-    <w:p>
-      <w:pPr>
-        <w:pStyle w:val="Heading2"/>
-      </w:pPr>
-      <w:r>
-        <w:t>Apakah menggunakan AI?</w:t>
-      </w:r>
-    </w:p>
-    <w:p>
-      <w:r>
-        <w:rPr>
-          <w:rFonts w:ascii="Calibri" w:hAnsi="Calibri"/>
-          <w:b w:val="0"/>
-          <w:color w:val="0F172A"/>
-          <w:sz w:val="22"/>
-        </w:rPr>
-        <w:t>Ya, AI digunakan untuk mempercepat riset, ideasi, outline, dan produksi. Tetapi AI bukan pengambil keputusan akhir. Konten healthcare tetap perlu validasi manusia dan perspektif medis.</w:t>
-      </w:r>
-    </w:p>
-    <w:p>
-      <w:pPr>
-        <w:pStyle w:val="Heading2"/>
-      </w:pPr>
-      <w:r>
-        <w:t>Apakah bisa membuat dashboard operasional sederhana?</w:t>
-      </w:r>
-    </w:p>
-    <w:p>
-      <w:r>
-        <w:rPr>
-          <w:rFonts w:ascii="Calibri" w:hAnsi="Calibri"/>
-          <w:b w:val="0"/>
-          <w:color w:val="0F172A"/>
-          <w:sz w:val="22"/>
-        </w:rPr>
-        <w:t>Bisa. Kami bisa membuat simple HTML dashboard untuk lead tracking, content calendar, task tracker, campaign tracker, dan follow-up sederhana.</w:t>
-      </w:r>
-    </w:p>
-    <w:p>
-      <w:pPr>
-        <w:pStyle w:val="Heading2"/>
-      </w:pPr>
-      <w:r>
-        <w:t>Apakah bisa untuk apotek atau brand kesehatan?</w:t>
-      </w:r>
-    </w:p>
-    <w:p>
-      <w:r>
-        <w:rPr>
-          <w:rFonts w:ascii="Calibri" w:hAnsi="Calibri"/>
-          <w:b w:val="0"/>
-          <w:color w:val="0F172A"/>
-          <w:sz w:val="22"/>
-        </w:rPr>
-        <w:t>Bisa. Pendekatan healthcare digital ini juga cocok untuk apotek, brand wellness, suplemen, skincare, healthtech, farmasi, medical device, dan agency yang menangani client healthcare.</w:t>
-      </w:r>
-    </w:p>
-    <w:p>
-      <w:pPr>
-        <w:pStyle w:val="Heading2"/>
-      </w:pPr>
-      <w:r>
-        <w:t>Berapa biaya jasanya?</w:t>
-      </w:r>
-    </w:p>
-    <w:p>
-      <w:r>
-        <w:rPr>
-          <w:rFonts w:ascii="Calibri" w:hAnsi="Calibri"/>
-          <w:b w:val="0"/>
-          <w:color w:val="0F172A"/>
-          <w:sz w:val="22"/>
-        </w:rPr>
-        <w:t>Biaya tergantung scope. Klinik yang baru mulai bisa mengambil paket fondasi terlebih dahulu. Untuk campaign atau retainer bulanan, scope bisa disesuaikan setelah audit kebutuhan.</w:t>
-      </w:r>
-    </w:p>
-    <w:p>
-      <w:pPr>
-        <w:pStyle w:val="Heading2"/>
-      </w:pPr>
-      <w:r>
-        <w:t>Bagaimana cara mulai?</w:t>
-      </w:r>
-    </w:p>
-    <w:p>
-      <w:r>
-        <w:rPr>
-          <w:rFonts w:ascii="Calibri" w:hAnsi="Calibri"/>
-          <w:b w:val="0"/>
-          <w:color w:val="0F172A"/>
-          <w:sz w:val="22"/>
-        </w:rPr>
-        <w:t>Mulai dari audit digital singkat. Setelah itu kami rekomendasikan prioritas: apakah perlu website, konten, SEO, tracking, campaign, atau sistem operasional sederhana.</w:t>
+        <w:t xml:space="preserve"> Ceritakan kondisi digital bisnis Anda sekarang. Kami bantu tentukan langkah paling masuk akal.</w:t>
       </w:r>
     </w:p>
     <w:p>
@@ -4622,7 +3100,7 @@
         <w:pStyle w:val="Heading1"/>
       </w:pPr>
       <w:r>
-        <w:t>20. Final CTA</w:t>
+        <w:t>21. Footer</w:t>
       </w:r>
     </w:p>
     <w:p>
@@ -4633,7 +3111,7 @@
           <w:color w:val="0F172A"/>
           <w:sz w:val="22"/>
         </w:rPr>
-        <w:t>Headline:</w:t>
+        <w:t>Brand:</w:t>
       </w:r>
       <w:r>
         <w:rPr>
@@ -4642,7 +3120,7 @@
           <w:color w:val="0F172A"/>
           <w:sz w:val="22"/>
         </w:rPr>
-        <w:t xml:space="preserve"> MAPSY tidak harus langsung besar untuk terlihat profesional.</w:t>
+        <w:t xml:space="preserve"> MAPS - Medical Advanced Portfolio Solution</w:t>
       </w:r>
     </w:p>
     <w:p>
@@ -4653,7 +3131,7 @@
           <w:color w:val="0F172A"/>
           <w:sz w:val="22"/>
         </w:rPr>
-        <w:t>Subheadline:</w:t>
+        <w:t>Tagline:</w:t>
       </w:r>
       <w:r>
         <w:rPr>
@@ -4662,7 +3140,7 @@
           <w:color w:val="0F172A"/>
           <w:sz w:val="22"/>
         </w:rPr>
-        <w:t xml:space="preserve"> Mulai dari fondasi digital yang rapi: website yang meyakinkan, konten scientific, CTA yang jelas, dan tracking yang bisa dibaca.</w:t>
+        <w:t xml:space="preserve"> Doctor-Led Digital Marketing for Healthcare Growth</w:t>
       </w:r>
     </w:p>
     <w:p>
@@ -4673,7 +3151,7 @@
           <w:color w:val="0F172A"/>
           <w:sz w:val="22"/>
         </w:rPr>
-        <w:t>CTA:</w:t>
+        <w:t>Services:</w:t>
       </w:r>
       <w:r>
         <w:rPr>
@@ -4682,7 +3160,7 @@
           <w:color w:val="0F172A"/>
           <w:sz w:val="22"/>
         </w:rPr>
-        <w:t xml:space="preserve"> Audit Digital Klinik Gratis; Konsultasi via WhatsApp.</w:t>
+        <w:t xml:space="preserve"> Website Klinik, Scientific Content, Social Media Healthcare, SEO + GEO, Tracking Funnel, Campaign Layanan, Scientific Deck, Webinar Engine.</w:t>
       </w:r>
     </w:p>
     <w:p>
@@ -4693,7 +3171,7 @@
           <w:color w:val="0F172A"/>
           <w:sz w:val="22"/>
         </w:rPr>
-        <w:t>Microcopy:</w:t>
+        <w:t>Email:</w:t>
       </w:r>
       <w:r>
         <w:rPr>
@@ -4702,15 +3180,27 @@
           <w:color w:val="0F172A"/>
           <w:sz w:val="22"/>
         </w:rPr>
-        <w:t xml:space="preserve"> Ceritakan kondisi digital MAPSY sekarang. MAPS bantu tentukan langkah paling masuk akal.</w:t>
+        <w:t xml:space="preserve"> hellow@maps-healthcare.id</w:t>
       </w:r>
     </w:p>
     <w:p>
-      <w:pPr>
-        <w:pStyle w:val="Heading1"/>
-      </w:pPr>
-      <w:r>
-        <w:t>21. Footer</w:t>
+      <w:r>
+        <w:rPr>
+          <w:rFonts w:ascii="Calibri" w:hAnsi="Calibri"/>
+          <w:b/>
+          <w:color w:val="0F172A"/>
+          <w:sz w:val="22"/>
+        </w:rPr>
+        <w:t>Legal microcopy:</w:t>
+      </w:r>
+      <w:r>
+        <w:rPr>
+          <w:rFonts w:ascii="Calibri" w:hAnsi="Calibri"/>
+          <w:b w:val="0"/>
+          <w:color w:val="0F172A"/>
+          <w:sz w:val="22"/>
+        </w:rPr>
+        <w:t xml:space="preserve"> Konten yang dibuat bertujuan untuk edukasi dan komunikasi marketing yang bertanggung jawab. Klaim medis tetap harus disesuaikan dengan regulasi, indikasi, etika profesi, dan konteks layanan/produk.</w:t>
       </w:r>
     </w:p>
     <w:p>
@@ -4721,7 +3211,7 @@
           <w:color w:val="0F172A"/>
           <w:sz w:val="22"/>
         </w:rPr>
-        <w:t>Brand:</w:t>
+        <w:t>Copyright:</w:t>
       </w:r>
       <w:r>
         <w:rPr>
@@ -4730,117 +3220,7 @@
           <w:color w:val="0F172A"/>
           <w:sz w:val="22"/>
         </w:rPr>
-        <w:t xml:space="preserve"> MAPS - Medical Advance Portfolio Scientific</w:t>
-      </w:r>
-    </w:p>
-    <w:p>
-      <w:r>
-        <w:rPr>
-          <w:rFonts w:ascii="Calibri" w:hAnsi="Calibri"/>
-          <w:b/>
-          <w:color w:val="0F172A"/>
-          <w:sz w:val="22"/>
-        </w:rPr>
-        <w:t>Services:</w:t>
-      </w:r>
-      <w:r>
-        <w:rPr>
-          <w:rFonts w:ascii="Calibri" w:hAnsi="Calibri"/>
-          <w:b w:val="0"/>
-          <w:color w:val="0F172A"/>
-          <w:sz w:val="22"/>
-        </w:rPr>
-        <w:t xml:space="preserve"> Website Klinik yang Bikin Pasien Paham; Scientific Content yang Tetap Enak Dibaca; Social Media Healthcare yang Punya Arah; SEO + GEO untuk Dicari dan Direkomendasikan; Tracking Funnel Tanpa Ribet; Campaign Layanan yang Tidak Asal Ramai.</w:t>
-      </w:r>
-    </w:p>
-    <w:p>
-      <w:r>
-        <w:rPr>
-          <w:rFonts w:ascii="Calibri" w:hAnsi="Calibri"/>
-          <w:b/>
-          <w:color w:val="0F172A"/>
-          <w:sz w:val="22"/>
-        </w:rPr>
-        <w:t>Contact:</w:t>
-      </w:r>
-      <w:r>
-        <w:rPr>
-          <w:rFonts w:ascii="Calibri" w:hAnsi="Calibri"/>
-          <w:b w:val="0"/>
-          <w:color w:val="0F172A"/>
-          <w:sz w:val="22"/>
-        </w:rPr>
-        <w:t xml:space="preserve"> hellow@maps-healthcare.id</w:t>
-      </w:r>
-    </w:p>
-    <w:p>
-      <w:r>
-        <w:rPr>
-          <w:rFonts w:ascii="Calibri" w:hAnsi="Calibri"/>
-          <w:b/>
-          <w:color w:val="0F172A"/>
-          <w:sz w:val="22"/>
-        </w:rPr>
-        <w:t>Legal:</w:t>
-      </w:r>
-      <w:r>
-        <w:rPr>
-          <w:rFonts w:ascii="Calibri" w:hAnsi="Calibri"/>
-          <w:b w:val="0"/>
-          <w:color w:val="0F172A"/>
-          <w:sz w:val="22"/>
-        </w:rPr>
-        <w:t xml:space="preserve"> Konten yang dibuat bertujuan untuk edukasi dan komunikasi marketing yang bertanggung jawab. Klaim medis tetap harus disesuaikan dengan regulasi, indikasi, etika profesi, dan konteks layanan/produk.</w:t>
-      </w:r>
-    </w:p>
-    <w:p>
-      <w:r>
-        <w:rPr>
-          <w:rFonts w:ascii="Calibri" w:hAnsi="Calibri"/>
-          <w:b/>
-          <w:color w:val="0F172A"/>
-          <w:sz w:val="22"/>
-        </w:rPr>
-        <w:t>Copyright:</w:t>
-      </w:r>
-      <w:r>
-        <w:rPr>
-          <w:rFonts w:ascii="Calibri" w:hAnsi="Calibri"/>
-          <w:b w:val="0"/>
-          <w:color w:val="0F172A"/>
-          <w:sz w:val="22"/>
-        </w:rPr>
-        <w:t xml:space="preserve"> Copyright (c) 2026 MAPS - Medical Advance Portfolio Scientific. All rights reserved.</w:t>
-      </w:r>
-    </w:p>
-    <w:p>
-      <w:pPr>
-        <w:pStyle w:val="Heading1"/>
-      </w:pPr>
-      <w:r>
-        <w:t>22. WhatsApp Default</w:t>
-      </w:r>
-    </w:p>
-    <w:p>
-      <w:r>
-        <w:rPr>
-          <w:rFonts w:ascii="Calibri" w:hAnsi="Calibri"/>
-          <w:b w:val="0"/>
-          <w:color w:val="0F172A"/>
-          <w:sz w:val="22"/>
-        </w:rPr>
-        <w:t>Halo MAPS, saya MAPSY mau audit digital untuk klinik/bisnis healthcare saya dong.</w:t>
-      </w:r>
-    </w:p>
-    <w:p>
-      <w:r>
-        <w:rPr>
-          <w:rFonts w:ascii="Calibri" w:hAnsi="Calibri"/>
-          <w:b w:val="0"/>
-          <w:color w:val="0F172A"/>
-          <w:sz w:val="22"/>
-        </w:rPr>
-        <w:t>Saat ini saya butuh bantuan untuk website/konten/SEO/tracking/sistem operasional.</w:t>
+        <w:t xml:space="preserve"> Copyright (c) 2026 MAPS - Medical Advanced Portfolio Solution. All rights reserved.</w:t>
       </w:r>
     </w:p>
     <w:sectPr>
@@ -4870,7 +3250,7 @@
         <w:color w:val="475569"/>
         <w:sz w:val="18"/>
       </w:rPr>
-      <w:t xml:space="preserve">Medical Advance Portfolio Scientific  |  </w:t>
+      <w:t xml:space="preserve">Medical Advanced Portfolio Solution  |  </w:t>
     </w:r>
     <w:r>
       <w:rPr>
